--- a/Documentação/Documentação PI.docx
+++ b/Documentação/Documentação PI.docx
@@ -3902,9 +3902,9 @@
         </w:rPr>
         <w:lastRenderedPageBreak/>
         <w:drawing>
-          <wp:inline distT="0" distB="0" distL="0" distR="0" wp14:anchorId="4F7834FE" wp14:editId="406A79B2">
-            <wp:extent cx="3966502" cy="3604776"/>
-            <wp:effectExtent l="0" t="0" r="0" b="0"/>
+          <wp:inline distT="0" distB="0" distL="0" distR="0" wp14:anchorId="4F7834FE" wp14:editId="19AF5ED7">
+            <wp:extent cx="4229100" cy="4429125"/>
+            <wp:effectExtent l="0" t="0" r="0" b="9525"/>
             <wp:docPr id="12" name="image5.png"/>
             <wp:cNvGraphicFramePr/>
             <a:graphic xmlns:a="http://schemas.openxmlformats.org/drawingml/2006/main">
@@ -3929,7 +3929,7 @@
                   <pic:spPr>
                     <a:xfrm>
                       <a:off x="0" y="0"/>
-                      <a:ext cx="3966502" cy="3604776"/>
+                      <a:ext cx="4229708" cy="4429762"/>
                     </a:xfrm>
                     <a:prstGeom prst="rect">
                       <a:avLst/>
@@ -3951,14 +3951,27 @@
       <w:r>
         <w:t xml:space="preserve">Figura </w:t>
       </w:r>
-      <w:fldSimple w:instr=" SEQ Figura \* ARABIC ">
-        <w:r>
-          <w:rPr>
-            <w:noProof/>
-          </w:rPr>
-          <w:t>1</w:t>
-        </w:r>
-      </w:fldSimple>
+      <w:r>
+        <w:fldChar w:fldCharType="begin"/>
+      </w:r>
+      <w:r>
+        <w:instrText xml:space="preserve"> SEQ Figura \* ARABIC </w:instrText>
+      </w:r>
+      <w:r>
+        <w:fldChar w:fldCharType="separate"/>
+      </w:r>
+      <w:r>
+        <w:rPr>
+          <w:noProof/>
+        </w:rPr>
+        <w:t>1</w:t>
+      </w:r>
+      <w:r>
+        <w:rPr>
+          <w:noProof/>
+        </w:rPr>
+        <w:fldChar w:fldCharType="end"/>
+      </w:r>
       <w:r>
         <w:t xml:space="preserve"> – Diagrama de Caso de Uso</w:t>
       </w:r>
@@ -4059,11 +4072,8 @@
     </w:p>
     <w:p>
       <w:r>
-        <w:t xml:space="preserve">Os relacionamentos estabelecem as regras de negócio do sistema: cada usuário deve possuir exatamente um perfil, enquanto um perfil pode estar associado a múltiplos usuários; um usuário pode publicar várias notícias, sendo que cada notícia </w:t>
-      </w:r>
-      <w:r>
         <w:lastRenderedPageBreak/>
-        <w:t>possui um único autor; e cada notícia está vinculada a uma única categoria, enquanto uma categoria pode agrupar diversas notícias.</w:t>
+        <w:t>Os relacionamentos estabelecem as regras de negócio do sistema: cada usuário deve possuir exatamente um perfil, enquanto um perfil pode estar associado a múltiplos usuários; um usuário pode publicar várias notícias, sendo que cada notícia possui um único autor; e cada notícia está vinculada a uma única categoria, enquanto uma categoria pode agrupar diversas notícias.</w:t>
       </w:r>
     </w:p>
     <w:p/>
@@ -4129,14 +4139,27 @@
       <w:r>
         <w:t xml:space="preserve">Figura </w:t>
       </w:r>
-      <w:fldSimple w:instr=" SEQ Figura \* ARABIC ">
-        <w:r>
-          <w:rPr>
-            <w:noProof/>
-          </w:rPr>
-          <w:t>2</w:t>
-        </w:r>
-      </w:fldSimple>
+      <w:r>
+        <w:fldChar w:fldCharType="begin"/>
+      </w:r>
+      <w:r>
+        <w:instrText xml:space="preserve"> SEQ Figura \* ARABIC </w:instrText>
+      </w:r>
+      <w:r>
+        <w:fldChar w:fldCharType="separate"/>
+      </w:r>
+      <w:r>
+        <w:rPr>
+          <w:noProof/>
+        </w:rPr>
+        <w:t>2</w:t>
+      </w:r>
+      <w:r>
+        <w:rPr>
+          <w:noProof/>
+        </w:rPr>
+        <w:fldChar w:fldCharType="end"/>
+      </w:r>
       <w:r>
         <w:t xml:space="preserve"> – Modelo Conceitual</w:t>
       </w:r>
@@ -4342,14 +4365,27 @@
       <w:r>
         <w:t xml:space="preserve">Figura </w:t>
       </w:r>
-      <w:fldSimple w:instr=" SEQ Figura \* ARABIC ">
-        <w:r>
-          <w:rPr>
-            <w:noProof/>
-          </w:rPr>
-          <w:t>3</w:t>
-        </w:r>
-      </w:fldSimple>
+      <w:r>
+        <w:fldChar w:fldCharType="begin"/>
+      </w:r>
+      <w:r>
+        <w:instrText xml:space="preserve"> SEQ Figura \* ARABIC </w:instrText>
+      </w:r>
+      <w:r>
+        <w:fldChar w:fldCharType="separate"/>
+      </w:r>
+      <w:r>
+        <w:rPr>
+          <w:noProof/>
+        </w:rPr>
+        <w:t>3</w:t>
+      </w:r>
+      <w:r>
+        <w:rPr>
+          <w:noProof/>
+        </w:rPr>
+        <w:fldChar w:fldCharType="end"/>
+      </w:r>
       <w:r>
         <w:t xml:space="preserve"> – Modelo Lógico</w:t>
       </w:r>
@@ -4497,14 +4533,30 @@
       <w:r>
         <w:t xml:space="preserve">Figura </w:t>
       </w:r>
-      <w:fldSimple w:instr=" SEQ Figura \* ARABIC ">
-        <w:r>
-          <w:rPr>
-            <w:noProof/>
-          </w:rPr>
-          <w:t>4</w:t>
-        </w:r>
-      </w:fldSimple>
+      <w:r>
+        <w:fldChar w:fldCharType="begin"/>
+      </w:r>
+      <w:r>
+        <w:instrText xml:space="preserve"> SEQ Fi</w:instrText>
+      </w:r>
+      <w:r>
+        <w:instrText xml:space="preserve">gura \* ARABIC </w:instrText>
+      </w:r>
+      <w:r>
+        <w:fldChar w:fldCharType="separate"/>
+      </w:r>
+      <w:r>
+        <w:rPr>
+          <w:noProof/>
+        </w:rPr>
+        <w:t>4</w:t>
+      </w:r>
+      <w:r>
+        <w:rPr>
+          <w:noProof/>
+        </w:rPr>
+        <w:fldChar w:fldCharType="end"/>
+      </w:r>
       <w:r>
         <w:t xml:space="preserve"> – Pagina Index</w:t>
       </w:r>
@@ -4627,14 +4679,27 @@
       <w:r>
         <w:t xml:space="preserve">Figura </w:t>
       </w:r>
-      <w:fldSimple w:instr=" SEQ Figura \* ARABIC ">
-        <w:r>
-          <w:rPr>
-            <w:noProof/>
-          </w:rPr>
-          <w:t>5</w:t>
-        </w:r>
-      </w:fldSimple>
+      <w:r>
+        <w:fldChar w:fldCharType="begin"/>
+      </w:r>
+      <w:r>
+        <w:instrText xml:space="preserve"> SEQ Figura \* ARABIC </w:instrText>
+      </w:r>
+      <w:r>
+        <w:fldChar w:fldCharType="separate"/>
+      </w:r>
+      <w:r>
+        <w:rPr>
+          <w:noProof/>
+        </w:rPr>
+        <w:t>5</w:t>
+      </w:r>
+      <w:r>
+        <w:rPr>
+          <w:noProof/>
+        </w:rPr>
+        <w:fldChar w:fldCharType="end"/>
+      </w:r>
       <w:r>
         <w:t xml:space="preserve"> – Pagina de Notícias</w:t>
       </w:r>
@@ -4782,14 +4847,27 @@
       <w:r>
         <w:t xml:space="preserve">Figura </w:t>
       </w:r>
-      <w:fldSimple w:instr=" SEQ Figura \* ARABIC ">
-        <w:r>
-          <w:rPr>
-            <w:noProof/>
-          </w:rPr>
-          <w:t>6</w:t>
-        </w:r>
-      </w:fldSimple>
+      <w:r>
+        <w:fldChar w:fldCharType="begin"/>
+      </w:r>
+      <w:r>
+        <w:instrText xml:space="preserve"> SEQ Figura \* ARABIC </w:instrText>
+      </w:r>
+      <w:r>
+        <w:fldChar w:fldCharType="separate"/>
+      </w:r>
+      <w:r>
+        <w:rPr>
+          <w:noProof/>
+        </w:rPr>
+        <w:t>6</w:t>
+      </w:r>
+      <w:r>
+        <w:rPr>
+          <w:noProof/>
+        </w:rPr>
+        <w:fldChar w:fldCharType="end"/>
+      </w:r>
       <w:r>
         <w:t xml:space="preserve"> - Login</w:t>
       </w:r>
@@ -4883,14 +4961,27 @@
       <w:r>
         <w:t xml:space="preserve">Figura </w:t>
       </w:r>
-      <w:fldSimple w:instr=" SEQ Figura \* ARABIC ">
-        <w:r>
-          <w:rPr>
-            <w:noProof/>
-          </w:rPr>
-          <w:t>7</w:t>
-        </w:r>
-      </w:fldSimple>
+      <w:r>
+        <w:fldChar w:fldCharType="begin"/>
+      </w:r>
+      <w:r>
+        <w:instrText xml:space="preserve"> SEQ Figura \* ARABIC </w:instrText>
+      </w:r>
+      <w:r>
+        <w:fldChar w:fldCharType="separate"/>
+      </w:r>
+      <w:r>
+        <w:rPr>
+          <w:noProof/>
+        </w:rPr>
+        <w:t>7</w:t>
+      </w:r>
+      <w:r>
+        <w:rPr>
+          <w:noProof/>
+        </w:rPr>
+        <w:fldChar w:fldCharType="end"/>
+      </w:r>
       <w:r>
         <w:t xml:space="preserve"> – Mudar Dados</w:t>
       </w:r>
@@ -5015,14 +5106,27 @@
       <w:r>
         <w:t xml:space="preserve">Figura </w:t>
       </w:r>
-      <w:fldSimple w:instr=" SEQ Figura \* ARABIC ">
-        <w:r>
-          <w:rPr>
-            <w:noProof/>
-          </w:rPr>
-          <w:t>8</w:t>
-        </w:r>
-      </w:fldSimple>
+      <w:r>
+        <w:fldChar w:fldCharType="begin"/>
+      </w:r>
+      <w:r>
+        <w:instrText xml:space="preserve"> SEQ Figura \* ARABIC </w:instrText>
+      </w:r>
+      <w:r>
+        <w:fldChar w:fldCharType="separate"/>
+      </w:r>
+      <w:r>
+        <w:rPr>
+          <w:noProof/>
+        </w:rPr>
+        <w:t>8</w:t>
+      </w:r>
+      <w:r>
+        <w:rPr>
+          <w:noProof/>
+        </w:rPr>
+        <w:fldChar w:fldCharType="end"/>
+      </w:r>
       <w:r>
         <w:t xml:space="preserve"> – Publicar Noticia</w:t>
       </w:r>
@@ -5152,14 +5256,27 @@
       <w:r>
         <w:t xml:space="preserve">Figura </w:t>
       </w:r>
-      <w:fldSimple w:instr=" SEQ Figura \* ARABIC ">
-        <w:r>
-          <w:rPr>
-            <w:noProof/>
-          </w:rPr>
-          <w:t>9</w:t>
-        </w:r>
-      </w:fldSimple>
+      <w:r>
+        <w:fldChar w:fldCharType="begin"/>
+      </w:r>
+      <w:r>
+        <w:instrText xml:space="preserve"> SEQ Figura \* ARABIC </w:instrText>
+      </w:r>
+      <w:r>
+        <w:fldChar w:fldCharType="separate"/>
+      </w:r>
+      <w:r>
+        <w:rPr>
+          <w:noProof/>
+        </w:rPr>
+        <w:t>9</w:t>
+      </w:r>
+      <w:r>
+        <w:rPr>
+          <w:noProof/>
+        </w:rPr>
+        <w:fldChar w:fldCharType="end"/>
+      </w:r>
       <w:r>
         <w:t xml:space="preserve"> – Editar Noticia</w:t>
       </w:r>
@@ -5293,14 +5410,27 @@
       <w:r>
         <w:t xml:space="preserve">Figura </w:t>
       </w:r>
-      <w:fldSimple w:instr=" SEQ Figura \* ARABIC ">
-        <w:r>
-          <w:rPr>
-            <w:noProof/>
-          </w:rPr>
-          <w:t>10</w:t>
-        </w:r>
-      </w:fldSimple>
+      <w:r>
+        <w:fldChar w:fldCharType="begin"/>
+      </w:r>
+      <w:r>
+        <w:instrText xml:space="preserve"> SEQ Figura \* ARABIC </w:instrText>
+      </w:r>
+      <w:r>
+        <w:fldChar w:fldCharType="separate"/>
+      </w:r>
+      <w:r>
+        <w:rPr>
+          <w:noProof/>
+        </w:rPr>
+        <w:t>10</w:t>
+      </w:r>
+      <w:r>
+        <w:rPr>
+          <w:noProof/>
+        </w:rPr>
+        <w:fldChar w:fldCharType="end"/>
+      </w:r>
       <w:r>
         <w:t xml:space="preserve"> - Sobre</w:t>
       </w:r>
@@ -5425,14 +5555,27 @@
       <w:r>
         <w:t xml:space="preserve">Figura </w:t>
       </w:r>
-      <w:fldSimple w:instr=" SEQ Figura \* ARABIC ">
-        <w:r>
-          <w:rPr>
-            <w:noProof/>
-          </w:rPr>
-          <w:t>11</w:t>
-        </w:r>
-      </w:fldSimple>
+      <w:r>
+        <w:fldChar w:fldCharType="begin"/>
+      </w:r>
+      <w:r>
+        <w:instrText xml:space="preserve"> SEQ Figura \* ARABIC </w:instrText>
+      </w:r>
+      <w:r>
+        <w:fldChar w:fldCharType="separate"/>
+      </w:r>
+      <w:r>
+        <w:rPr>
+          <w:noProof/>
+        </w:rPr>
+        <w:t>11</w:t>
+      </w:r>
+      <w:r>
+        <w:rPr>
+          <w:noProof/>
+        </w:rPr>
+        <w:fldChar w:fldCharType="end"/>
+      </w:r>
       <w:r>
         <w:t xml:space="preserve"> - Admin</w:t>
       </w:r>
@@ -5547,14 +5690,27 @@
       <w:r>
         <w:t xml:space="preserve">Figura </w:t>
       </w:r>
-      <w:fldSimple w:instr=" SEQ Figura \* ARABIC ">
-        <w:r>
-          <w:rPr>
-            <w:noProof/>
-          </w:rPr>
-          <w:t>12</w:t>
-        </w:r>
-      </w:fldSimple>
+      <w:r>
+        <w:fldChar w:fldCharType="begin"/>
+      </w:r>
+      <w:r>
+        <w:instrText xml:space="preserve"> SEQ Figura \* ARABIC </w:instrText>
+      </w:r>
+      <w:r>
+        <w:fldChar w:fldCharType="separate"/>
+      </w:r>
+      <w:r>
+        <w:rPr>
+          <w:noProof/>
+        </w:rPr>
+        <w:t>12</w:t>
+      </w:r>
+      <w:r>
+        <w:rPr>
+          <w:noProof/>
+        </w:rPr>
+        <w:fldChar w:fldCharType="end"/>
+      </w:r>
       <w:r>
         <w:t xml:space="preserve"> – Acesso Restrito</w:t>
       </w:r>
@@ -5673,14 +5829,27 @@
       <w:r>
         <w:t xml:space="preserve">Figura </w:t>
       </w:r>
-      <w:fldSimple w:instr=" SEQ Figura \* ARABIC ">
-        <w:r>
-          <w:rPr>
-            <w:noProof/>
-          </w:rPr>
-          <w:t>13</w:t>
-        </w:r>
-      </w:fldSimple>
+      <w:r>
+        <w:fldChar w:fldCharType="begin"/>
+      </w:r>
+      <w:r>
+        <w:instrText xml:space="preserve"> SEQ Figura \* ARABIC </w:instrText>
+      </w:r>
+      <w:r>
+        <w:fldChar w:fldCharType="separate"/>
+      </w:r>
+      <w:r>
+        <w:rPr>
+          <w:noProof/>
+        </w:rPr>
+        <w:t>13</w:t>
+      </w:r>
+      <w:r>
+        <w:rPr>
+          <w:noProof/>
+        </w:rPr>
+        <w:fldChar w:fldCharType="end"/>
+      </w:r>
       <w:r>
         <w:t xml:space="preserve"> - 404</w:t>
       </w:r>
@@ -9179,28 +9348,28 @@
 </file>
 
 <file path=customXml/item1.xml><?xml version="1.0" encoding="utf-8"?>
-<b:Sources xmlns:b="http://schemas.openxmlformats.org/officeDocument/2006/bibliography" xmlns="http://schemas.openxmlformats.org/officeDocument/2006/bibliography" SelectedStyle="\APASixthEditionOfficeOnline.xsl" StyleName="APA" Version="6"/>
-</file>
-
-<file path=customXml/item2.xml><?xml version="1.0" encoding="utf-8"?>
 <go:gDocsCustomXmlDataStorage xmlns:go="http://customooxmlschemas.google.com/" xmlns:r="http://schemas.openxmlformats.org/officeDocument/2006/relationships" uri="GoogleDocsCustomDataVersion2">
   <go:docsCustomData xmlns:go="http://customooxmlschemas.google.com/" roundtripDataSignature="AMtx7mgYmP008kLXglUu8Vq6VcOci0yYpQ==">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</go:docsCustomData>
 </go:gDocsCustomXmlDataStorage>
 </file>
 
-<file path=customXml/itemProps1.xml><?xml version="1.0" encoding="utf-8"?>
-<ds:datastoreItem xmlns:ds="http://schemas.openxmlformats.org/officeDocument/2006/customXml" ds:itemID="{96472495-2173-449C-B115-A3B967B5F40D}">
-  <ds:schemaRefs>
-    <ds:schemaRef ds:uri="http://schemas.openxmlformats.org/officeDocument/2006/bibliography"/>
-  </ds:schemaRefs>
-</ds:datastoreItem>
+<file path=customXml/item2.xml><?xml version="1.0" encoding="utf-8"?>
+<b:Sources xmlns:b="http://schemas.openxmlformats.org/officeDocument/2006/bibliography" xmlns="http://schemas.openxmlformats.org/officeDocument/2006/bibliography" SelectedStyle="\APASixthEditionOfficeOnline.xsl" StyleName="APA" Version="6"/>
 </file>
 
-<file path=customXml/itemProps2.xml><?xml version="1.0" encoding="utf-8"?>
+<file path=customXml/itemProps1.xml><?xml version="1.0" encoding="utf-8"?>
 <ds:datastoreItem xmlns:ds="http://schemas.openxmlformats.org/officeDocument/2006/customXml" ds:itemID="{11111111-1234-1234-1234-123412341234}">
   <ds:schemaRefs>
     <ds:schemaRef ds:uri="http://customooxmlschemas.google.com/"/>
     <ds:schemaRef ds:uri="http://schemas.openxmlformats.org/officeDocument/2006/relationships"/>
   </ds:schemaRefs>
 </ds:datastoreItem>
+</file>
+
+<file path=customXml/itemProps2.xml><?xml version="1.0" encoding="utf-8"?>
+<ds:datastoreItem xmlns:ds="http://schemas.openxmlformats.org/officeDocument/2006/customXml" ds:itemID="{96472495-2173-449C-B115-A3B967B5F40D}">
+  <ds:schemaRefs>
+    <ds:schemaRef ds:uri="http://schemas.openxmlformats.org/officeDocument/2006/bibliography"/>
+  </ds:schemaRefs>
+</ds:datastoreItem>
 </file>
--- a/Documentação/Documentação PI.docx
+++ b/Documentação/Documentação PI.docx
@@ -297,68 +297,48 @@
         </w:rPr>
         <w:t xml:space="preserve">, </w:t>
       </w:r>
-      <w:proofErr w:type="spellStart"/>
       <w:r>
         <w:rPr>
           <w:sz w:val="28"/>
           <w:szCs w:val="28"/>
         </w:rPr>
-        <w:t>Luis</w:t>
-      </w:r>
-      <w:proofErr w:type="spellEnd"/>
+        <w:t xml:space="preserve">Luis </w:t>
+      </w:r>
       <w:r>
         <w:rPr>
           <w:sz w:val="28"/>
           <w:szCs w:val="28"/>
         </w:rPr>
-        <w:t xml:space="preserve"> </w:t>
+        <w:t xml:space="preserve">Gustavo </w:t>
       </w:r>
       <w:r>
         <w:rPr>
           <w:sz w:val="28"/>
           <w:szCs w:val="28"/>
         </w:rPr>
-        <w:t xml:space="preserve">Gustavo </w:t>
-      </w:r>
-      <w:proofErr w:type="spellStart"/>
+        <w:t>Razzera</w:t>
+      </w:r>
       <w:r>
         <w:rPr>
           <w:sz w:val="28"/>
           <w:szCs w:val="28"/>
         </w:rPr>
-        <w:t>Razzera</w:t>
-      </w:r>
-      <w:proofErr w:type="spellEnd"/>
+        <w:t xml:space="preserve">, </w:t>
+      </w:r>
       <w:r>
         <w:rPr>
           <w:sz w:val="28"/>
           <w:szCs w:val="28"/>
         </w:rPr>
-        <w:t xml:space="preserve">, </w:t>
+        <w:t>Anderson</w:t>
       </w:r>
       <w:r>
         <w:rPr>
           <w:sz w:val="28"/>
           <w:szCs w:val="28"/>
         </w:rPr>
-        <w:t>Anderson</w:t>
-      </w:r>
-      <w:r>
-        <w:rPr>
-          <w:sz w:val="28"/>
-          <w:szCs w:val="28"/>
-        </w:rPr>
-        <w:t xml:space="preserve"> </w:t>
-      </w:r>
-      <w:proofErr w:type="spellStart"/>
-      <w:r>
-        <w:rPr>
-          <w:sz w:val="28"/>
-          <w:szCs w:val="28"/>
-        </w:rPr>
-        <w:t>Choren</w:t>
-      </w:r>
-      <w:proofErr w:type="spellEnd"/>
+        <w:t xml:space="preserve"> Choren</w:t>
+      </w:r>
       <w:r>
         <w:rPr>
           <w:sz w:val="28"/>
@@ -389,17 +369,8 @@
           <w:sz w:val="28"/>
           <w:szCs w:val="28"/>
         </w:rPr>
-        <w:t xml:space="preserve">Felipe </w:t>
-      </w:r>
-      <w:proofErr w:type="spellStart"/>
-      <w:r>
-        <w:rPr>
-          <w:sz w:val="28"/>
-          <w:szCs w:val="28"/>
-        </w:rPr>
-        <w:t>Remus</w:t>
-      </w:r>
-      <w:proofErr w:type="spellEnd"/>
+        <w:t>Felipe Remus</w:t>
+      </w:r>
     </w:p>
     <w:p>
       <w:pPr>
@@ -3403,15 +3374,7 @@
     </w:p>
     <w:p>
       <w:r>
-        <w:t xml:space="preserve">O sistema tem como objetivo de facilitar o acesso </w:t>
-      </w:r>
-      <w:proofErr w:type="spellStart"/>
-      <w:r>
-        <w:t>á</w:t>
-      </w:r>
-      <w:proofErr w:type="spellEnd"/>
-      <w:r>
-        <w:t xml:space="preserve"> informação com uma interface intuitiva e responsiva, trazendo uma experiência eficiente de leitura.</w:t>
+        <w:t>O sistema tem como objetivo de facilitar o acesso á informação com uma interface intuitiva e responsiva, trazendo uma experiência eficiente de leitura.</w:t>
       </w:r>
     </w:p>
     <w:p>
@@ -3421,47 +3384,7 @@
     </w:p>
     <w:p>
       <w:r>
-        <w:t xml:space="preserve">As categorias disponíveis do projeto são: Formula 1, Formula 2, Formula 3, Formula 4, F1 </w:t>
-      </w:r>
-      <w:proofErr w:type="spellStart"/>
-      <w:r>
-        <w:t>Academy</w:t>
-      </w:r>
-      <w:proofErr w:type="spellEnd"/>
-      <w:r>
-        <w:t xml:space="preserve">, Formula E, IndyCar, World </w:t>
-      </w:r>
-      <w:proofErr w:type="spellStart"/>
-      <w:r>
-        <w:t>Endurance</w:t>
-      </w:r>
-      <w:proofErr w:type="spellEnd"/>
-      <w:r>
-        <w:t xml:space="preserve"> </w:t>
-      </w:r>
-      <w:proofErr w:type="spellStart"/>
-      <w:r>
-        <w:t>Championship</w:t>
-      </w:r>
-      <w:proofErr w:type="spellEnd"/>
-      <w:r>
-        <w:t xml:space="preserve"> (WEC), World Rally </w:t>
-      </w:r>
-      <w:proofErr w:type="spellStart"/>
-      <w:r>
-        <w:t>Championship</w:t>
-      </w:r>
-      <w:proofErr w:type="spellEnd"/>
-      <w:r>
-        <w:t xml:space="preserve"> (WRC), </w:t>
-      </w:r>
-      <w:proofErr w:type="spellStart"/>
-      <w:r>
-        <w:t>Nascar</w:t>
-      </w:r>
-      <w:proofErr w:type="spellEnd"/>
-      <w:r>
-        <w:t>, MotoGP, Moto2 e Moto3.</w:t>
+        <w:t>As categorias disponíveis do projeto são: Formula 1, Formula 2, Formula 3, Formula 4, F1 Academy, Formula E, IndyCar, World Endurance Championship (WEC), World Rally Championship (WRC), Nascar, MotoGP, Moto2 e Moto3.</w:t>
       </w:r>
     </w:p>
     <w:p/>
@@ -3646,9 +3569,41 @@
       <w:pPr>
         <w:pStyle w:val="Ttulo1"/>
       </w:pPr>
+      <w:r>
+        <w:t>4 Metodologia</w:t>
+      </w:r>
+    </w:p>
+    <w:p>
+      <w:r>
+        <w:t xml:space="preserve">O desenvolvimento do Racing Blog foi conduzido por meio de uma abordagem prática e estruturada. </w:t>
+      </w:r>
+      <w:r>
+        <w:t>T</w:t>
+      </w:r>
+      <w:r>
+        <w:t>eve início com o levantamento de requisitos funcionais e não funcionais, que fundamentaram as decisões de projeto e garantiram que as necessidades fossem atendidas. Na sequência, realizou-se a modelagem do sistema por meio de diagramas de caso de uso e da elaboração dos modelos conceitual e lógico do banco de dados. A implementação técnica ocorreu no ambiente VSCode, integrando front-end, back-end para gestão de sessões e permissões. Por fim, a documentação técnica fo</w:t>
+      </w:r>
+      <w:r>
+        <w:t>i</w:t>
+      </w:r>
+      <w:r>
+        <w:t xml:space="preserve"> consolidad</w:t>
+      </w:r>
+      <w:r>
+        <w:t>a nas nroma da ABTN</w:t>
+      </w:r>
+      <w:r>
+        <w:t>, fechando um ciclo completo de análise, projeto, desenvolvimento e validação que materializou a aplicação prática dos conhecimentos adquiridos ao longo da formação.</w:t>
+      </w:r>
+    </w:p>
+    <w:p/>
+    <w:p>
+      <w:pPr>
+        <w:pStyle w:val="Ttulo1"/>
+      </w:pPr>
       <w:bookmarkStart w:id="5" w:name="_Toc228191153"/>
       <w:r>
-        <w:t>4</w:t>
+        <w:t>5</w:t>
       </w:r>
       <w:r>
         <w:t xml:space="preserve"> Requisitos</w:t>
@@ -3661,7 +3616,7 @@
       </w:pPr>
       <w:bookmarkStart w:id="6" w:name="_Toc228191154"/>
       <w:r>
-        <w:t>4</w:t>
+        <w:t>5</w:t>
       </w:r>
       <w:r>
         <w:t>.1 Requisitos Funcionais</w:t>
@@ -3755,7 +3710,7 @@
       </w:pPr>
       <w:bookmarkStart w:id="7" w:name="_Toc228191155"/>
       <w:r>
-        <w:t>4</w:t>
+        <w:t>5</w:t>
       </w:r>
       <w:r>
         <w:t>.2 Requisitos Não Funcionais</w:t>
@@ -3849,7 +3804,8 @@
       </w:pPr>
       <w:bookmarkStart w:id="8" w:name="_Toc228191156"/>
       <w:r>
-        <w:t>5</w:t>
+        <w:lastRenderedPageBreak/>
+        <w:t>6</w:t>
       </w:r>
       <w:r>
         <w:t xml:space="preserve"> Diagrama</w:t>
@@ -3865,7 +3821,7 @@
       </w:pPr>
       <w:bookmarkStart w:id="9" w:name="_Toc228191157"/>
       <w:r>
-        <w:t>5</w:t>
+        <w:t>6</w:t>
       </w:r>
       <w:r>
         <w:t>.1 Caso de Uso</w:t>
@@ -3900,7 +3856,6 @@
         <w:rPr>
           <w:noProof/>
         </w:rPr>
-        <w:lastRenderedPageBreak/>
         <w:drawing>
           <wp:inline distT="0" distB="0" distL="0" distR="0" wp14:anchorId="4F7834FE" wp14:editId="19AF5ED7">
             <wp:extent cx="4229100" cy="4429125"/>
@@ -3951,27 +3906,14 @@
       <w:r>
         <w:t xml:space="preserve">Figura </w:t>
       </w:r>
-      <w:r>
-        <w:fldChar w:fldCharType="begin"/>
-      </w:r>
-      <w:r>
-        <w:instrText xml:space="preserve"> SEQ Figura \* ARABIC </w:instrText>
-      </w:r>
-      <w:r>
-        <w:fldChar w:fldCharType="separate"/>
-      </w:r>
-      <w:r>
-        <w:rPr>
-          <w:noProof/>
-        </w:rPr>
-        <w:t>1</w:t>
-      </w:r>
-      <w:r>
-        <w:rPr>
-          <w:noProof/>
-        </w:rPr>
-        <w:fldChar w:fldCharType="end"/>
-      </w:r>
+      <w:fldSimple w:instr=" SEQ Figura \* ARABIC ">
+        <w:r>
+          <w:rPr>
+            <w:noProof/>
+          </w:rPr>
+          <w:t>1</w:t>
+        </w:r>
+      </w:fldSimple>
       <w:r>
         <w:t xml:space="preserve"> – Diagrama de Caso de Uso</w:t>
       </w:r>
@@ -4010,7 +3952,7 @@
       </w:pPr>
       <w:bookmarkStart w:id="11" w:name="_Toc228191158"/>
       <w:r>
-        <w:t>6</w:t>
+        <w:t>7</w:t>
       </w:r>
       <w:r>
         <w:t xml:space="preserve"> Banco de Dados</w:t>
@@ -4038,7 +3980,7 @@
       </w:pPr>
       <w:bookmarkStart w:id="12" w:name="_Toc228191159"/>
       <w:r>
-        <w:t>6</w:t>
+        <w:t>7</w:t>
       </w:r>
       <w:r>
         <w:t>.</w:t>
@@ -4059,20 +4001,11 @@
         <w:t>lógica</w:t>
       </w:r>
       <w:r>
-        <w:t xml:space="preserve">, evidenciando as entidades e seus relacionamentos. O sistema é composto por quatro entidades principais: Perfis, responsável por definir os níveis de acesso; </w:t>
-      </w:r>
-      <w:proofErr w:type="spellStart"/>
-      <w:r>
-        <w:t>Usuarios</w:t>
-      </w:r>
-      <w:proofErr w:type="spellEnd"/>
-      <w:r>
-        <w:t>, que armazena os dados cadastrais e de autenticação; Noticias, que representa as publicações realizadas; e Categorias, que organiza os conteúdos por tema.</w:t>
-      </w:r>
-    </w:p>
-    <w:p>
-      <w:r>
-        <w:lastRenderedPageBreak/>
+        <w:t>, evidenciando as entidades e seus relacionamentos. O sistema é composto por quatro entidades principais: Perfis, responsável por definir os níveis de acesso; Usuarios, que armazena os dados cadastrais e de autenticação; Noticias, que representa as publicações realizadas; e Categorias, que organiza os conteúdos por tema.</w:t>
+      </w:r>
+    </w:p>
+    <w:p>
+      <w:r>
         <w:t>Os relacionamentos estabelecem as regras de negócio do sistema: cada usuário deve possuir exatamente um perfil, enquanto um perfil pode estar associado a múltiplos usuários; um usuário pode publicar várias notícias, sendo que cada notícia possui um único autor; e cada notícia está vinculada a uma única categoria, enquanto uma categoria pode agrupar diversas notícias.</w:t>
       </w:r>
     </w:p>
@@ -4139,27 +4072,14 @@
       <w:r>
         <w:t xml:space="preserve">Figura </w:t>
       </w:r>
-      <w:r>
-        <w:fldChar w:fldCharType="begin"/>
-      </w:r>
-      <w:r>
-        <w:instrText xml:space="preserve"> SEQ Figura \* ARABIC </w:instrText>
-      </w:r>
-      <w:r>
-        <w:fldChar w:fldCharType="separate"/>
-      </w:r>
-      <w:r>
-        <w:rPr>
-          <w:noProof/>
-        </w:rPr>
-        <w:t>2</w:t>
-      </w:r>
-      <w:r>
-        <w:rPr>
-          <w:noProof/>
-        </w:rPr>
-        <w:fldChar w:fldCharType="end"/>
-      </w:r>
+      <w:fldSimple w:instr=" SEQ Figura \* ARABIC ">
+        <w:r>
+          <w:rPr>
+            <w:noProof/>
+          </w:rPr>
+          <w:t>2</w:t>
+        </w:r>
+      </w:fldSimple>
       <w:r>
         <w:t xml:space="preserve"> – Modelo Conceitual</w:t>
       </w:r>
@@ -4198,7 +4118,7 @@
       </w:pPr>
       <w:bookmarkStart w:id="14" w:name="_Toc228191160"/>
       <w:r>
-        <w:t>6</w:t>
+        <w:t>7</w:t>
       </w:r>
       <w:r>
         <w:t>.</w:t>
@@ -4222,69 +4142,17 @@
         <w:t>s</w:t>
       </w:r>
       <w:r>
-        <w:t xml:space="preserve">: Perfis, </w:t>
-      </w:r>
-      <w:proofErr w:type="spellStart"/>
-      <w:r>
-        <w:t>Usuarios</w:t>
-      </w:r>
-      <w:proofErr w:type="spellEnd"/>
-      <w:r>
-        <w:t xml:space="preserve">, </w:t>
-      </w:r>
-      <w:proofErr w:type="spellStart"/>
-      <w:r>
-        <w:t>Noticias</w:t>
-      </w:r>
-      <w:proofErr w:type="spellEnd"/>
-      <w:r>
-        <w:t xml:space="preserve"> e Categorias. Cada tabela possui sua respectiva chave primária para identificação única dos registros e os relacionamentos são implementados através de chaves estrangeiras que garantem a integridade dos dados. A tabela </w:t>
-      </w:r>
-      <w:proofErr w:type="spellStart"/>
-      <w:r>
-        <w:t>Usuarios</w:t>
-      </w:r>
-      <w:proofErr w:type="spellEnd"/>
-      <w:r>
-        <w:t xml:space="preserve"> </w:t>
+        <w:t xml:space="preserve">: Perfis, Usuarios, Noticias e Categorias. Cada tabela possui sua respectiva chave primária para identificação única dos registros e os relacionamentos são implementados através de chaves </w:t>
+      </w:r>
+      <w:r>
+        <w:lastRenderedPageBreak/>
+        <w:t xml:space="preserve">estrangeiras que garantem a integridade dos dados. A tabela Usuarios </w:t>
       </w:r>
       <w:r>
         <w:t>referência</w:t>
       </w:r>
       <w:r>
-        <w:t xml:space="preserve"> a tabela Perfis através da chave estrangeira, enquanto os campos de login (</w:t>
-      </w:r>
-      <w:proofErr w:type="spellStart"/>
-      <w:r>
-        <w:t>user</w:t>
-      </w:r>
-      <w:proofErr w:type="spellEnd"/>
-      <w:r>
-        <w:t xml:space="preserve">, </w:t>
-      </w:r>
-      <w:proofErr w:type="spellStart"/>
-      <w:r>
-        <w:t>email</w:t>
-      </w:r>
-      <w:proofErr w:type="spellEnd"/>
-      <w:r>
-        <w:t xml:space="preserve"> e </w:t>
-      </w:r>
-      <w:proofErr w:type="spellStart"/>
-      <w:r>
-        <w:t>cpf</w:t>
-      </w:r>
-      <w:proofErr w:type="spellEnd"/>
-      <w:r>
-        <w:t xml:space="preserve">) possuem restrição UNIQUE para evitar duplicidades. A tabela </w:t>
-      </w:r>
-      <w:proofErr w:type="spellStart"/>
-      <w:r>
-        <w:t>Noticias</w:t>
-      </w:r>
-      <w:proofErr w:type="spellEnd"/>
-      <w:r>
-        <w:t xml:space="preserve">, possui duas chaves estrangeiras: </w:t>
+        <w:t xml:space="preserve"> a tabela Perfis através da chave estrangeira, enquanto os campos de login (user, email e cpf) possuem restrição UNIQUE para evitar duplicidades. A tabela Noticias, possui duas chaves estrangeiras: </w:t>
       </w:r>
       <w:r>
         <w:t>uma</w:t>
@@ -4312,7 +4180,6 @@
         <w:rPr>
           <w:noProof/>
         </w:rPr>
-        <w:lastRenderedPageBreak/>
         <w:drawing>
           <wp:inline distT="0" distB="0" distL="0" distR="0" wp14:anchorId="231EB0AD" wp14:editId="639947BF">
             <wp:extent cx="5400000" cy="3783600"/>
@@ -4365,27 +4232,14 @@
       <w:r>
         <w:t xml:space="preserve">Figura </w:t>
       </w:r>
-      <w:r>
-        <w:fldChar w:fldCharType="begin"/>
-      </w:r>
-      <w:r>
-        <w:instrText xml:space="preserve"> SEQ Figura \* ARABIC </w:instrText>
-      </w:r>
-      <w:r>
-        <w:fldChar w:fldCharType="separate"/>
-      </w:r>
-      <w:r>
-        <w:rPr>
-          <w:noProof/>
-        </w:rPr>
-        <w:t>3</w:t>
-      </w:r>
-      <w:r>
-        <w:rPr>
-          <w:noProof/>
-        </w:rPr>
-        <w:fldChar w:fldCharType="end"/>
-      </w:r>
+      <w:fldSimple w:instr=" SEQ Figura \* ARABIC ">
+        <w:r>
+          <w:rPr>
+            <w:noProof/>
+          </w:rPr>
+          <w:t>3</w:t>
+        </w:r>
+      </w:fldSimple>
       <w:r>
         <w:t xml:space="preserve"> – Modelo Lógico</w:t>
       </w:r>
@@ -4424,7 +4278,7 @@
       </w:pPr>
       <w:bookmarkStart w:id="16" w:name="_Toc228191161"/>
       <w:r>
-        <w:t>7</w:t>
+        <w:t>8</w:t>
       </w:r>
       <w:r>
         <w:t xml:space="preserve"> </w:t>
@@ -4452,7 +4306,7 @@
       </w:pPr>
       <w:bookmarkStart w:id="17" w:name="_Toc228191162"/>
       <w:r>
-        <w:t>7</w:t>
+        <w:t>8</w:t>
       </w:r>
       <w:r>
         <w:t>.1 Index</w:t>
@@ -4467,7 +4321,11 @@
         <w:t xml:space="preserve">possui </w:t>
       </w:r>
       <w:r>
-        <w:t>a interface principal do sistema. Sua estrutura inclui um carrossel de imagens em destaque, seguido pela listagem das dez publicações mais recentes. A navegação é facilitada por um cabeçalho fixo com acesso direto às demais seções. Além disso, os botões de ação presentes no carrossel adaptam-se ao estado de autenticação do usuário: usuários autenticados terão botões direcionados para as seções de notícias, gerenciamento de perfil e publicação; usuários não autenticados terão botões redirecionados para as páginas de login e listagem de notícias.</w:t>
+        <w:t xml:space="preserve">a interface principal do sistema. Sua estrutura inclui um carrossel de imagens em destaque, seguido pela listagem das dez publicações mais recentes. A navegação é facilitada por um cabeçalho fixo com acesso direto às demais seções. Além disso, os botões de ação presentes no carrossel adaptam-se ao estado de autenticação do usuário: usuários autenticados </w:t>
+      </w:r>
+      <w:r>
+        <w:lastRenderedPageBreak/>
+        <w:t>terão botões direcionados para as seções de notícias, gerenciamento de perfil e publicação; usuários não autenticados terão botões redirecionados para as páginas de login e listagem de notícias.</w:t>
       </w:r>
     </w:p>
     <w:p/>
@@ -4481,7 +4339,6 @@
         <w:rPr>
           <w:noProof/>
         </w:rPr>
-        <w:lastRenderedPageBreak/>
         <w:drawing>
           <wp:inline distT="0" distB="0" distL="0" distR="0" wp14:anchorId="14E01D5F" wp14:editId="1BD3A93E">
             <wp:extent cx="5760085" cy="4044059"/>
@@ -4533,30 +4390,14 @@
       <w:r>
         <w:t xml:space="preserve">Figura </w:t>
       </w:r>
-      <w:r>
-        <w:fldChar w:fldCharType="begin"/>
-      </w:r>
-      <w:r>
-        <w:instrText xml:space="preserve"> SEQ Fi</w:instrText>
-      </w:r>
-      <w:r>
-        <w:instrText xml:space="preserve">gura \* ARABIC </w:instrText>
-      </w:r>
-      <w:r>
-        <w:fldChar w:fldCharType="separate"/>
-      </w:r>
-      <w:r>
-        <w:rPr>
-          <w:noProof/>
-        </w:rPr>
-        <w:t>4</w:t>
-      </w:r>
-      <w:r>
-        <w:rPr>
-          <w:noProof/>
-        </w:rPr>
-        <w:fldChar w:fldCharType="end"/>
-      </w:r>
+      <w:fldSimple w:instr=" SEQ Figura \* ARABIC ">
+        <w:r>
+          <w:rPr>
+            <w:noProof/>
+          </w:rPr>
+          <w:t>4</w:t>
+        </w:r>
+      </w:fldSimple>
       <w:r>
         <w:t xml:space="preserve"> – Pagina Index</w:t>
       </w:r>
@@ -4577,7 +4418,7 @@
       </w:pPr>
       <w:bookmarkStart w:id="19" w:name="_Toc228191163"/>
       <w:r>
-        <w:t>7</w:t>
+        <w:t>8</w:t>
       </w:r>
       <w:r>
         <w:t>.2 Notícias</w:t>
@@ -4679,27 +4520,14 @@
       <w:r>
         <w:t xml:space="preserve">Figura </w:t>
       </w:r>
-      <w:r>
-        <w:fldChar w:fldCharType="begin"/>
-      </w:r>
-      <w:r>
-        <w:instrText xml:space="preserve"> SEQ Figura \* ARABIC </w:instrText>
-      </w:r>
-      <w:r>
-        <w:fldChar w:fldCharType="separate"/>
-      </w:r>
-      <w:r>
-        <w:rPr>
-          <w:noProof/>
-        </w:rPr>
-        <w:t>5</w:t>
-      </w:r>
-      <w:r>
-        <w:rPr>
-          <w:noProof/>
-        </w:rPr>
-        <w:fldChar w:fldCharType="end"/>
-      </w:r>
+      <w:fldSimple w:instr=" SEQ Figura \* ARABIC ">
+        <w:r>
+          <w:rPr>
+            <w:noProof/>
+          </w:rPr>
+          <w:t>5</w:t>
+        </w:r>
+      </w:fldSimple>
       <w:r>
         <w:t xml:space="preserve"> – Pagina de Notícias</w:t>
       </w:r>
@@ -4743,7 +4571,7 @@
       </w:pPr>
       <w:bookmarkStart w:id="21" w:name="_Toc228191164"/>
       <w:r>
-        <w:t>7</w:t>
+        <w:t>8</w:t>
       </w:r>
       <w:r>
         <w:t>.3 Login</w:t>
@@ -4847,27 +4675,14 @@
       <w:r>
         <w:t xml:space="preserve">Figura </w:t>
       </w:r>
-      <w:r>
-        <w:fldChar w:fldCharType="begin"/>
-      </w:r>
-      <w:r>
-        <w:instrText xml:space="preserve"> SEQ Figura \* ARABIC </w:instrText>
-      </w:r>
-      <w:r>
-        <w:fldChar w:fldCharType="separate"/>
-      </w:r>
-      <w:r>
-        <w:rPr>
-          <w:noProof/>
-        </w:rPr>
-        <w:t>6</w:t>
-      </w:r>
-      <w:r>
-        <w:rPr>
-          <w:noProof/>
-        </w:rPr>
-        <w:fldChar w:fldCharType="end"/>
-      </w:r>
+      <w:fldSimple w:instr=" SEQ Figura \* ARABIC ">
+        <w:r>
+          <w:rPr>
+            <w:noProof/>
+          </w:rPr>
+          <w:t>6</w:t>
+        </w:r>
+      </w:fldSimple>
       <w:r>
         <w:t xml:space="preserve"> - Login</w:t>
       </w:r>
@@ -4961,27 +4776,14 @@
       <w:r>
         <w:t xml:space="preserve">Figura </w:t>
       </w:r>
-      <w:r>
-        <w:fldChar w:fldCharType="begin"/>
-      </w:r>
-      <w:r>
-        <w:instrText xml:space="preserve"> SEQ Figura \* ARABIC </w:instrText>
-      </w:r>
-      <w:r>
-        <w:fldChar w:fldCharType="separate"/>
-      </w:r>
-      <w:r>
-        <w:rPr>
-          <w:noProof/>
-        </w:rPr>
-        <w:t>7</w:t>
-      </w:r>
-      <w:r>
-        <w:rPr>
-          <w:noProof/>
-        </w:rPr>
-        <w:fldChar w:fldCharType="end"/>
-      </w:r>
+      <w:fldSimple w:instr=" SEQ Figura \* ARABIC ">
+        <w:r>
+          <w:rPr>
+            <w:noProof/>
+          </w:rPr>
+          <w:t>7</w:t>
+        </w:r>
+      </w:fldSimple>
       <w:r>
         <w:t xml:space="preserve"> – Mudar Dados</w:t>
       </w:r>
@@ -5018,7 +4820,7 @@
       </w:pPr>
       <w:bookmarkStart w:id="24" w:name="_Toc228191165"/>
       <w:r>
-        <w:t>7</w:t>
+        <w:t>8</w:t>
       </w:r>
       <w:r>
         <w:t>.4 Publicar Notícias</w:t>
@@ -5106,27 +4908,14 @@
       <w:r>
         <w:t xml:space="preserve">Figura </w:t>
       </w:r>
-      <w:r>
-        <w:fldChar w:fldCharType="begin"/>
-      </w:r>
-      <w:r>
-        <w:instrText xml:space="preserve"> SEQ Figura \* ARABIC </w:instrText>
-      </w:r>
-      <w:r>
-        <w:fldChar w:fldCharType="separate"/>
-      </w:r>
-      <w:r>
-        <w:rPr>
-          <w:noProof/>
-        </w:rPr>
-        <w:t>8</w:t>
-      </w:r>
-      <w:r>
-        <w:rPr>
-          <w:noProof/>
-        </w:rPr>
-        <w:fldChar w:fldCharType="end"/>
-      </w:r>
+      <w:fldSimple w:instr=" SEQ Figura \* ARABIC ">
+        <w:r>
+          <w:rPr>
+            <w:noProof/>
+          </w:rPr>
+          <w:t>8</w:t>
+        </w:r>
+      </w:fldSimple>
       <w:r>
         <w:t xml:space="preserve"> – Publicar Noticia</w:t>
       </w:r>
@@ -5164,7 +4953,7 @@
       <w:bookmarkStart w:id="26" w:name="_Toc228191166"/>
       <w:r>
         <w:lastRenderedPageBreak/>
-        <w:t>7</w:t>
+        <w:t>8</w:t>
       </w:r>
       <w:r>
         <w:t>.5 Editar Noticia</w:t>
@@ -5256,27 +5045,14 @@
       <w:r>
         <w:t xml:space="preserve">Figura </w:t>
       </w:r>
-      <w:r>
-        <w:fldChar w:fldCharType="begin"/>
-      </w:r>
-      <w:r>
-        <w:instrText xml:space="preserve"> SEQ Figura \* ARABIC </w:instrText>
-      </w:r>
-      <w:r>
-        <w:fldChar w:fldCharType="separate"/>
-      </w:r>
-      <w:r>
-        <w:rPr>
-          <w:noProof/>
-        </w:rPr>
-        <w:t>9</w:t>
-      </w:r>
-      <w:r>
-        <w:rPr>
-          <w:noProof/>
-        </w:rPr>
-        <w:fldChar w:fldCharType="end"/>
-      </w:r>
+      <w:fldSimple w:instr=" SEQ Figura \* ARABIC ">
+        <w:r>
+          <w:rPr>
+            <w:noProof/>
+          </w:rPr>
+          <w:t>9</w:t>
+        </w:r>
+      </w:fldSimple>
       <w:r>
         <w:t xml:space="preserve"> – Editar Noticia</w:t>
       </w:r>
@@ -5308,7 +5084,7 @@
       </w:pPr>
       <w:bookmarkStart w:id="28" w:name="_Toc228191167"/>
       <w:r>
-        <w:t>7</w:t>
+        <w:t>8</w:t>
       </w:r>
       <w:r>
         <w:t>.</w:t>
@@ -5410,27 +5186,14 @@
       <w:r>
         <w:t xml:space="preserve">Figura </w:t>
       </w:r>
-      <w:r>
-        <w:fldChar w:fldCharType="begin"/>
-      </w:r>
-      <w:r>
-        <w:instrText xml:space="preserve"> SEQ Figura \* ARABIC </w:instrText>
-      </w:r>
-      <w:r>
-        <w:fldChar w:fldCharType="separate"/>
-      </w:r>
-      <w:r>
-        <w:rPr>
-          <w:noProof/>
-        </w:rPr>
-        <w:t>10</w:t>
-      </w:r>
-      <w:r>
-        <w:rPr>
-          <w:noProof/>
-        </w:rPr>
-        <w:fldChar w:fldCharType="end"/>
-      </w:r>
+      <w:fldSimple w:instr=" SEQ Figura \* ARABIC ">
+        <w:r>
+          <w:rPr>
+            <w:noProof/>
+          </w:rPr>
+          <w:t>10</w:t>
+        </w:r>
+      </w:fldSimple>
       <w:r>
         <w:t xml:space="preserve"> - Sobre</w:t>
       </w:r>
@@ -5467,7 +5230,10 @@
       </w:pPr>
       <w:bookmarkStart w:id="30" w:name="_Toc228191168"/>
       <w:r>
-        <w:t>7.7 Admin</w:t>
+        <w:t>8</w:t>
+      </w:r>
+      <w:r>
+        <w:t>.7 Admin</w:t>
       </w:r>
       <w:bookmarkEnd w:id="30"/>
     </w:p>
@@ -5555,27 +5321,14 @@
       <w:r>
         <w:t xml:space="preserve">Figura </w:t>
       </w:r>
-      <w:r>
-        <w:fldChar w:fldCharType="begin"/>
-      </w:r>
-      <w:r>
-        <w:instrText xml:space="preserve"> SEQ Figura \* ARABIC </w:instrText>
-      </w:r>
-      <w:r>
-        <w:fldChar w:fldCharType="separate"/>
-      </w:r>
-      <w:r>
-        <w:rPr>
-          <w:noProof/>
-        </w:rPr>
-        <w:t>11</w:t>
-      </w:r>
-      <w:r>
-        <w:rPr>
-          <w:noProof/>
-        </w:rPr>
-        <w:fldChar w:fldCharType="end"/>
-      </w:r>
+      <w:fldSimple w:instr=" SEQ Figura \* ARABIC ">
+        <w:r>
+          <w:rPr>
+            <w:noProof/>
+          </w:rPr>
+          <w:t>11</w:t>
+        </w:r>
+      </w:fldSimple>
       <w:r>
         <w:t xml:space="preserve"> - Admin</w:t>
       </w:r>
@@ -5612,7 +5365,10 @@
       </w:pPr>
       <w:bookmarkStart w:id="32" w:name="_Toc228191169"/>
       <w:r>
-        <w:t xml:space="preserve">7.8 </w:t>
+        <w:t>8</w:t>
+      </w:r>
+      <w:r>
+        <w:t xml:space="preserve">.8 </w:t>
       </w:r>
       <w:r>
         <w:t>Acesso Restrito</w:t>
@@ -5690,27 +5446,14 @@
       <w:r>
         <w:t xml:space="preserve">Figura </w:t>
       </w:r>
-      <w:r>
-        <w:fldChar w:fldCharType="begin"/>
-      </w:r>
-      <w:r>
-        <w:instrText xml:space="preserve"> SEQ Figura \* ARABIC </w:instrText>
-      </w:r>
-      <w:r>
-        <w:fldChar w:fldCharType="separate"/>
-      </w:r>
-      <w:r>
-        <w:rPr>
-          <w:noProof/>
-        </w:rPr>
-        <w:t>12</w:t>
-      </w:r>
-      <w:r>
-        <w:rPr>
-          <w:noProof/>
-        </w:rPr>
-        <w:fldChar w:fldCharType="end"/>
-      </w:r>
+      <w:fldSimple w:instr=" SEQ Figura \* ARABIC ">
+        <w:r>
+          <w:rPr>
+            <w:noProof/>
+          </w:rPr>
+          <w:t>12</w:t>
+        </w:r>
+      </w:fldSimple>
       <w:r>
         <w:t xml:space="preserve"> – Acesso Restrito</w:t>
       </w:r>
@@ -5747,7 +5490,10 @@
       </w:pPr>
       <w:bookmarkStart w:id="34" w:name="_Toc228191170"/>
       <w:r>
-        <w:t xml:space="preserve">7.9 </w:t>
+        <w:t>8</w:t>
+      </w:r>
+      <w:r>
+        <w:t xml:space="preserve">.9 </w:t>
       </w:r>
       <w:r>
         <w:t>404</w:t>
@@ -5829,27 +5575,14 @@
       <w:r>
         <w:t xml:space="preserve">Figura </w:t>
       </w:r>
-      <w:r>
-        <w:fldChar w:fldCharType="begin"/>
-      </w:r>
-      <w:r>
-        <w:instrText xml:space="preserve"> SEQ Figura \* ARABIC </w:instrText>
-      </w:r>
-      <w:r>
-        <w:fldChar w:fldCharType="separate"/>
-      </w:r>
-      <w:r>
-        <w:rPr>
-          <w:noProof/>
-        </w:rPr>
-        <w:t>13</w:t>
-      </w:r>
-      <w:r>
-        <w:rPr>
-          <w:noProof/>
-        </w:rPr>
-        <w:fldChar w:fldCharType="end"/>
-      </w:r>
+      <w:fldSimple w:instr=" SEQ Figura \* ARABIC ">
+        <w:r>
+          <w:rPr>
+            <w:noProof/>
+          </w:rPr>
+          <w:t>13</w:t>
+        </w:r>
+      </w:fldSimple>
       <w:r>
         <w:t xml:space="preserve"> - 404</w:t>
       </w:r>
@@ -5888,7 +5621,7 @@
       </w:pPr>
       <w:bookmarkStart w:id="36" w:name="_Toc228191171"/>
       <w:r>
-        <w:t>8</w:t>
+        <w:t>9</w:t>
       </w:r>
       <w:r>
         <w:t xml:space="preserve"> Conclusão</w:t>
@@ -5912,7 +5645,7 @@
       </w:pPr>
       <w:bookmarkStart w:id="37" w:name="_Toc228191172"/>
       <w:r>
-        <w:t>9</w:t>
+        <w:t>10</w:t>
       </w:r>
       <w:r>
         <w:t xml:space="preserve"> Referências Bibliográficas</w:t>
@@ -5934,7 +5667,7 @@
         <w:t>1</w:t>
       </w:r>
       <w:r>
-        <w:t>0</w:t>
+        <w:t>1</w:t>
       </w:r>
       <w:r>
         <w:t xml:space="preserve"> Tecnologias Usadas</w:t>
@@ -5949,16 +5682,11 @@
       <w:r>
         <w:t xml:space="preserve">Aplicativo </w:t>
       </w:r>
-      <w:proofErr w:type="spellStart"/>
       <w:r>
         <w:t>B</w:t>
       </w:r>
       <w:r>
-        <w:t>RModelo</w:t>
-      </w:r>
-      <w:proofErr w:type="spellEnd"/>
-      <w:r>
-        <w:t>, disponível em:</w:t>
+        <w:t>RModelo, disponível em:</w:t>
       </w:r>
     </w:p>
     <w:p>
@@ -5996,15 +5724,7 @@
         <w:jc w:val="left"/>
       </w:pPr>
       <w:r>
-        <w:t xml:space="preserve">Aplicativo </w:t>
-      </w:r>
-      <w:proofErr w:type="spellStart"/>
-      <w:r>
-        <w:t>Astah</w:t>
-      </w:r>
-      <w:proofErr w:type="spellEnd"/>
-      <w:r>
-        <w:t xml:space="preserve"> disponível em:</w:t>
+        <w:t>Aplicativo Astah disponível em:</w:t>
       </w:r>
     </w:p>
     <w:p>
@@ -6042,13 +5762,8 @@
         <w:t>Aplicativo IDE</w:t>
       </w:r>
       <w:r>
-        <w:t xml:space="preserve"> </w:t>
-      </w:r>
-      <w:proofErr w:type="spellStart"/>
-      <w:r>
-        <w:t>VSCode</w:t>
-      </w:r>
-      <w:proofErr w:type="spellEnd"/>
+        <w:t xml:space="preserve"> VSCode</w:t>
+      </w:r>
       <w:r>
         <w:t>, disponível em:</w:t>
       </w:r>
@@ -9348,28 +9063,28 @@
 </file>
 
 <file path=customXml/item1.xml><?xml version="1.0" encoding="utf-8"?>
+<b:Sources xmlns:b="http://schemas.openxmlformats.org/officeDocument/2006/bibliography" xmlns="http://schemas.openxmlformats.org/officeDocument/2006/bibliography" SelectedStyle="\APASixthEditionOfficeOnline.xsl" StyleName="APA" Version="6"/>
+</file>
+
+<file path=customXml/item2.xml><?xml version="1.0" encoding="utf-8"?>
 <go:gDocsCustomXmlDataStorage xmlns:go="http://customooxmlschemas.google.com/" xmlns:r="http://schemas.openxmlformats.org/officeDocument/2006/relationships" uri="GoogleDocsCustomDataVersion2">
   <go:docsCustomData xmlns:go="http://customooxmlschemas.google.com/" roundtripDataSignature="AMtx7mgYmP008kLXglUu8Vq6VcOci0yYpQ==">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</go:docsCustomData>
 </go:gDocsCustomXmlDataStorage>
 </file>
 
-<file path=customXml/item2.xml><?xml version="1.0" encoding="utf-8"?>
-<b:Sources xmlns:b="http://schemas.openxmlformats.org/officeDocument/2006/bibliography" xmlns="http://schemas.openxmlformats.org/officeDocument/2006/bibliography" SelectedStyle="\APASixthEditionOfficeOnline.xsl" StyleName="APA" Version="6"/>
+<file path=customXml/itemProps1.xml><?xml version="1.0" encoding="utf-8"?>
+<ds:datastoreItem xmlns:ds="http://schemas.openxmlformats.org/officeDocument/2006/customXml" ds:itemID="{96472495-2173-449C-B115-A3B967B5F40D}">
+  <ds:schemaRefs>
+    <ds:schemaRef ds:uri="http://schemas.openxmlformats.org/officeDocument/2006/bibliography"/>
+  </ds:schemaRefs>
+</ds:datastoreItem>
 </file>
 
-<file path=customXml/itemProps1.xml><?xml version="1.0" encoding="utf-8"?>
+<file path=customXml/itemProps2.xml><?xml version="1.0" encoding="utf-8"?>
 <ds:datastoreItem xmlns:ds="http://schemas.openxmlformats.org/officeDocument/2006/customXml" ds:itemID="{11111111-1234-1234-1234-123412341234}">
   <ds:schemaRefs>
     <ds:schemaRef ds:uri="http://customooxmlschemas.google.com/"/>
     <ds:schemaRef ds:uri="http://schemas.openxmlformats.org/officeDocument/2006/relationships"/>
   </ds:schemaRefs>
 </ds:datastoreItem>
-</file>
-
-<file path=customXml/itemProps2.xml><?xml version="1.0" encoding="utf-8"?>
-<ds:datastoreItem xmlns:ds="http://schemas.openxmlformats.org/officeDocument/2006/customXml" ds:itemID="{96472495-2173-449C-B115-A3B967B5F40D}">
-  <ds:schemaRefs>
-    <ds:schemaRef ds:uri="http://schemas.openxmlformats.org/officeDocument/2006/bibliography"/>
-  </ds:schemaRefs>
-</ds:datastoreItem>
 </file>
--- a/Documentação/Documentação PI.docx
+++ b/Documentação/Documentação PI.docx
@@ -297,48 +297,68 @@
         </w:rPr>
         <w:t xml:space="preserve">, </w:t>
       </w:r>
+      <w:proofErr w:type="spellStart"/>
       <w:r>
         <w:rPr>
           <w:sz w:val="28"/>
           <w:szCs w:val="28"/>
         </w:rPr>
-        <w:t xml:space="preserve">Luis </w:t>
-      </w:r>
+        <w:t>Luis</w:t>
+      </w:r>
+      <w:proofErr w:type="spellEnd"/>
       <w:r>
         <w:rPr>
           <w:sz w:val="28"/>
           <w:szCs w:val="28"/>
         </w:rPr>
-        <w:t xml:space="preserve">Gustavo </w:t>
+        <w:t xml:space="preserve"> </w:t>
       </w:r>
       <w:r>
         <w:rPr>
           <w:sz w:val="28"/>
           <w:szCs w:val="28"/>
         </w:rPr>
-        <w:t>Razzera</w:t>
-      </w:r>
+        <w:t xml:space="preserve">Gustavo </w:t>
+      </w:r>
+      <w:proofErr w:type="spellStart"/>
       <w:r>
         <w:rPr>
           <w:sz w:val="28"/>
           <w:szCs w:val="28"/>
         </w:rPr>
-        <w:t xml:space="preserve">, </w:t>
-      </w:r>
+        <w:t>Razzera</w:t>
+      </w:r>
+      <w:proofErr w:type="spellEnd"/>
       <w:r>
         <w:rPr>
           <w:sz w:val="28"/>
           <w:szCs w:val="28"/>
         </w:rPr>
-        <w:t>Anderson</w:t>
+        <w:t xml:space="preserve">, </w:t>
       </w:r>
       <w:r>
         <w:rPr>
           <w:sz w:val="28"/>
           <w:szCs w:val="28"/>
         </w:rPr>
-        <w:t xml:space="preserve"> Choren</w:t>
-      </w:r>
+        <w:t>Anderson</w:t>
+      </w:r>
+      <w:r>
+        <w:rPr>
+          <w:sz w:val="28"/>
+          <w:szCs w:val="28"/>
+        </w:rPr>
+        <w:t xml:space="preserve"> </w:t>
+      </w:r>
+      <w:proofErr w:type="spellStart"/>
+      <w:r>
+        <w:rPr>
+          <w:sz w:val="28"/>
+          <w:szCs w:val="28"/>
+        </w:rPr>
+        <w:t>Choren</w:t>
+      </w:r>
+      <w:proofErr w:type="spellEnd"/>
       <w:r>
         <w:rPr>
           <w:sz w:val="28"/>
@@ -369,8 +389,17 @@
           <w:sz w:val="28"/>
           <w:szCs w:val="28"/>
         </w:rPr>
-        <w:t>Felipe Remus</w:t>
-      </w:r>
+        <w:t xml:space="preserve">Felipe </w:t>
+      </w:r>
+      <w:proofErr w:type="spellStart"/>
+      <w:r>
+        <w:rPr>
+          <w:sz w:val="28"/>
+          <w:szCs w:val="28"/>
+        </w:rPr>
+        <w:t>Remus</w:t>
+      </w:r>
+      <w:proofErr w:type="spellEnd"/>
     </w:p>
     <w:p>
       <w:pPr>
@@ -497,7 +526,7 @@
             </w:rPr>
             <w:fldChar w:fldCharType="separate"/>
           </w:r>
-          <w:hyperlink w:anchor="_Toc228191148" w:history="1">
+          <w:hyperlink w:anchor="_Toc229496960" w:history="1">
             <w:r>
               <w:rPr>
                 <w:rStyle w:val="Hyperlink"/>
@@ -524,7 +553,7 @@
                 <w:noProof/>
                 <w:webHidden/>
               </w:rPr>
-              <w:instrText xml:space="preserve"> PAGEREF _Toc228191148 \h </w:instrText>
+              <w:instrText xml:space="preserve"> PAGEREF _Toc229496960 \h </w:instrText>
             </w:r>
             <w:r>
               <w:rPr>
@@ -565,7 +594,7 @@
               <w:szCs w:val="22"/>
             </w:rPr>
           </w:pPr>
-          <w:hyperlink w:anchor="_Toc228191149" w:history="1">
+          <w:hyperlink w:anchor="_Toc229496961" w:history="1">
             <w:r>
               <w:rPr>
                 <w:rStyle w:val="Hyperlink"/>
@@ -592,7 +621,7 @@
                 <w:noProof/>
                 <w:webHidden/>
               </w:rPr>
-              <w:instrText xml:space="preserve"> PAGEREF _Toc228191149 \h </w:instrText>
+              <w:instrText xml:space="preserve"> PAGEREF _Toc229496961 \h </w:instrText>
             </w:r>
             <w:r>
               <w:rPr>
@@ -636,7 +665,7 @@
               <w:szCs w:val="22"/>
             </w:rPr>
           </w:pPr>
-          <w:hyperlink w:anchor="_Toc228191150" w:history="1">
+          <w:hyperlink w:anchor="_Toc229496962" w:history="1">
             <w:r>
               <w:rPr>
                 <w:rStyle w:val="Hyperlink"/>
@@ -663,7 +692,7 @@
                 <w:noProof/>
                 <w:webHidden/>
               </w:rPr>
-              <w:instrText xml:space="preserve"> PAGEREF _Toc228191150 \h </w:instrText>
+              <w:instrText xml:space="preserve"> PAGEREF _Toc229496962 \h </w:instrText>
             </w:r>
             <w:r>
               <w:rPr>
@@ -707,7 +736,7 @@
               <w:szCs w:val="22"/>
             </w:rPr>
           </w:pPr>
-          <w:hyperlink w:anchor="_Toc228191151" w:history="1">
+          <w:hyperlink w:anchor="_Toc229496963" w:history="1">
             <w:r>
               <w:rPr>
                 <w:rStyle w:val="Hyperlink"/>
@@ -734,7 +763,7 @@
                 <w:noProof/>
                 <w:webHidden/>
               </w:rPr>
-              <w:instrText xml:space="preserve"> PAGEREF _Toc228191151 \h </w:instrText>
+              <w:instrText xml:space="preserve"> PAGEREF _Toc229496963 \h </w:instrText>
             </w:r>
             <w:r>
               <w:rPr>
@@ -775,7 +804,7 @@
               <w:szCs w:val="22"/>
             </w:rPr>
           </w:pPr>
-          <w:hyperlink w:anchor="_Toc228191152" w:history="1">
+          <w:hyperlink w:anchor="_Toc229496964" w:history="1">
             <w:r>
               <w:rPr>
                 <w:rStyle w:val="Hyperlink"/>
@@ -802,7 +831,7 @@
                 <w:noProof/>
                 <w:webHidden/>
               </w:rPr>
-              <w:instrText xml:space="preserve"> PAGEREF _Toc228191152 \h </w:instrText>
+              <w:instrText xml:space="preserve"> PAGEREF _Toc229496964 \h </w:instrText>
             </w:r>
             <w:r>
               <w:rPr>
@@ -843,13 +872,13 @@
               <w:szCs w:val="22"/>
             </w:rPr>
           </w:pPr>
-          <w:hyperlink w:anchor="_Toc228191153" w:history="1">
+          <w:hyperlink w:anchor="_Toc229496965" w:history="1">
             <w:r>
               <w:rPr>
                 <w:rStyle w:val="Hyperlink"/>
                 <w:noProof/>
               </w:rPr>
-              <w:t>4 Requisitos</w:t>
+              <w:t>4 Metodologia</w:t>
             </w:r>
             <w:r>
               <w:rPr>
@@ -870,7 +899,75 @@
                 <w:noProof/>
                 <w:webHidden/>
               </w:rPr>
-              <w:instrText xml:space="preserve"> PAGEREF _Toc228191153 \h </w:instrText>
+              <w:instrText xml:space="preserve"> PAGEREF _Toc229496965 \h </w:instrText>
+            </w:r>
+            <w:r>
+              <w:rPr>
+                <w:noProof/>
+                <w:webHidden/>
+              </w:rPr>
+            </w:r>
+            <w:r>
+              <w:rPr>
+                <w:noProof/>
+                <w:webHidden/>
+              </w:rPr>
+              <w:fldChar w:fldCharType="separate"/>
+            </w:r>
+            <w:r>
+              <w:rPr>
+                <w:noProof/>
+                <w:webHidden/>
+              </w:rPr>
+              <w:t>6</w:t>
+            </w:r>
+            <w:r>
+              <w:rPr>
+                <w:noProof/>
+                <w:webHidden/>
+              </w:rPr>
+              <w:fldChar w:fldCharType="end"/>
+            </w:r>
+          </w:hyperlink>
+        </w:p>
+        <w:p>
+          <w:pPr>
+            <w:pStyle w:val="Sumrio1"/>
+            <w:rPr>
+              <w:rFonts w:asciiTheme="minorHAnsi" w:eastAsiaTheme="minorEastAsia" w:hAnsiTheme="minorHAnsi" w:cstheme="minorBidi"/>
+              <w:noProof/>
+              <w:sz w:val="22"/>
+              <w:szCs w:val="22"/>
+            </w:rPr>
+          </w:pPr>
+          <w:hyperlink w:anchor="_Toc229496966" w:history="1">
+            <w:r>
+              <w:rPr>
+                <w:rStyle w:val="Hyperlink"/>
+                <w:noProof/>
+              </w:rPr>
+              <w:t>5 Requisitos</w:t>
+            </w:r>
+            <w:r>
+              <w:rPr>
+                <w:noProof/>
+                <w:webHidden/>
+              </w:rPr>
+              <w:tab/>
+            </w:r>
+            <w:r>
+              <w:rPr>
+                <w:noProof/>
+                <w:webHidden/>
+              </w:rPr>
+              <w:fldChar w:fldCharType="begin"/>
+            </w:r>
+            <w:r>
+              <w:rPr>
+                <w:noProof/>
+                <w:webHidden/>
+              </w:rPr>
+              <w:instrText xml:space="preserve"> PAGEREF _Toc229496966 \h </w:instrText>
             </w:r>
             <w:r>
               <w:rPr>
@@ -914,13 +1011,13 @@
               <w:szCs w:val="22"/>
             </w:rPr>
           </w:pPr>
-          <w:hyperlink w:anchor="_Toc228191154" w:history="1">
+          <w:hyperlink w:anchor="_Toc229496967" w:history="1">
             <w:r>
               <w:rPr>
                 <w:rStyle w:val="Hyperlink"/>
                 <w:noProof/>
               </w:rPr>
-              <w:t>4.1 Requisitos Funcionais</w:t>
+              <w:t>5.1 Requisitos Funcionais</w:t>
             </w:r>
             <w:r>
               <w:rPr>
@@ -941,7 +1038,7 @@
                 <w:noProof/>
                 <w:webHidden/>
               </w:rPr>
-              <w:instrText xml:space="preserve"> PAGEREF _Toc228191154 \h </w:instrText>
+              <w:instrText xml:space="preserve"> PAGEREF _Toc229496967 \h </w:instrText>
             </w:r>
             <w:r>
               <w:rPr>
@@ -985,13 +1082,13 @@
               <w:szCs w:val="22"/>
             </w:rPr>
           </w:pPr>
-          <w:hyperlink w:anchor="_Toc228191155" w:history="1">
+          <w:hyperlink w:anchor="_Toc229496968" w:history="1">
             <w:r>
               <w:rPr>
                 <w:rStyle w:val="Hyperlink"/>
                 <w:noProof/>
               </w:rPr>
-              <w:t>4.2 Requisitos Não Funcionais</w:t>
+              <w:t>5.2 Requisitos Não Funcionais</w:t>
             </w:r>
             <w:r>
               <w:rPr>
@@ -1012,7 +1109,7 @@
                 <w:noProof/>
                 <w:webHidden/>
               </w:rPr>
-              <w:instrText xml:space="preserve"> PAGEREF _Toc228191155 \h </w:instrText>
+              <w:instrText xml:space="preserve"> PAGEREF _Toc229496968 \h </w:instrText>
             </w:r>
             <w:r>
               <w:rPr>
@@ -1053,13 +1150,13 @@
               <w:szCs w:val="22"/>
             </w:rPr>
           </w:pPr>
-          <w:hyperlink w:anchor="_Toc228191156" w:history="1">
+          <w:hyperlink w:anchor="_Toc229496969" w:history="1">
             <w:r>
               <w:rPr>
                 <w:rStyle w:val="Hyperlink"/>
                 <w:noProof/>
               </w:rPr>
-              <w:t>5 Diagrama UML</w:t>
+              <w:t>6 Diagrama UML</w:t>
             </w:r>
             <w:r>
               <w:rPr>
@@ -1080,7 +1177,7 @@
                 <w:noProof/>
                 <w:webHidden/>
               </w:rPr>
-              <w:instrText xml:space="preserve"> PAGEREF _Toc228191156 \h </w:instrText>
+              <w:instrText xml:space="preserve"> PAGEREF _Toc229496969 \h </w:instrText>
             </w:r>
             <w:r>
               <w:rPr>
@@ -1100,7 +1197,7 @@
                 <w:noProof/>
                 <w:webHidden/>
               </w:rPr>
-              <w:t>6</w:t>
+              <w:t>7</w:t>
             </w:r>
             <w:r>
               <w:rPr>
@@ -1124,13 +1221,13 @@
               <w:szCs w:val="22"/>
             </w:rPr>
           </w:pPr>
-          <w:hyperlink w:anchor="_Toc228191157" w:history="1">
+          <w:hyperlink w:anchor="_Toc229496970" w:history="1">
             <w:r>
               <w:rPr>
                 <w:rStyle w:val="Hyperlink"/>
                 <w:noProof/>
               </w:rPr>
-              <w:t>5.1 Caso de Uso</w:t>
+              <w:t>6.1 Caso de Uso</w:t>
             </w:r>
             <w:r>
               <w:rPr>
@@ -1151,7 +1248,7 @@
                 <w:noProof/>
                 <w:webHidden/>
               </w:rPr>
-              <w:instrText xml:space="preserve"> PAGEREF _Toc228191157 \h </w:instrText>
+              <w:instrText xml:space="preserve"> PAGEREF _Toc229496970 \h </w:instrText>
             </w:r>
             <w:r>
               <w:rPr>
@@ -1171,7 +1268,7 @@
                 <w:noProof/>
                 <w:webHidden/>
               </w:rPr>
-              <w:t>6</w:t>
+              <w:t>7</w:t>
             </w:r>
             <w:r>
               <w:rPr>
@@ -1192,13 +1289,13 @@
               <w:szCs w:val="22"/>
             </w:rPr>
           </w:pPr>
-          <w:hyperlink w:anchor="_Toc228191158" w:history="1">
+          <w:hyperlink w:anchor="_Toc229496971" w:history="1">
             <w:r>
               <w:rPr>
                 <w:rStyle w:val="Hyperlink"/>
                 <w:noProof/>
               </w:rPr>
-              <w:t>6 Banco de Dados</w:t>
+              <w:t>7 Banco de Dados</w:t>
             </w:r>
             <w:r>
               <w:rPr>
@@ -1219,7 +1316,7 @@
                 <w:noProof/>
                 <w:webHidden/>
               </w:rPr>
-              <w:instrText xml:space="preserve"> PAGEREF _Toc228191158 \h </w:instrText>
+              <w:instrText xml:space="preserve"> PAGEREF _Toc229496971 \h </w:instrText>
             </w:r>
             <w:r>
               <w:rPr>
@@ -1263,13 +1360,13 @@
               <w:szCs w:val="22"/>
             </w:rPr>
           </w:pPr>
-          <w:hyperlink w:anchor="_Toc228191159" w:history="1">
+          <w:hyperlink w:anchor="_Toc229496972" w:history="1">
             <w:r>
               <w:rPr>
                 <w:rStyle w:val="Hyperlink"/>
                 <w:noProof/>
               </w:rPr>
-              <w:t>6.1 Modelo Conceitual</w:t>
+              <w:t>7.1 Modelo Conceitual</w:t>
             </w:r>
             <w:r>
               <w:rPr>
@@ -1290,7 +1387,7 @@
                 <w:noProof/>
                 <w:webHidden/>
               </w:rPr>
-              <w:instrText xml:space="preserve"> PAGEREF _Toc228191159 \h </w:instrText>
+              <w:instrText xml:space="preserve"> PAGEREF _Toc229496972 \h </w:instrText>
             </w:r>
             <w:r>
               <w:rPr>
@@ -1310,7 +1407,7 @@
                 <w:noProof/>
                 <w:webHidden/>
               </w:rPr>
-              <w:t>7</w:t>
+              <w:t>8</w:t>
             </w:r>
             <w:r>
               <w:rPr>
@@ -1334,13 +1431,13 @@
               <w:szCs w:val="22"/>
             </w:rPr>
           </w:pPr>
-          <w:hyperlink w:anchor="_Toc228191160" w:history="1">
+          <w:hyperlink w:anchor="_Toc229496973" w:history="1">
             <w:r>
               <w:rPr>
                 <w:rStyle w:val="Hyperlink"/>
                 <w:noProof/>
               </w:rPr>
-              <w:t>6.2 Modelo Lógico</w:t>
+              <w:t>7.2 Modelo Lógico</w:t>
             </w:r>
             <w:r>
               <w:rPr>
@@ -1361,7 +1458,7 @@
                 <w:noProof/>
                 <w:webHidden/>
               </w:rPr>
-              <w:instrText xml:space="preserve"> PAGEREF _Toc228191160 \h </w:instrText>
+              <w:instrText xml:space="preserve"> PAGEREF _Toc229496973 \h </w:instrText>
             </w:r>
             <w:r>
               <w:rPr>
@@ -1402,13 +1499,13 @@
               <w:szCs w:val="22"/>
             </w:rPr>
           </w:pPr>
-          <w:hyperlink w:anchor="_Toc228191161" w:history="1">
+          <w:hyperlink w:anchor="_Toc229496974" w:history="1">
             <w:r>
               <w:rPr>
                 <w:rStyle w:val="Hyperlink"/>
                 <w:noProof/>
               </w:rPr>
-              <w:t>7 Páginas</w:t>
+              <w:t>8 Páginas</w:t>
             </w:r>
             <w:r>
               <w:rPr>
@@ -1429,7 +1526,7 @@
                 <w:noProof/>
                 <w:webHidden/>
               </w:rPr>
-              <w:instrText xml:space="preserve"> PAGEREF _Toc228191161 \h </w:instrText>
+              <w:instrText xml:space="preserve"> PAGEREF _Toc229496974 \h </w:instrText>
             </w:r>
             <w:r>
               <w:rPr>
@@ -1473,13 +1570,13 @@
               <w:szCs w:val="22"/>
             </w:rPr>
           </w:pPr>
-          <w:hyperlink w:anchor="_Toc228191162" w:history="1">
+          <w:hyperlink w:anchor="_Toc229496975" w:history="1">
             <w:r>
               <w:rPr>
                 <w:rStyle w:val="Hyperlink"/>
                 <w:noProof/>
               </w:rPr>
-              <w:t>7.1 Index</w:t>
+              <w:t>8.1 Index</w:t>
             </w:r>
             <w:r>
               <w:rPr>
@@ -1500,7 +1597,7 @@
                 <w:noProof/>
                 <w:webHidden/>
               </w:rPr>
-              <w:instrText xml:space="preserve"> PAGEREF _Toc228191162 \h </w:instrText>
+              <w:instrText xml:space="preserve"> PAGEREF _Toc229496975 \h </w:instrText>
             </w:r>
             <w:r>
               <w:rPr>
@@ -1544,13 +1641,13 @@
               <w:szCs w:val="22"/>
             </w:rPr>
           </w:pPr>
-          <w:hyperlink w:anchor="_Toc228191163" w:history="1">
+          <w:hyperlink w:anchor="_Toc229496976" w:history="1">
             <w:r>
               <w:rPr>
                 <w:rStyle w:val="Hyperlink"/>
                 <w:noProof/>
               </w:rPr>
-              <w:t>7.2 Notícias</w:t>
+              <w:t>8.2 Notícias</w:t>
             </w:r>
             <w:r>
               <w:rPr>
@@ -1571,7 +1668,7 @@
                 <w:noProof/>
                 <w:webHidden/>
               </w:rPr>
-              <w:instrText xml:space="preserve"> PAGEREF _Toc228191163 \h </w:instrText>
+              <w:instrText xml:space="preserve"> PAGEREF _Toc229496976 \h </w:instrText>
             </w:r>
             <w:r>
               <w:rPr>
@@ -1615,13 +1712,13 @@
               <w:szCs w:val="22"/>
             </w:rPr>
           </w:pPr>
-          <w:hyperlink w:anchor="_Toc228191164" w:history="1">
+          <w:hyperlink w:anchor="_Toc229496977" w:history="1">
             <w:r>
               <w:rPr>
                 <w:rStyle w:val="Hyperlink"/>
                 <w:noProof/>
               </w:rPr>
-              <w:t>7.3 Login</w:t>
+              <w:t>8.3 Login</w:t>
             </w:r>
             <w:r>
               <w:rPr>
@@ -1642,7 +1739,7 @@
                 <w:noProof/>
                 <w:webHidden/>
               </w:rPr>
-              <w:instrText xml:space="preserve"> PAGEREF _Toc228191164 \h </w:instrText>
+              <w:instrText xml:space="preserve"> PAGEREF _Toc229496977 \h </w:instrText>
             </w:r>
             <w:r>
               <w:rPr>
@@ -1686,13 +1783,13 @@
               <w:szCs w:val="22"/>
             </w:rPr>
           </w:pPr>
-          <w:hyperlink w:anchor="_Toc228191165" w:history="1">
+          <w:hyperlink w:anchor="_Toc229496978" w:history="1">
             <w:r>
               <w:rPr>
                 <w:rStyle w:val="Hyperlink"/>
                 <w:noProof/>
               </w:rPr>
-              <w:t>7.4 Publicar Notícias</w:t>
+              <w:t>8.4 Publicar Notícias</w:t>
             </w:r>
             <w:r>
               <w:rPr>
@@ -1713,7 +1810,7 @@
                 <w:noProof/>
                 <w:webHidden/>
               </w:rPr>
-              <w:instrText xml:space="preserve"> PAGEREF _Toc228191165 \h </w:instrText>
+              <w:instrText xml:space="preserve"> PAGEREF _Toc229496978 \h </w:instrText>
             </w:r>
             <w:r>
               <w:rPr>
@@ -1757,13 +1854,13 @@
               <w:szCs w:val="22"/>
             </w:rPr>
           </w:pPr>
-          <w:hyperlink w:anchor="_Toc228191166" w:history="1">
+          <w:hyperlink w:anchor="_Toc229496979" w:history="1">
             <w:r>
               <w:rPr>
                 <w:rStyle w:val="Hyperlink"/>
                 <w:noProof/>
               </w:rPr>
-              <w:t>7.5 Editar Noticia</w:t>
+              <w:t>8.5 Editar Noticia</w:t>
             </w:r>
             <w:r>
               <w:rPr>
@@ -1784,7 +1881,7 @@
                 <w:noProof/>
                 <w:webHidden/>
               </w:rPr>
-              <w:instrText xml:space="preserve"> PAGEREF _Toc228191166 \h </w:instrText>
+              <w:instrText xml:space="preserve"> PAGEREF _Toc229496979 \h </w:instrText>
             </w:r>
             <w:r>
               <w:rPr>
@@ -1828,13 +1925,13 @@
               <w:szCs w:val="22"/>
             </w:rPr>
           </w:pPr>
-          <w:hyperlink w:anchor="_Toc228191167" w:history="1">
+          <w:hyperlink w:anchor="_Toc229496980" w:history="1">
             <w:r>
               <w:rPr>
                 <w:rStyle w:val="Hyperlink"/>
                 <w:noProof/>
               </w:rPr>
-              <w:t>7.6 Páginas Estáticas</w:t>
+              <w:t>8.6 Páginas Estáticas</w:t>
             </w:r>
             <w:r>
               <w:rPr>
@@ -1855,7 +1952,7 @@
                 <w:noProof/>
                 <w:webHidden/>
               </w:rPr>
-              <w:instrText xml:space="preserve"> PAGEREF _Toc228191167 \h </w:instrText>
+              <w:instrText xml:space="preserve"> PAGEREF _Toc229496980 \h </w:instrText>
             </w:r>
             <w:r>
               <w:rPr>
@@ -1899,13 +1996,13 @@
               <w:szCs w:val="22"/>
             </w:rPr>
           </w:pPr>
-          <w:hyperlink w:anchor="_Toc228191168" w:history="1">
+          <w:hyperlink w:anchor="_Toc229496981" w:history="1">
             <w:r>
               <w:rPr>
                 <w:rStyle w:val="Hyperlink"/>
                 <w:noProof/>
               </w:rPr>
-              <w:t>7.7 Admin</w:t>
+              <w:t>8.7 Admin</w:t>
             </w:r>
             <w:r>
               <w:rPr>
@@ -1926,7 +2023,7 @@
                 <w:noProof/>
                 <w:webHidden/>
               </w:rPr>
-              <w:instrText xml:space="preserve"> PAGEREF _Toc228191168 \h </w:instrText>
+              <w:instrText xml:space="preserve"> PAGEREF _Toc229496981 \h </w:instrText>
             </w:r>
             <w:r>
               <w:rPr>
@@ -1970,13 +2067,13 @@
               <w:szCs w:val="22"/>
             </w:rPr>
           </w:pPr>
-          <w:hyperlink w:anchor="_Toc228191169" w:history="1">
+          <w:hyperlink w:anchor="_Toc229496982" w:history="1">
             <w:r>
               <w:rPr>
                 <w:rStyle w:val="Hyperlink"/>
                 <w:noProof/>
               </w:rPr>
-              <w:t>7.8 Acesso Restrito</w:t>
+              <w:t>8.8 Acesso Restrito</w:t>
             </w:r>
             <w:r>
               <w:rPr>
@@ -1997,7 +2094,7 @@
                 <w:noProof/>
                 <w:webHidden/>
               </w:rPr>
-              <w:instrText xml:space="preserve"> PAGEREF _Toc228191169 \h </w:instrText>
+              <w:instrText xml:space="preserve"> PAGEREF _Toc229496982 \h </w:instrText>
             </w:r>
             <w:r>
               <w:rPr>
@@ -2041,13 +2138,13 @@
               <w:szCs w:val="22"/>
             </w:rPr>
           </w:pPr>
-          <w:hyperlink w:anchor="_Toc228191170" w:history="1">
+          <w:hyperlink w:anchor="_Toc229496983" w:history="1">
             <w:r>
               <w:rPr>
                 <w:rStyle w:val="Hyperlink"/>
                 <w:noProof/>
               </w:rPr>
-              <w:t>7.9 404</w:t>
+              <w:t>8.9 404</w:t>
             </w:r>
             <w:r>
               <w:rPr>
@@ -2068,7 +2165,7 @@
                 <w:noProof/>
                 <w:webHidden/>
               </w:rPr>
-              <w:instrText xml:space="preserve"> PAGEREF _Toc228191170 \h </w:instrText>
+              <w:instrText xml:space="preserve"> PAGEREF _Toc229496983 \h </w:instrText>
             </w:r>
             <w:r>
               <w:rPr>
@@ -2109,13 +2206,13 @@
               <w:szCs w:val="22"/>
             </w:rPr>
           </w:pPr>
-          <w:hyperlink w:anchor="_Toc228191171" w:history="1">
+          <w:hyperlink w:anchor="_Toc229496984" w:history="1">
             <w:r>
               <w:rPr>
                 <w:rStyle w:val="Hyperlink"/>
                 <w:noProof/>
               </w:rPr>
-              <w:t>8 Conclusão</w:t>
+              <w:t>9 Conclusão</w:t>
             </w:r>
             <w:r>
               <w:rPr>
@@ -2136,7 +2233,7 @@
                 <w:noProof/>
                 <w:webHidden/>
               </w:rPr>
-              <w:instrText xml:space="preserve"> PAGEREF _Toc228191171 \h </w:instrText>
+              <w:instrText xml:space="preserve"> PAGEREF _Toc229496984 \h </w:instrText>
             </w:r>
             <w:r>
               <w:rPr>
@@ -2177,13 +2274,13 @@
               <w:szCs w:val="22"/>
             </w:rPr>
           </w:pPr>
-          <w:hyperlink w:anchor="_Toc228191172" w:history="1">
+          <w:hyperlink w:anchor="_Toc229496985" w:history="1">
             <w:r>
               <w:rPr>
                 <w:rStyle w:val="Hyperlink"/>
                 <w:noProof/>
               </w:rPr>
-              <w:t>9 Referências Bibliográficas</w:t>
+              <w:t>10 Referências Bibliográficas</w:t>
             </w:r>
             <w:r>
               <w:rPr>
@@ -2204,7 +2301,7 @@
                 <w:noProof/>
                 <w:webHidden/>
               </w:rPr>
-              <w:instrText xml:space="preserve"> PAGEREF _Toc228191172 \h </w:instrText>
+              <w:instrText xml:space="preserve"> PAGEREF _Toc229496985 \h </w:instrText>
             </w:r>
             <w:r>
               <w:rPr>
@@ -2245,13 +2342,13 @@
               <w:szCs w:val="22"/>
             </w:rPr>
           </w:pPr>
-          <w:hyperlink w:anchor="_Toc228191173" w:history="1">
+          <w:hyperlink w:anchor="_Toc229496986" w:history="1">
             <w:r>
               <w:rPr>
                 <w:rStyle w:val="Hyperlink"/>
                 <w:noProof/>
               </w:rPr>
-              <w:t>10 Tecnologias Usadas</w:t>
+              <w:t>11 Tecnologias Usadas</w:t>
             </w:r>
             <w:r>
               <w:rPr>
@@ -2272,7 +2369,7 @@
                 <w:noProof/>
                 <w:webHidden/>
               </w:rPr>
-              <w:instrText xml:space="preserve"> PAGEREF _Toc228191173 \h </w:instrText>
+              <w:instrText xml:space="preserve"> PAGEREF _Toc229496986 \h </w:instrText>
             </w:r>
             <w:r>
               <w:rPr>
@@ -2307,6 +2404,12 @@
           <w:pPr>
             <w:ind w:firstLine="0"/>
             <w:jc w:val="left"/>
+            <w:rPr>
+              <w:b/>
+              <w:bCs/>
+              <w:sz w:val="18"/>
+              <w:szCs w:val="18"/>
+            </w:rPr>
           </w:pPr>
           <w:r>
             <w:rPr>
@@ -2322,12 +2425,8 @@
     </w:sdt>
     <w:p>
       <w:pPr>
+        <w:ind w:firstLine="0"/>
         <w:jc w:val="center"/>
-        <w:rPr>
-          <w:b/>
-          <w:sz w:val="28"/>
-          <w:szCs w:val="28"/>
-        </w:rPr>
       </w:pPr>
       <w:r>
         <w:rPr>
@@ -3354,7 +3453,7 @@
       <w:pPr>
         <w:pStyle w:val="Ttulo1"/>
       </w:pPr>
-      <w:bookmarkStart w:id="0" w:name="_Toc228191148"/>
+      <w:bookmarkStart w:id="0" w:name="_Toc229496960"/>
       <w:r>
         <w:lastRenderedPageBreak/>
         <w:t>1 Introdução</w:t>
@@ -3374,7 +3473,15 @@
     </w:p>
     <w:p>
       <w:r>
-        <w:t>O sistema tem como objetivo de facilitar o acesso á informação com uma interface intuitiva e responsiva, trazendo uma experiência eficiente de leitura.</w:t>
+        <w:t xml:space="preserve">O sistema tem como objetivo de facilitar o acesso </w:t>
+      </w:r>
+      <w:proofErr w:type="spellStart"/>
+      <w:r>
+        <w:t>á</w:t>
+      </w:r>
+      <w:proofErr w:type="spellEnd"/>
+      <w:r>
+        <w:t xml:space="preserve"> informação com uma interface intuitiva e responsiva, trazendo uma experiência eficiente de leitura.</w:t>
       </w:r>
     </w:p>
     <w:p>
@@ -3384,7 +3491,47 @@
     </w:p>
     <w:p>
       <w:r>
-        <w:t>As categorias disponíveis do projeto são: Formula 1, Formula 2, Formula 3, Formula 4, F1 Academy, Formula E, IndyCar, World Endurance Championship (WEC), World Rally Championship (WRC), Nascar, MotoGP, Moto2 e Moto3.</w:t>
+        <w:t xml:space="preserve">As categorias disponíveis do projeto são: Formula 1, Formula 2, Formula 3, Formula 4, F1 </w:t>
+      </w:r>
+      <w:proofErr w:type="spellStart"/>
+      <w:r>
+        <w:t>Academy</w:t>
+      </w:r>
+      <w:proofErr w:type="spellEnd"/>
+      <w:r>
+        <w:t xml:space="preserve">, Formula E, IndyCar, World </w:t>
+      </w:r>
+      <w:proofErr w:type="spellStart"/>
+      <w:r>
+        <w:t>Endurance</w:t>
+      </w:r>
+      <w:proofErr w:type="spellEnd"/>
+      <w:r>
+        <w:t xml:space="preserve"> </w:t>
+      </w:r>
+      <w:proofErr w:type="spellStart"/>
+      <w:r>
+        <w:t>Championship</w:t>
+      </w:r>
+      <w:proofErr w:type="spellEnd"/>
+      <w:r>
+        <w:t xml:space="preserve"> (WEC), World Rally </w:t>
+      </w:r>
+      <w:proofErr w:type="spellStart"/>
+      <w:r>
+        <w:t>Championship</w:t>
+      </w:r>
+      <w:proofErr w:type="spellEnd"/>
+      <w:r>
+        <w:t xml:space="preserve"> (WRC), </w:t>
+      </w:r>
+      <w:proofErr w:type="spellStart"/>
+      <w:r>
+        <w:t>Nascar</w:t>
+      </w:r>
+      <w:proofErr w:type="spellEnd"/>
+      <w:r>
+        <w:t>, MotoGP, Moto2 e Moto3.</w:t>
       </w:r>
     </w:p>
     <w:p/>
@@ -3392,7 +3539,7 @@
       <w:pPr>
         <w:pStyle w:val="Ttulo1"/>
       </w:pPr>
-      <w:bookmarkStart w:id="1" w:name="_Toc228191149"/>
+      <w:bookmarkStart w:id="1" w:name="_Toc229496961"/>
       <w:r>
         <w:t>2</w:t>
       </w:r>
@@ -3405,7 +3552,7 @@
       <w:pPr>
         <w:pStyle w:val="Ttulo2"/>
       </w:pPr>
-      <w:bookmarkStart w:id="2" w:name="_Toc228191150"/>
+      <w:bookmarkStart w:id="2" w:name="_Toc229496962"/>
       <w:r>
         <w:t>2</w:t>
       </w:r>
@@ -3432,7 +3579,7 @@
       <w:pPr>
         <w:pStyle w:val="Ttulo2"/>
       </w:pPr>
-      <w:bookmarkStart w:id="3" w:name="_Toc228191151"/>
+      <w:bookmarkStart w:id="3" w:name="_Toc229496963"/>
       <w:r>
         <w:t>2</w:t>
       </w:r>
@@ -3544,7 +3691,7 @@
       <w:pPr>
         <w:pStyle w:val="Ttulo1"/>
       </w:pPr>
-      <w:bookmarkStart w:id="4" w:name="_Toc228191152"/>
+      <w:bookmarkStart w:id="4" w:name="_Toc229496964"/>
       <w:r>
         <w:t>3</w:t>
       </w:r>
@@ -3569,9 +3716,11 @@
       <w:pPr>
         <w:pStyle w:val="Ttulo1"/>
       </w:pPr>
+      <w:bookmarkStart w:id="5" w:name="_Toc229496965"/>
       <w:r>
         <w:t>4 Metodologia</w:t>
       </w:r>
+      <w:bookmarkEnd w:id="5"/>
     </w:p>
     <w:p>
       <w:r>
@@ -3581,7 +3730,31 @@
         <w:t>T</w:t>
       </w:r>
       <w:r>
-        <w:t>eve início com o levantamento de requisitos funcionais e não funcionais, que fundamentaram as decisões de projeto e garantiram que as necessidades fossem atendidas. Na sequência, realizou-se a modelagem do sistema por meio de diagramas de caso de uso e da elaboração dos modelos conceitual e lógico do banco de dados. A implementação técnica ocorreu no ambiente VSCode, integrando front-end, back-end para gestão de sessões e permissões. Por fim, a documentação técnica fo</w:t>
+        <w:t xml:space="preserve">eve início com o levantamento de requisitos funcionais e não funcionais, que fundamentaram as decisões de projeto e garantiram que as necessidades fossem atendidas. Na sequência, realizou-se a modelagem do sistema por meio de diagramas de caso de uso e da elaboração dos modelos conceitual e lógico do banco de dados. A implementação técnica ocorreu no ambiente </w:t>
+      </w:r>
+      <w:proofErr w:type="spellStart"/>
+      <w:r>
+        <w:t>VSCode</w:t>
+      </w:r>
+      <w:proofErr w:type="spellEnd"/>
+      <w:r>
+        <w:t>, integrando front-</w:t>
+      </w:r>
+      <w:proofErr w:type="spellStart"/>
+      <w:r>
+        <w:t>end</w:t>
+      </w:r>
+      <w:proofErr w:type="spellEnd"/>
+      <w:r>
+        <w:t xml:space="preserve">, </w:t>
+      </w:r>
+      <w:proofErr w:type="spellStart"/>
+      <w:r>
+        <w:t>back-end</w:t>
+      </w:r>
+      <w:proofErr w:type="spellEnd"/>
+      <w:r>
+        <w:t xml:space="preserve"> para gestão de sessões e permissões. Por fim, a documentação técnica fo</w:t>
       </w:r>
       <w:r>
         <w:t>i</w:t>
@@ -3590,7 +3763,15 @@
         <w:t xml:space="preserve"> consolidad</w:t>
       </w:r>
       <w:r>
-        <w:t>a nas nroma da ABTN</w:t>
+        <w:t xml:space="preserve">a nas </w:t>
+      </w:r>
+      <w:proofErr w:type="spellStart"/>
+      <w:r>
+        <w:t>nroma</w:t>
+      </w:r>
+      <w:proofErr w:type="spellEnd"/>
+      <w:r>
+        <w:t xml:space="preserve"> da ABTN</w:t>
       </w:r>
       <w:r>
         <w:t>, fechando um ciclo completo de análise, projeto, desenvolvimento e validação que materializou a aplicação prática dos conhecimentos adquiridos ao longo da formação.</w:t>
@@ -3601,27 +3782,27 @@
       <w:pPr>
         <w:pStyle w:val="Ttulo1"/>
       </w:pPr>
-      <w:bookmarkStart w:id="5" w:name="_Toc228191153"/>
+      <w:bookmarkStart w:id="6" w:name="_Toc229496966"/>
       <w:r>
         <w:t>5</w:t>
       </w:r>
       <w:r>
         <w:t xml:space="preserve"> Requisitos</w:t>
       </w:r>
-      <w:bookmarkEnd w:id="5"/>
+      <w:bookmarkEnd w:id="6"/>
     </w:p>
     <w:p>
       <w:pPr>
         <w:pStyle w:val="Ttulo2"/>
       </w:pPr>
-      <w:bookmarkStart w:id="6" w:name="_Toc228191154"/>
+      <w:bookmarkStart w:id="7" w:name="_Toc229496967"/>
       <w:r>
         <w:t>5</w:t>
       </w:r>
       <w:r>
         <w:t>.1 Requisitos Funcionais</w:t>
       </w:r>
-      <w:bookmarkEnd w:id="6"/>
+      <w:bookmarkEnd w:id="7"/>
     </w:p>
     <w:p>
       <w:pPr>
@@ -3708,14 +3889,14 @@
       <w:pPr>
         <w:pStyle w:val="Ttulo2"/>
       </w:pPr>
-      <w:bookmarkStart w:id="7" w:name="_Toc228191155"/>
+      <w:bookmarkStart w:id="8" w:name="_Toc229496968"/>
       <w:r>
         <w:t>5</w:t>
       </w:r>
       <w:r>
         <w:t>.2 Requisitos Não Funcionais</w:t>
       </w:r>
-      <w:bookmarkEnd w:id="7"/>
+      <w:bookmarkEnd w:id="8"/>
     </w:p>
     <w:p>
       <w:pPr>
@@ -3802,7 +3983,7 @@
       <w:pPr>
         <w:pStyle w:val="Ttulo1"/>
       </w:pPr>
-      <w:bookmarkStart w:id="8" w:name="_Toc228191156"/>
+      <w:bookmarkStart w:id="9" w:name="_Toc229496969"/>
       <w:r>
         <w:lastRenderedPageBreak/>
         <w:t>6</w:t>
@@ -3813,20 +3994,20 @@
       <w:r>
         <w:t xml:space="preserve"> UML</w:t>
       </w:r>
-      <w:bookmarkEnd w:id="8"/>
+      <w:bookmarkEnd w:id="9"/>
     </w:p>
     <w:p>
       <w:pPr>
         <w:pStyle w:val="Ttulo2"/>
       </w:pPr>
-      <w:bookmarkStart w:id="9" w:name="_Toc228191157"/>
+      <w:bookmarkStart w:id="10" w:name="_Toc229496970"/>
       <w:r>
         <w:t>6</w:t>
       </w:r>
       <w:r>
         <w:t>.1 Caso de Uso</w:t>
       </w:r>
-      <w:bookmarkEnd w:id="9"/>
+      <w:bookmarkEnd w:id="10"/>
     </w:p>
     <w:p>
       <w:r>
@@ -3902,22 +4083,35 @@
       <w:pPr>
         <w:pStyle w:val="Legenda"/>
       </w:pPr>
-      <w:bookmarkStart w:id="10" w:name="_Toc229055606"/>
+      <w:bookmarkStart w:id="11" w:name="_Toc229055606"/>
       <w:r>
         <w:t xml:space="preserve">Figura </w:t>
       </w:r>
-      <w:fldSimple w:instr=" SEQ Figura \* ARABIC ">
-        <w:r>
-          <w:rPr>
-            <w:noProof/>
-          </w:rPr>
-          <w:t>1</w:t>
-        </w:r>
-      </w:fldSimple>
+      <w:r>
+        <w:fldChar w:fldCharType="begin"/>
+      </w:r>
+      <w:r>
+        <w:instrText xml:space="preserve"> SEQ Figura \* ARABIC </w:instrText>
+      </w:r>
+      <w:r>
+        <w:fldChar w:fldCharType="separate"/>
+      </w:r>
+      <w:r>
+        <w:rPr>
+          <w:noProof/>
+        </w:rPr>
+        <w:t>1</w:t>
+      </w:r>
+      <w:r>
+        <w:rPr>
+          <w:noProof/>
+        </w:rPr>
+        <w:fldChar w:fldCharType="end"/>
+      </w:r>
       <w:r>
         <w:t xml:space="preserve"> – Diagrama de Caso de Uso</w:t>
       </w:r>
-      <w:bookmarkEnd w:id="10"/>
+      <w:bookmarkEnd w:id="11"/>
     </w:p>
     <w:p>
       <w:pPr>
@@ -3950,14 +4144,14 @@
       <w:pPr>
         <w:pStyle w:val="Ttulo1"/>
       </w:pPr>
-      <w:bookmarkStart w:id="11" w:name="_Toc228191158"/>
+      <w:bookmarkStart w:id="12" w:name="_Toc229496971"/>
       <w:r>
         <w:t>7</w:t>
       </w:r>
       <w:r>
         <w:t xml:space="preserve"> Banco de Dados</w:t>
       </w:r>
-      <w:bookmarkEnd w:id="11"/>
+      <w:bookmarkEnd w:id="12"/>
       <w:r>
         <w:t xml:space="preserve"> </w:t>
       </w:r>
@@ -3978,7 +4172,7 @@
       <w:pPr>
         <w:pStyle w:val="Ttulo2"/>
       </w:pPr>
-      <w:bookmarkStart w:id="12" w:name="_Toc228191159"/>
+      <w:bookmarkStart w:id="13" w:name="_Toc229496972"/>
       <w:r>
         <w:t>7</w:t>
       </w:r>
@@ -3991,7 +4185,7 @@
       <w:r>
         <w:t xml:space="preserve"> Modelo Conceitual</w:t>
       </w:r>
-      <w:bookmarkEnd w:id="12"/>
+      <w:bookmarkEnd w:id="13"/>
     </w:p>
     <w:p>
       <w:r>
@@ -4001,7 +4195,15 @@
         <w:t>lógica</w:t>
       </w:r>
       <w:r>
-        <w:t>, evidenciando as entidades e seus relacionamentos. O sistema é composto por quatro entidades principais: Perfis, responsável por definir os níveis de acesso; Usuarios, que armazena os dados cadastrais e de autenticação; Noticias, que representa as publicações realizadas; e Categorias, que organiza os conteúdos por tema.</w:t>
+        <w:t xml:space="preserve">, evidenciando as entidades e seus relacionamentos. O sistema é composto por quatro entidades principais: Perfis, responsável por definir os níveis de acesso; </w:t>
+      </w:r>
+      <w:proofErr w:type="spellStart"/>
+      <w:r>
+        <w:t>Usuarios</w:t>
+      </w:r>
+      <w:proofErr w:type="spellEnd"/>
+      <w:r>
+        <w:t>, que armazena os dados cadastrais e de autenticação; Noticias, que representa as publicações realizadas; e Categorias, que organiza os conteúdos por tema.</w:t>
       </w:r>
     </w:p>
     <w:p>
@@ -4068,22 +4270,35 @@
       <w:pPr>
         <w:pStyle w:val="Legenda"/>
       </w:pPr>
-      <w:bookmarkStart w:id="13" w:name="_Toc229055607"/>
+      <w:bookmarkStart w:id="14" w:name="_Toc229055607"/>
       <w:r>
         <w:t xml:space="preserve">Figura </w:t>
       </w:r>
-      <w:fldSimple w:instr=" SEQ Figura \* ARABIC ">
-        <w:r>
-          <w:rPr>
-            <w:noProof/>
-          </w:rPr>
-          <w:t>2</w:t>
-        </w:r>
-      </w:fldSimple>
+      <w:r>
+        <w:fldChar w:fldCharType="begin"/>
+      </w:r>
+      <w:r>
+        <w:instrText xml:space="preserve"> SEQ Figura \* ARABIC </w:instrText>
+      </w:r>
+      <w:r>
+        <w:fldChar w:fldCharType="separate"/>
+      </w:r>
+      <w:r>
+        <w:rPr>
+          <w:noProof/>
+        </w:rPr>
+        <w:t>2</w:t>
+      </w:r>
+      <w:r>
+        <w:rPr>
+          <w:noProof/>
+        </w:rPr>
+        <w:fldChar w:fldCharType="end"/>
+      </w:r>
       <w:r>
         <w:t xml:space="preserve"> – Modelo Conceitual</w:t>
       </w:r>
-      <w:bookmarkEnd w:id="13"/>
+      <w:bookmarkEnd w:id="14"/>
     </w:p>
     <w:p>
       <w:pPr>
@@ -4116,7 +4331,7 @@
       <w:pPr>
         <w:pStyle w:val="Ttulo2"/>
       </w:pPr>
-      <w:bookmarkStart w:id="14" w:name="_Toc228191160"/>
+      <w:bookmarkStart w:id="15" w:name="_Toc229496973"/>
       <w:r>
         <w:t>7</w:t>
       </w:r>
@@ -4129,7 +4344,7 @@
       <w:r>
         <w:t xml:space="preserve"> Modelo Lógico</w:t>
       </w:r>
-      <w:bookmarkEnd w:id="14"/>
+      <w:bookmarkEnd w:id="15"/>
       <w:r>
         <w:t xml:space="preserve"> </w:t>
       </w:r>
@@ -4142,17 +4357,73 @@
         <w:t>s</w:t>
       </w:r>
       <w:r>
-        <w:t xml:space="preserve">: Perfis, Usuarios, Noticias e Categorias. Cada tabela possui sua respectiva chave primária para identificação única dos registros e os relacionamentos são implementados através de chaves </w:t>
+        <w:t xml:space="preserve">: Perfis, </w:t>
+      </w:r>
+      <w:proofErr w:type="spellStart"/>
+      <w:r>
+        <w:t>Usuarios</w:t>
+      </w:r>
+      <w:proofErr w:type="spellEnd"/>
+      <w:r>
+        <w:t xml:space="preserve">, </w:t>
+      </w:r>
+      <w:proofErr w:type="spellStart"/>
+      <w:r>
+        <w:t>Noticias</w:t>
+      </w:r>
+      <w:proofErr w:type="spellEnd"/>
+      <w:r>
+        <w:t xml:space="preserve"> e Categorias. Cada tabela possui sua respectiva chave primária para identificação única dos registros e os relacionamentos são implementados através de chaves </w:t>
       </w:r>
       <w:r>
         <w:lastRenderedPageBreak/>
-        <w:t xml:space="preserve">estrangeiras que garantem a integridade dos dados. A tabela Usuarios </w:t>
+        <w:t xml:space="preserve">estrangeiras que garantem a integridade dos dados. A tabela </w:t>
+      </w:r>
+      <w:proofErr w:type="spellStart"/>
+      <w:r>
+        <w:t>Usuarios</w:t>
+      </w:r>
+      <w:proofErr w:type="spellEnd"/>
+      <w:r>
+        <w:t xml:space="preserve"> </w:t>
       </w:r>
       <w:r>
         <w:t>referência</w:t>
       </w:r>
       <w:r>
-        <w:t xml:space="preserve"> a tabela Perfis através da chave estrangeira, enquanto os campos de login (user, email e cpf) possuem restrição UNIQUE para evitar duplicidades. A tabela Noticias, possui duas chaves estrangeiras: </w:t>
+        <w:t xml:space="preserve"> a tabela Perfis através da chave estrangeira, enquanto os campos de login (</w:t>
+      </w:r>
+      <w:proofErr w:type="spellStart"/>
+      <w:r>
+        <w:t>user</w:t>
+      </w:r>
+      <w:proofErr w:type="spellEnd"/>
+      <w:r>
+        <w:t xml:space="preserve">, </w:t>
+      </w:r>
+      <w:proofErr w:type="spellStart"/>
+      <w:r>
+        <w:t>email</w:t>
+      </w:r>
+      <w:proofErr w:type="spellEnd"/>
+      <w:r>
+        <w:t xml:space="preserve"> e </w:t>
+      </w:r>
+      <w:proofErr w:type="spellStart"/>
+      <w:r>
+        <w:t>cpf</w:t>
+      </w:r>
+      <w:proofErr w:type="spellEnd"/>
+      <w:r>
+        <w:t xml:space="preserve">) possuem restrição UNIQUE para evitar duplicidades. A tabela </w:t>
+      </w:r>
+      <w:proofErr w:type="spellStart"/>
+      <w:r>
+        <w:t>Noticias</w:t>
+      </w:r>
+      <w:proofErr w:type="spellEnd"/>
+      <w:r>
+        <w:t xml:space="preserve">, possui duas chaves estrangeiras: </w:t>
       </w:r>
       <w:r>
         <w:t>uma</w:t>
@@ -4228,22 +4499,35 @@
       <w:pPr>
         <w:pStyle w:val="Legenda"/>
       </w:pPr>
-      <w:bookmarkStart w:id="15" w:name="_Toc229055608"/>
+      <w:bookmarkStart w:id="16" w:name="_Toc229055608"/>
       <w:r>
         <w:t xml:space="preserve">Figura </w:t>
       </w:r>
-      <w:fldSimple w:instr=" SEQ Figura \* ARABIC ">
-        <w:r>
-          <w:rPr>
-            <w:noProof/>
-          </w:rPr>
-          <w:t>3</w:t>
-        </w:r>
-      </w:fldSimple>
+      <w:r>
+        <w:fldChar w:fldCharType="begin"/>
+      </w:r>
+      <w:r>
+        <w:instrText xml:space="preserve"> SEQ Figura \* ARABIC </w:instrText>
+      </w:r>
+      <w:r>
+        <w:fldChar w:fldCharType="separate"/>
+      </w:r>
+      <w:r>
+        <w:rPr>
+          <w:noProof/>
+        </w:rPr>
+        <w:t>3</w:t>
+      </w:r>
+      <w:r>
+        <w:rPr>
+          <w:noProof/>
+        </w:rPr>
+        <w:fldChar w:fldCharType="end"/>
+      </w:r>
       <w:r>
         <w:t xml:space="preserve"> – Modelo Lógico</w:t>
       </w:r>
-      <w:bookmarkEnd w:id="15"/>
+      <w:bookmarkEnd w:id="16"/>
     </w:p>
     <w:p>
       <w:pPr>
@@ -4276,7 +4560,7 @@
       <w:pPr>
         <w:pStyle w:val="Ttulo1"/>
       </w:pPr>
-      <w:bookmarkStart w:id="16" w:name="_Toc228191161"/>
+      <w:bookmarkStart w:id="17" w:name="_Toc229496974"/>
       <w:r>
         <w:t>8</w:t>
       </w:r>
@@ -4286,7 +4570,7 @@
       <w:r>
         <w:t>Páginas</w:t>
       </w:r>
-      <w:bookmarkEnd w:id="16"/>
+      <w:bookmarkEnd w:id="17"/>
       <w:r>
         <w:t xml:space="preserve"> </w:t>
       </w:r>
@@ -4304,14 +4588,14 @@
       <w:pPr>
         <w:pStyle w:val="Ttulo2"/>
       </w:pPr>
-      <w:bookmarkStart w:id="17" w:name="_Toc228191162"/>
+      <w:bookmarkStart w:id="18" w:name="_Toc229496975"/>
       <w:r>
         <w:t>8</w:t>
       </w:r>
       <w:r>
         <w:t>.1 Index</w:t>
       </w:r>
-      <w:bookmarkEnd w:id="17"/>
+      <w:bookmarkEnd w:id="18"/>
     </w:p>
     <w:p>
       <w:r>
@@ -4386,22 +4670,35 @@
       <w:pPr>
         <w:pStyle w:val="Legenda"/>
       </w:pPr>
-      <w:bookmarkStart w:id="18" w:name="_Toc229055609"/>
+      <w:bookmarkStart w:id="19" w:name="_Toc229055609"/>
       <w:r>
         <w:t xml:space="preserve">Figura </w:t>
       </w:r>
-      <w:fldSimple w:instr=" SEQ Figura \* ARABIC ">
-        <w:r>
-          <w:rPr>
-            <w:noProof/>
-          </w:rPr>
-          <w:t>4</w:t>
-        </w:r>
-      </w:fldSimple>
+      <w:r>
+        <w:fldChar w:fldCharType="begin"/>
+      </w:r>
+      <w:r>
+        <w:instrText xml:space="preserve"> SEQ Figura \* ARABIC </w:instrText>
+      </w:r>
+      <w:r>
+        <w:fldChar w:fldCharType="separate"/>
+      </w:r>
+      <w:r>
+        <w:rPr>
+          <w:noProof/>
+        </w:rPr>
+        <w:t>4</w:t>
+      </w:r>
+      <w:r>
+        <w:rPr>
+          <w:noProof/>
+        </w:rPr>
+        <w:fldChar w:fldCharType="end"/>
+      </w:r>
       <w:r>
         <w:t xml:space="preserve"> – Pagina Index</w:t>
       </w:r>
-      <w:bookmarkEnd w:id="18"/>
+      <w:bookmarkEnd w:id="19"/>
     </w:p>
     <w:p>
       <w:pPr>
@@ -4416,14 +4713,14 @@
       <w:pPr>
         <w:pStyle w:val="Ttulo2"/>
       </w:pPr>
-      <w:bookmarkStart w:id="19" w:name="_Toc228191163"/>
+      <w:bookmarkStart w:id="20" w:name="_Toc229496976"/>
       <w:r>
         <w:t>8</w:t>
       </w:r>
       <w:r>
         <w:t>.2 Notícias</w:t>
       </w:r>
-      <w:bookmarkEnd w:id="19"/>
+      <w:bookmarkEnd w:id="20"/>
     </w:p>
     <w:p>
       <w:r>
@@ -4516,22 +4813,35 @@
       <w:pPr>
         <w:pStyle w:val="Legenda"/>
       </w:pPr>
-      <w:bookmarkStart w:id="20" w:name="_Toc229055610"/>
+      <w:bookmarkStart w:id="21" w:name="_Toc229055610"/>
       <w:r>
         <w:t xml:space="preserve">Figura </w:t>
       </w:r>
-      <w:fldSimple w:instr=" SEQ Figura \* ARABIC ">
-        <w:r>
-          <w:rPr>
-            <w:noProof/>
-          </w:rPr>
-          <w:t>5</w:t>
-        </w:r>
-      </w:fldSimple>
+      <w:r>
+        <w:fldChar w:fldCharType="begin"/>
+      </w:r>
+      <w:r>
+        <w:instrText xml:space="preserve"> SEQ Figura \* ARABIC </w:instrText>
+      </w:r>
+      <w:r>
+        <w:fldChar w:fldCharType="separate"/>
+      </w:r>
+      <w:r>
+        <w:rPr>
+          <w:noProof/>
+        </w:rPr>
+        <w:t>5</w:t>
+      </w:r>
+      <w:r>
+        <w:rPr>
+          <w:noProof/>
+        </w:rPr>
+        <w:fldChar w:fldCharType="end"/>
+      </w:r>
       <w:r>
         <w:t xml:space="preserve"> – Pagina de Notícias</w:t>
       </w:r>
-      <w:bookmarkEnd w:id="20"/>
+      <w:bookmarkEnd w:id="21"/>
     </w:p>
     <w:p>
       <w:pPr>
@@ -4569,14 +4879,14 @@
       <w:pPr>
         <w:pStyle w:val="Ttulo2"/>
       </w:pPr>
-      <w:bookmarkStart w:id="21" w:name="_Toc228191164"/>
+      <w:bookmarkStart w:id="22" w:name="_Toc229496977"/>
       <w:r>
         <w:t>8</w:t>
       </w:r>
       <w:r>
         <w:t>.3 Login</w:t>
       </w:r>
-      <w:bookmarkEnd w:id="21"/>
+      <w:bookmarkEnd w:id="22"/>
     </w:p>
     <w:p>
       <w:r>
@@ -4671,22 +4981,35 @@
       <w:pPr>
         <w:pStyle w:val="Legenda"/>
       </w:pPr>
-      <w:bookmarkStart w:id="22" w:name="_Toc229055611"/>
+      <w:bookmarkStart w:id="23" w:name="_Toc229055611"/>
       <w:r>
         <w:t xml:space="preserve">Figura </w:t>
       </w:r>
-      <w:fldSimple w:instr=" SEQ Figura \* ARABIC ">
-        <w:r>
-          <w:rPr>
-            <w:noProof/>
-          </w:rPr>
-          <w:t>6</w:t>
-        </w:r>
-      </w:fldSimple>
+      <w:r>
+        <w:fldChar w:fldCharType="begin"/>
+      </w:r>
+      <w:r>
+        <w:instrText xml:space="preserve"> SEQ Figura \* ARABIC </w:instrText>
+      </w:r>
+      <w:r>
+        <w:fldChar w:fldCharType="separate"/>
+      </w:r>
+      <w:r>
+        <w:rPr>
+          <w:noProof/>
+        </w:rPr>
+        <w:t>6</w:t>
+      </w:r>
+      <w:r>
+        <w:rPr>
+          <w:noProof/>
+        </w:rPr>
+        <w:fldChar w:fldCharType="end"/>
+      </w:r>
       <w:r>
         <w:t xml:space="preserve"> - Login</w:t>
       </w:r>
-      <w:bookmarkEnd w:id="22"/>
+      <w:bookmarkEnd w:id="23"/>
     </w:p>
     <w:p>
       <w:pPr>
@@ -4772,22 +5095,35 @@
       <w:pPr>
         <w:pStyle w:val="Legenda"/>
       </w:pPr>
-      <w:bookmarkStart w:id="23" w:name="_Toc229055612"/>
+      <w:bookmarkStart w:id="24" w:name="_Toc229055612"/>
       <w:r>
         <w:t xml:space="preserve">Figura </w:t>
       </w:r>
-      <w:fldSimple w:instr=" SEQ Figura \* ARABIC ">
-        <w:r>
-          <w:rPr>
-            <w:noProof/>
-          </w:rPr>
-          <w:t>7</w:t>
-        </w:r>
-      </w:fldSimple>
+      <w:r>
+        <w:fldChar w:fldCharType="begin"/>
+      </w:r>
+      <w:r>
+        <w:instrText xml:space="preserve"> SEQ Figura \* ARABIC </w:instrText>
+      </w:r>
+      <w:r>
+        <w:fldChar w:fldCharType="separate"/>
+      </w:r>
+      <w:r>
+        <w:rPr>
+          <w:noProof/>
+        </w:rPr>
+        <w:t>7</w:t>
+      </w:r>
+      <w:r>
+        <w:rPr>
+          <w:noProof/>
+        </w:rPr>
+        <w:fldChar w:fldCharType="end"/>
+      </w:r>
       <w:r>
         <w:t xml:space="preserve"> – Mudar Dados</w:t>
       </w:r>
-      <w:bookmarkEnd w:id="23"/>
+      <w:bookmarkEnd w:id="24"/>
     </w:p>
     <w:p>
       <w:pPr>
@@ -4818,14 +5154,14 @@
       <w:pPr>
         <w:pStyle w:val="Ttulo2"/>
       </w:pPr>
-      <w:bookmarkStart w:id="24" w:name="_Toc228191165"/>
+      <w:bookmarkStart w:id="25" w:name="_Toc229496978"/>
       <w:r>
         <w:t>8</w:t>
       </w:r>
       <w:r>
         <w:t>.4 Publicar Notícias</w:t>
       </w:r>
-      <w:bookmarkEnd w:id="24"/>
+      <w:bookmarkEnd w:id="25"/>
       <w:r>
         <w:t xml:space="preserve"> </w:t>
       </w:r>
@@ -4904,22 +5240,35 @@
       <w:pPr>
         <w:pStyle w:val="Legenda"/>
       </w:pPr>
-      <w:bookmarkStart w:id="25" w:name="_Toc229055613"/>
+      <w:bookmarkStart w:id="26" w:name="_Toc229055613"/>
       <w:r>
         <w:t xml:space="preserve">Figura </w:t>
       </w:r>
-      <w:fldSimple w:instr=" SEQ Figura \* ARABIC ">
-        <w:r>
-          <w:rPr>
-            <w:noProof/>
-          </w:rPr>
-          <w:t>8</w:t>
-        </w:r>
-      </w:fldSimple>
+      <w:r>
+        <w:fldChar w:fldCharType="begin"/>
+      </w:r>
+      <w:r>
+        <w:instrText xml:space="preserve"> SEQ Figura \* ARABIC </w:instrText>
+      </w:r>
+      <w:r>
+        <w:fldChar w:fldCharType="separate"/>
+      </w:r>
+      <w:r>
+        <w:rPr>
+          <w:noProof/>
+        </w:rPr>
+        <w:t>8</w:t>
+      </w:r>
+      <w:r>
+        <w:rPr>
+          <w:noProof/>
+        </w:rPr>
+        <w:fldChar w:fldCharType="end"/>
+      </w:r>
       <w:r>
         <w:t xml:space="preserve"> – Publicar Noticia</w:t>
       </w:r>
-      <w:bookmarkEnd w:id="25"/>
+      <w:bookmarkEnd w:id="26"/>
     </w:p>
     <w:p>
       <w:pPr>
@@ -4950,7 +5299,7 @@
       <w:pPr>
         <w:pStyle w:val="Ttulo2"/>
       </w:pPr>
-      <w:bookmarkStart w:id="26" w:name="_Toc228191166"/>
+      <w:bookmarkStart w:id="27" w:name="_Toc229496979"/>
       <w:r>
         <w:lastRenderedPageBreak/>
         <w:t>8</w:t>
@@ -4958,7 +5307,7 @@
       <w:r>
         <w:t>.5 Editar Noticia</w:t>
       </w:r>
-      <w:bookmarkEnd w:id="26"/>
+      <w:bookmarkEnd w:id="27"/>
       <w:r>
         <w:t xml:space="preserve"> </w:t>
       </w:r>
@@ -5041,22 +5390,35 @@
       <w:pPr>
         <w:pStyle w:val="Legenda"/>
       </w:pPr>
-      <w:bookmarkStart w:id="27" w:name="_Toc229055614"/>
+      <w:bookmarkStart w:id="28" w:name="_Toc229055614"/>
       <w:r>
         <w:t xml:space="preserve">Figura </w:t>
       </w:r>
-      <w:fldSimple w:instr=" SEQ Figura \* ARABIC ">
-        <w:r>
-          <w:rPr>
-            <w:noProof/>
-          </w:rPr>
-          <w:t>9</w:t>
-        </w:r>
-      </w:fldSimple>
+      <w:r>
+        <w:fldChar w:fldCharType="begin"/>
+      </w:r>
+      <w:r>
+        <w:instrText xml:space="preserve"> SEQ Figura \* ARABIC </w:instrText>
+      </w:r>
+      <w:r>
+        <w:fldChar w:fldCharType="separate"/>
+      </w:r>
+      <w:r>
+        <w:rPr>
+          <w:noProof/>
+        </w:rPr>
+        <w:t>9</w:t>
+      </w:r>
+      <w:r>
+        <w:rPr>
+          <w:noProof/>
+        </w:rPr>
+        <w:fldChar w:fldCharType="end"/>
+      </w:r>
       <w:r>
         <w:t xml:space="preserve"> – Editar Noticia</w:t>
       </w:r>
-      <w:bookmarkEnd w:id="27"/>
+      <w:bookmarkEnd w:id="28"/>
       <w:r>
         <w:t xml:space="preserve"> </w:t>
       </w:r>
@@ -5082,7 +5444,7 @@
       <w:pPr>
         <w:pStyle w:val="Ttulo2"/>
       </w:pPr>
-      <w:bookmarkStart w:id="28" w:name="_Toc228191167"/>
+      <w:bookmarkStart w:id="29" w:name="_Toc229496980"/>
       <w:r>
         <w:t>8</w:t>
       </w:r>
@@ -5104,7 +5466,7 @@
       <w:r>
         <w:t>Estáticas</w:t>
       </w:r>
-      <w:bookmarkEnd w:id="28"/>
+      <w:bookmarkEnd w:id="29"/>
       <w:r>
         <w:t xml:space="preserve"> </w:t>
       </w:r>
@@ -5182,22 +5544,35 @@
       <w:pPr>
         <w:pStyle w:val="Legenda"/>
       </w:pPr>
-      <w:bookmarkStart w:id="29" w:name="_Toc229055615"/>
+      <w:bookmarkStart w:id="30" w:name="_Toc229055615"/>
       <w:r>
         <w:t xml:space="preserve">Figura </w:t>
       </w:r>
-      <w:fldSimple w:instr=" SEQ Figura \* ARABIC ">
-        <w:r>
-          <w:rPr>
-            <w:noProof/>
-          </w:rPr>
-          <w:t>10</w:t>
-        </w:r>
-      </w:fldSimple>
+      <w:r>
+        <w:fldChar w:fldCharType="begin"/>
+      </w:r>
+      <w:r>
+        <w:instrText xml:space="preserve"> SEQ Figura \* ARABIC </w:instrText>
+      </w:r>
+      <w:r>
+        <w:fldChar w:fldCharType="separate"/>
+      </w:r>
+      <w:r>
+        <w:rPr>
+          <w:noProof/>
+        </w:rPr>
+        <w:t>10</w:t>
+      </w:r>
+      <w:r>
+        <w:rPr>
+          <w:noProof/>
+        </w:rPr>
+        <w:fldChar w:fldCharType="end"/>
+      </w:r>
       <w:r>
         <w:t xml:space="preserve"> - Sobre</w:t>
       </w:r>
-      <w:bookmarkEnd w:id="29"/>
+      <w:bookmarkEnd w:id="30"/>
     </w:p>
     <w:p>
       <w:pPr>
@@ -5228,14 +5603,14 @@
       <w:pPr>
         <w:pStyle w:val="Ttulo2"/>
       </w:pPr>
-      <w:bookmarkStart w:id="30" w:name="_Toc228191168"/>
+      <w:bookmarkStart w:id="31" w:name="_Toc229496981"/>
       <w:r>
         <w:t>8</w:t>
       </w:r>
       <w:r>
         <w:t>.7 Admin</w:t>
       </w:r>
-      <w:bookmarkEnd w:id="30"/>
+      <w:bookmarkEnd w:id="31"/>
     </w:p>
     <w:p>
       <w:r>
@@ -5317,22 +5692,35 @@
       <w:pPr>
         <w:pStyle w:val="Legenda"/>
       </w:pPr>
-      <w:bookmarkStart w:id="31" w:name="_Toc229055616"/>
+      <w:bookmarkStart w:id="32" w:name="_Toc229055616"/>
       <w:r>
         <w:t xml:space="preserve">Figura </w:t>
       </w:r>
-      <w:fldSimple w:instr=" SEQ Figura \* ARABIC ">
-        <w:r>
-          <w:rPr>
-            <w:noProof/>
-          </w:rPr>
-          <w:t>11</w:t>
-        </w:r>
-      </w:fldSimple>
+      <w:r>
+        <w:fldChar w:fldCharType="begin"/>
+      </w:r>
+      <w:r>
+        <w:instrText xml:space="preserve"> SEQ Figura \* ARABIC </w:instrText>
+      </w:r>
+      <w:r>
+        <w:fldChar w:fldCharType="separate"/>
+      </w:r>
+      <w:r>
+        <w:rPr>
+          <w:noProof/>
+        </w:rPr>
+        <w:t>11</w:t>
+      </w:r>
+      <w:r>
+        <w:rPr>
+          <w:noProof/>
+        </w:rPr>
+        <w:fldChar w:fldCharType="end"/>
+      </w:r>
       <w:r>
         <w:t xml:space="preserve"> - Admin</w:t>
       </w:r>
-      <w:bookmarkEnd w:id="31"/>
+      <w:bookmarkEnd w:id="32"/>
     </w:p>
     <w:p>
       <w:pPr>
@@ -5363,7 +5751,7 @@
       <w:pPr>
         <w:pStyle w:val="Ttulo2"/>
       </w:pPr>
-      <w:bookmarkStart w:id="32" w:name="_Toc228191169"/>
+      <w:bookmarkStart w:id="33" w:name="_Toc229496982"/>
       <w:r>
         <w:t>8</w:t>
       </w:r>
@@ -5373,7 +5761,7 @@
       <w:r>
         <w:t>Acesso Restrito</w:t>
       </w:r>
-      <w:bookmarkEnd w:id="32"/>
+      <w:bookmarkEnd w:id="33"/>
     </w:p>
     <w:p>
       <w:r>
@@ -5442,22 +5830,35 @@
       <w:pPr>
         <w:pStyle w:val="Legenda"/>
       </w:pPr>
-      <w:bookmarkStart w:id="33" w:name="_Toc229055617"/>
+      <w:bookmarkStart w:id="34" w:name="_Toc229055617"/>
       <w:r>
         <w:t xml:space="preserve">Figura </w:t>
       </w:r>
-      <w:fldSimple w:instr=" SEQ Figura \* ARABIC ">
-        <w:r>
-          <w:rPr>
-            <w:noProof/>
-          </w:rPr>
-          <w:t>12</w:t>
-        </w:r>
-      </w:fldSimple>
+      <w:r>
+        <w:fldChar w:fldCharType="begin"/>
+      </w:r>
+      <w:r>
+        <w:instrText xml:space="preserve"> SEQ Figura \* ARABIC </w:instrText>
+      </w:r>
+      <w:r>
+        <w:fldChar w:fldCharType="separate"/>
+      </w:r>
+      <w:r>
+        <w:rPr>
+          <w:noProof/>
+        </w:rPr>
+        <w:t>12</w:t>
+      </w:r>
+      <w:r>
+        <w:rPr>
+          <w:noProof/>
+        </w:rPr>
+        <w:fldChar w:fldCharType="end"/>
+      </w:r>
       <w:r>
         <w:t xml:space="preserve"> – Acesso Restrito</w:t>
       </w:r>
-      <w:bookmarkEnd w:id="33"/>
+      <w:bookmarkEnd w:id="34"/>
     </w:p>
     <w:p>
       <w:pPr>
@@ -5488,7 +5889,7 @@
       <w:pPr>
         <w:pStyle w:val="Ttulo2"/>
       </w:pPr>
-      <w:bookmarkStart w:id="34" w:name="_Toc228191170"/>
+      <w:bookmarkStart w:id="35" w:name="_Toc229496983"/>
       <w:r>
         <w:t>8</w:t>
       </w:r>
@@ -5498,7 +5899,7 @@
       <w:r>
         <w:t>404</w:t>
       </w:r>
-      <w:bookmarkEnd w:id="34"/>
+      <w:bookmarkEnd w:id="35"/>
     </w:p>
     <w:p>
       <w:r>
@@ -5571,22 +5972,35 @@
         <w:pStyle w:val="Legenda"/>
         <w:ind w:firstLine="0"/>
       </w:pPr>
-      <w:bookmarkStart w:id="35" w:name="_Toc229055618"/>
+      <w:bookmarkStart w:id="36" w:name="_Toc229055618"/>
       <w:r>
         <w:t xml:space="preserve">Figura </w:t>
       </w:r>
-      <w:fldSimple w:instr=" SEQ Figura \* ARABIC ">
-        <w:r>
-          <w:rPr>
-            <w:noProof/>
-          </w:rPr>
-          <w:t>13</w:t>
-        </w:r>
-      </w:fldSimple>
+      <w:r>
+        <w:fldChar w:fldCharType="begin"/>
+      </w:r>
+      <w:r>
+        <w:instrText xml:space="preserve"> SEQ Figura \* ARABIC </w:instrText>
+      </w:r>
+      <w:r>
+        <w:fldChar w:fldCharType="separate"/>
+      </w:r>
+      <w:r>
+        <w:rPr>
+          <w:noProof/>
+        </w:rPr>
+        <w:t>13</w:t>
+      </w:r>
+      <w:r>
+        <w:rPr>
+          <w:noProof/>
+        </w:rPr>
+        <w:fldChar w:fldCharType="end"/>
+      </w:r>
       <w:r>
         <w:t xml:space="preserve"> - 404</w:t>
       </w:r>
-      <w:bookmarkEnd w:id="35"/>
+      <w:bookmarkEnd w:id="36"/>
     </w:p>
     <w:p>
       <w:pPr>
@@ -5619,14 +6033,14 @@
       <w:pPr>
         <w:pStyle w:val="Ttulo1"/>
       </w:pPr>
-      <w:bookmarkStart w:id="36" w:name="_Toc228191171"/>
+      <w:bookmarkStart w:id="37" w:name="_Toc229496984"/>
       <w:r>
         <w:t>9</w:t>
       </w:r>
       <w:r>
         <w:t xml:space="preserve"> Conclusão</w:t>
       </w:r>
-      <w:bookmarkEnd w:id="36"/>
+      <w:bookmarkEnd w:id="37"/>
     </w:p>
     <w:p>
       <w:r>
@@ -5643,14 +6057,14 @@
       <w:pPr>
         <w:pStyle w:val="Ttulo1"/>
       </w:pPr>
-      <w:bookmarkStart w:id="37" w:name="_Toc228191172"/>
+      <w:bookmarkStart w:id="38" w:name="_Toc229496985"/>
       <w:r>
         <w:t>10</w:t>
       </w:r>
       <w:r>
         <w:t xml:space="preserve"> Referências Bibliográficas</w:t>
       </w:r>
-      <w:bookmarkEnd w:id="37"/>
+      <w:bookmarkEnd w:id="38"/>
     </w:p>
     <w:p>
       <w:r>
@@ -5662,7 +6076,7 @@
       <w:pPr>
         <w:pStyle w:val="Ttulo1"/>
       </w:pPr>
-      <w:bookmarkStart w:id="38" w:name="_Toc228191173"/>
+      <w:bookmarkStart w:id="39" w:name="_Toc229496986"/>
       <w:r>
         <w:t>1</w:t>
       </w:r>
@@ -5672,7 +6086,7 @@
       <w:r>
         <w:t xml:space="preserve"> Tecnologias Usadas</w:t>
       </w:r>
-      <w:bookmarkEnd w:id="38"/>
+      <w:bookmarkEnd w:id="39"/>
     </w:p>
     <w:p>
       <w:pPr>
@@ -5682,11 +6096,16 @@
       <w:r>
         <w:t xml:space="preserve">Aplicativo </w:t>
       </w:r>
+      <w:proofErr w:type="spellStart"/>
       <w:r>
         <w:t>B</w:t>
       </w:r>
       <w:r>
-        <w:t>RModelo, disponível em:</w:t>
+        <w:t>RModelo</w:t>
+      </w:r>
+      <w:proofErr w:type="spellEnd"/>
+      <w:r>
+        <w:t>, disponível em:</w:t>
       </w:r>
     </w:p>
     <w:p>
@@ -5715,8 +6134,8 @@
         <w:spacing w:line="240" w:lineRule="auto"/>
         <w:ind w:firstLine="0"/>
       </w:pPr>
-      <w:bookmarkStart w:id="39" w:name="_heading=h.cz0h9xi4m50b" w:colFirst="0" w:colLast="0"/>
-      <w:bookmarkEnd w:id="39"/>
+      <w:bookmarkStart w:id="40" w:name="_heading=h.cz0h9xi4m50b" w:colFirst="0" w:colLast="0"/>
+      <w:bookmarkEnd w:id="40"/>
     </w:p>
     <w:p>
       <w:pPr>
@@ -5724,7 +6143,15 @@
         <w:jc w:val="left"/>
       </w:pPr>
       <w:r>
-        <w:t>Aplicativo Astah disponível em:</w:t>
+        <w:t xml:space="preserve">Aplicativo </w:t>
+      </w:r>
+      <w:proofErr w:type="spellStart"/>
+      <w:r>
+        <w:t>Astah</w:t>
+      </w:r>
+      <w:proofErr w:type="spellEnd"/>
+      <w:r>
+        <w:t xml:space="preserve"> disponível em:</w:t>
       </w:r>
     </w:p>
     <w:p>
@@ -5762,8 +6189,13 @@
         <w:t>Aplicativo IDE</w:t>
       </w:r>
       <w:r>
-        <w:t xml:space="preserve"> VSCode</w:t>
-      </w:r>
+        <w:t xml:space="preserve"> </w:t>
+      </w:r>
+      <w:proofErr w:type="spellStart"/>
+      <w:r>
+        <w:t>VSCode</w:t>
+      </w:r>
+      <w:proofErr w:type="spellEnd"/>
       <w:r>
         <w:t>, disponível em:</w:t>
       </w:r>
@@ -9063,28 +9495,28 @@
 </file>
 
 <file path=customXml/item1.xml><?xml version="1.0" encoding="utf-8"?>
-<b:Sources xmlns:b="http://schemas.openxmlformats.org/officeDocument/2006/bibliography" xmlns="http://schemas.openxmlformats.org/officeDocument/2006/bibliography" SelectedStyle="\APASixthEditionOfficeOnline.xsl" StyleName="APA" Version="6"/>
-</file>
-
-<file path=customXml/item2.xml><?xml version="1.0" encoding="utf-8"?>
 <go:gDocsCustomXmlDataStorage xmlns:go="http://customooxmlschemas.google.com/" xmlns:r="http://schemas.openxmlformats.org/officeDocument/2006/relationships" uri="GoogleDocsCustomDataVersion2">
   <go:docsCustomData xmlns:go="http://customooxmlschemas.google.com/" roundtripDataSignature="AMtx7mgYmP008kLXglUu8Vq6VcOci0yYpQ==">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</go:docsCustomData>
 </go:gDocsCustomXmlDataStorage>
 </file>
 
-<file path=customXml/itemProps1.xml><?xml version="1.0" encoding="utf-8"?>
-<ds:datastoreItem xmlns:ds="http://schemas.openxmlformats.org/officeDocument/2006/customXml" ds:itemID="{96472495-2173-449C-B115-A3B967B5F40D}">
-  <ds:schemaRefs>
-    <ds:schemaRef ds:uri="http://schemas.openxmlformats.org/officeDocument/2006/bibliography"/>
-  </ds:schemaRefs>
-</ds:datastoreItem>
+<file path=customXml/item2.xml><?xml version="1.0" encoding="utf-8"?>
+<b:Sources xmlns:b="http://schemas.openxmlformats.org/officeDocument/2006/bibliography" xmlns="http://schemas.openxmlformats.org/officeDocument/2006/bibliography" SelectedStyle="\APASixthEditionOfficeOnline.xsl" StyleName="APA" Version="6"/>
 </file>
 
-<file path=customXml/itemProps2.xml><?xml version="1.0" encoding="utf-8"?>
+<file path=customXml/itemProps1.xml><?xml version="1.0" encoding="utf-8"?>
 <ds:datastoreItem xmlns:ds="http://schemas.openxmlformats.org/officeDocument/2006/customXml" ds:itemID="{11111111-1234-1234-1234-123412341234}">
   <ds:schemaRefs>
     <ds:schemaRef ds:uri="http://customooxmlschemas.google.com/"/>
     <ds:schemaRef ds:uri="http://schemas.openxmlformats.org/officeDocument/2006/relationships"/>
   </ds:schemaRefs>
 </ds:datastoreItem>
+</file>
+
+<file path=customXml/itemProps2.xml><?xml version="1.0" encoding="utf-8"?>
+<ds:datastoreItem xmlns:ds="http://schemas.openxmlformats.org/officeDocument/2006/customXml" ds:itemID="{96472495-2173-449C-B115-A3B967B5F40D}">
+  <ds:schemaRefs>
+    <ds:schemaRef ds:uri="http://schemas.openxmlformats.org/officeDocument/2006/bibliography"/>
+  </ds:schemaRefs>
+</ds:datastoreItem>
 </file>
--- a/Documentação/Documentação PI.docx
+++ b/Documentação/Documentação PI.docx
@@ -297,68 +297,48 @@
         </w:rPr>
         <w:t xml:space="preserve">, </w:t>
       </w:r>
-      <w:proofErr w:type="spellStart"/>
       <w:r>
         <w:rPr>
           <w:sz w:val="28"/>
           <w:szCs w:val="28"/>
         </w:rPr>
-        <w:t>Luis</w:t>
-      </w:r>
-      <w:proofErr w:type="spellEnd"/>
+        <w:t xml:space="preserve">Luis </w:t>
+      </w:r>
       <w:r>
         <w:rPr>
           <w:sz w:val="28"/>
           <w:szCs w:val="28"/>
         </w:rPr>
-        <w:t xml:space="preserve"> </w:t>
+        <w:t xml:space="preserve">Gustavo </w:t>
       </w:r>
       <w:r>
         <w:rPr>
           <w:sz w:val="28"/>
           <w:szCs w:val="28"/>
         </w:rPr>
-        <w:t xml:space="preserve">Gustavo </w:t>
-      </w:r>
-      <w:proofErr w:type="spellStart"/>
+        <w:t>Razzera</w:t>
+      </w:r>
       <w:r>
         <w:rPr>
           <w:sz w:val="28"/>
           <w:szCs w:val="28"/>
         </w:rPr>
-        <w:t>Razzera</w:t>
-      </w:r>
-      <w:proofErr w:type="spellEnd"/>
+        <w:t xml:space="preserve">, </w:t>
+      </w:r>
       <w:r>
         <w:rPr>
           <w:sz w:val="28"/>
           <w:szCs w:val="28"/>
         </w:rPr>
-        <w:t xml:space="preserve">, </w:t>
+        <w:t>Anderson</w:t>
       </w:r>
       <w:r>
         <w:rPr>
           <w:sz w:val="28"/>
           <w:szCs w:val="28"/>
         </w:rPr>
-        <w:t>Anderson</w:t>
-      </w:r>
-      <w:r>
-        <w:rPr>
-          <w:sz w:val="28"/>
-          <w:szCs w:val="28"/>
-        </w:rPr>
-        <w:t xml:space="preserve"> </w:t>
-      </w:r>
-      <w:proofErr w:type="spellStart"/>
-      <w:r>
-        <w:rPr>
-          <w:sz w:val="28"/>
-          <w:szCs w:val="28"/>
-        </w:rPr>
-        <w:t>Choren</w:t>
-      </w:r>
-      <w:proofErr w:type="spellEnd"/>
+        <w:t xml:space="preserve"> Choren</w:t>
+      </w:r>
       <w:r>
         <w:rPr>
           <w:sz w:val="28"/>
@@ -389,17 +369,15 @@
           <w:sz w:val="28"/>
           <w:szCs w:val="28"/>
         </w:rPr>
-        <w:t xml:space="preserve">Felipe </w:t>
-      </w:r>
-      <w:proofErr w:type="spellStart"/>
+        <w:t xml:space="preserve">Aluno: </w:t>
+      </w:r>
       <w:r>
         <w:rPr>
           <w:sz w:val="28"/>
           <w:szCs w:val="28"/>
         </w:rPr>
-        <w:t>Remus</w:t>
-      </w:r>
-      <w:proofErr w:type="spellEnd"/>
+        <w:t>Felipe Remus</w:t>
+      </w:r>
     </w:p>
     <w:p>
       <w:pPr>
@@ -526,7 +504,7 @@
             </w:rPr>
             <w:fldChar w:fldCharType="separate"/>
           </w:r>
-          <w:hyperlink w:anchor="_Toc229496960" w:history="1">
+          <w:hyperlink w:anchor="_Toc229580196" w:history="1">
             <w:r>
               <w:rPr>
                 <w:rStyle w:val="Hyperlink"/>
@@ -553,7 +531,7 @@
                 <w:noProof/>
                 <w:webHidden/>
               </w:rPr>
-              <w:instrText xml:space="preserve"> PAGEREF _Toc229496960 \h </w:instrText>
+              <w:instrText xml:space="preserve"> PAGEREF _Toc229580196 \h </w:instrText>
             </w:r>
             <w:r>
               <w:rPr>
@@ -573,7 +551,7 @@
                 <w:noProof/>
                 <w:webHidden/>
               </w:rPr>
-              <w:t>5</w:t>
+              <w:t>1</w:t>
             </w:r>
             <w:r>
               <w:rPr>
@@ -594,7 +572,7 @@
               <w:szCs w:val="22"/>
             </w:rPr>
           </w:pPr>
-          <w:hyperlink w:anchor="_Toc229496961" w:history="1">
+          <w:hyperlink w:anchor="_Toc229580197" w:history="1">
             <w:r>
               <w:rPr>
                 <w:rStyle w:val="Hyperlink"/>
@@ -621,7 +599,7 @@
                 <w:noProof/>
                 <w:webHidden/>
               </w:rPr>
-              <w:instrText xml:space="preserve"> PAGEREF _Toc229496961 \h </w:instrText>
+              <w:instrText xml:space="preserve"> PAGEREF _Toc229580197 \h </w:instrText>
             </w:r>
             <w:r>
               <w:rPr>
@@ -641,7 +619,7 @@
                 <w:noProof/>
                 <w:webHidden/>
               </w:rPr>
-              <w:t>5</w:t>
+              <w:t>1</w:t>
             </w:r>
             <w:r>
               <w:rPr>
@@ -665,7 +643,7 @@
               <w:szCs w:val="22"/>
             </w:rPr>
           </w:pPr>
-          <w:hyperlink w:anchor="_Toc229496962" w:history="1">
+          <w:hyperlink w:anchor="_Toc229580198" w:history="1">
             <w:r>
               <w:rPr>
                 <w:rStyle w:val="Hyperlink"/>
@@ -692,7 +670,7 @@
                 <w:noProof/>
                 <w:webHidden/>
               </w:rPr>
-              <w:instrText xml:space="preserve"> PAGEREF _Toc229496962 \h </w:instrText>
+              <w:instrText xml:space="preserve"> PAGEREF _Toc229580198 \h </w:instrText>
             </w:r>
             <w:r>
               <w:rPr>
@@ -712,7 +690,7 @@
                 <w:noProof/>
                 <w:webHidden/>
               </w:rPr>
-              <w:t>5</w:t>
+              <w:t>1</w:t>
             </w:r>
             <w:r>
               <w:rPr>
@@ -736,7 +714,7 @@
               <w:szCs w:val="22"/>
             </w:rPr>
           </w:pPr>
-          <w:hyperlink w:anchor="_Toc229496963" w:history="1">
+          <w:hyperlink w:anchor="_Toc229580199" w:history="1">
             <w:r>
               <w:rPr>
                 <w:rStyle w:val="Hyperlink"/>
@@ -763,7 +741,7 @@
                 <w:noProof/>
                 <w:webHidden/>
               </w:rPr>
-              <w:instrText xml:space="preserve"> PAGEREF _Toc229496963 \h </w:instrText>
+              <w:instrText xml:space="preserve"> PAGEREF _Toc229580199 \h </w:instrText>
             </w:r>
             <w:r>
               <w:rPr>
@@ -783,7 +761,7 @@
                 <w:noProof/>
                 <w:webHidden/>
               </w:rPr>
-              <w:t>5</w:t>
+              <w:t>1</w:t>
             </w:r>
             <w:r>
               <w:rPr>
@@ -804,7 +782,7 @@
               <w:szCs w:val="22"/>
             </w:rPr>
           </w:pPr>
-          <w:hyperlink w:anchor="_Toc229496964" w:history="1">
+          <w:hyperlink w:anchor="_Toc229580200" w:history="1">
             <w:r>
               <w:rPr>
                 <w:rStyle w:val="Hyperlink"/>
@@ -831,7 +809,7 @@
                 <w:noProof/>
                 <w:webHidden/>
               </w:rPr>
-              <w:instrText xml:space="preserve"> PAGEREF _Toc229496964 \h </w:instrText>
+              <w:instrText xml:space="preserve"> PAGEREF _Toc229580200 \h </w:instrText>
             </w:r>
             <w:r>
               <w:rPr>
@@ -851,7 +829,7 @@
                 <w:noProof/>
                 <w:webHidden/>
               </w:rPr>
-              <w:t>5</w:t>
+              <w:t>1</w:t>
             </w:r>
             <w:r>
               <w:rPr>
@@ -872,7 +850,7 @@
               <w:szCs w:val="22"/>
             </w:rPr>
           </w:pPr>
-          <w:hyperlink w:anchor="_Toc229496965" w:history="1">
+          <w:hyperlink w:anchor="_Toc229580201" w:history="1">
             <w:r>
               <w:rPr>
                 <w:rStyle w:val="Hyperlink"/>
@@ -899,7 +877,7 @@
                 <w:noProof/>
                 <w:webHidden/>
               </w:rPr>
-              <w:instrText xml:space="preserve"> PAGEREF _Toc229496965 \h </w:instrText>
+              <w:instrText xml:space="preserve"> PAGEREF _Toc229580201 \h </w:instrText>
             </w:r>
             <w:r>
               <w:rPr>
@@ -919,7 +897,7 @@
                 <w:noProof/>
                 <w:webHidden/>
               </w:rPr>
-              <w:t>6</w:t>
+              <w:t>2</w:t>
             </w:r>
             <w:r>
               <w:rPr>
@@ -940,7 +918,7 @@
               <w:szCs w:val="22"/>
             </w:rPr>
           </w:pPr>
-          <w:hyperlink w:anchor="_Toc229496966" w:history="1">
+          <w:hyperlink w:anchor="_Toc229580202" w:history="1">
             <w:r>
               <w:rPr>
                 <w:rStyle w:val="Hyperlink"/>
@@ -967,7 +945,7 @@
                 <w:noProof/>
                 <w:webHidden/>
               </w:rPr>
-              <w:instrText xml:space="preserve"> PAGEREF _Toc229496966 \h </w:instrText>
+              <w:instrText xml:space="preserve"> PAGEREF _Toc229580202 \h </w:instrText>
             </w:r>
             <w:r>
               <w:rPr>
@@ -987,7 +965,7 @@
                 <w:noProof/>
                 <w:webHidden/>
               </w:rPr>
-              <w:t>6</w:t>
+              <w:t>2</w:t>
             </w:r>
             <w:r>
               <w:rPr>
@@ -1011,7 +989,7 @@
               <w:szCs w:val="22"/>
             </w:rPr>
           </w:pPr>
-          <w:hyperlink w:anchor="_Toc229496967" w:history="1">
+          <w:hyperlink w:anchor="_Toc229580203" w:history="1">
             <w:r>
               <w:rPr>
                 <w:rStyle w:val="Hyperlink"/>
@@ -1038,7 +1016,7 @@
                 <w:noProof/>
                 <w:webHidden/>
               </w:rPr>
-              <w:instrText xml:space="preserve"> PAGEREF _Toc229496967 \h </w:instrText>
+              <w:instrText xml:space="preserve"> PAGEREF _Toc229580203 \h </w:instrText>
             </w:r>
             <w:r>
               <w:rPr>
@@ -1058,7 +1036,7 @@
                 <w:noProof/>
                 <w:webHidden/>
               </w:rPr>
-              <w:t>6</w:t>
+              <w:t>2</w:t>
             </w:r>
             <w:r>
               <w:rPr>
@@ -1082,7 +1060,7 @@
               <w:szCs w:val="22"/>
             </w:rPr>
           </w:pPr>
-          <w:hyperlink w:anchor="_Toc229496968" w:history="1">
+          <w:hyperlink w:anchor="_Toc229580204" w:history="1">
             <w:r>
               <w:rPr>
                 <w:rStyle w:val="Hyperlink"/>
@@ -1109,7 +1087,7 @@
                 <w:noProof/>
                 <w:webHidden/>
               </w:rPr>
-              <w:instrText xml:space="preserve"> PAGEREF _Toc229496968 \h </w:instrText>
+              <w:instrText xml:space="preserve"> PAGEREF _Toc229580204 \h </w:instrText>
             </w:r>
             <w:r>
               <w:rPr>
@@ -1129,7 +1107,7 @@
                 <w:noProof/>
                 <w:webHidden/>
               </w:rPr>
-              <w:t>6</w:t>
+              <w:t>2</w:t>
             </w:r>
             <w:r>
               <w:rPr>
@@ -1150,7 +1128,7 @@
               <w:szCs w:val="22"/>
             </w:rPr>
           </w:pPr>
-          <w:hyperlink w:anchor="_Toc229496969" w:history="1">
+          <w:hyperlink w:anchor="_Toc229580205" w:history="1">
             <w:r>
               <w:rPr>
                 <w:rStyle w:val="Hyperlink"/>
@@ -1177,7 +1155,7 @@
                 <w:noProof/>
                 <w:webHidden/>
               </w:rPr>
-              <w:instrText xml:space="preserve"> PAGEREF _Toc229496969 \h </w:instrText>
+              <w:instrText xml:space="preserve"> PAGEREF _Toc229580205 \h </w:instrText>
             </w:r>
             <w:r>
               <w:rPr>
@@ -1197,7 +1175,7 @@
                 <w:noProof/>
                 <w:webHidden/>
               </w:rPr>
-              <w:t>7</w:t>
+              <w:t>3</w:t>
             </w:r>
             <w:r>
               <w:rPr>
@@ -1221,7 +1199,7 @@
               <w:szCs w:val="22"/>
             </w:rPr>
           </w:pPr>
-          <w:hyperlink w:anchor="_Toc229496970" w:history="1">
+          <w:hyperlink w:anchor="_Toc229580206" w:history="1">
             <w:r>
               <w:rPr>
                 <w:rStyle w:val="Hyperlink"/>
@@ -1248,7 +1226,7 @@
                 <w:noProof/>
                 <w:webHidden/>
               </w:rPr>
-              <w:instrText xml:space="preserve"> PAGEREF _Toc229496970 \h </w:instrText>
+              <w:instrText xml:space="preserve"> PAGEREF _Toc229580206 \h </w:instrText>
             </w:r>
             <w:r>
               <w:rPr>
@@ -1268,7 +1246,7 @@
                 <w:noProof/>
                 <w:webHidden/>
               </w:rPr>
-              <w:t>7</w:t>
+              <w:t>3</w:t>
             </w:r>
             <w:r>
               <w:rPr>
@@ -1289,7 +1267,7 @@
               <w:szCs w:val="22"/>
             </w:rPr>
           </w:pPr>
-          <w:hyperlink w:anchor="_Toc229496971" w:history="1">
+          <w:hyperlink w:anchor="_Toc229580207" w:history="1">
             <w:r>
               <w:rPr>
                 <w:rStyle w:val="Hyperlink"/>
@@ -1316,7 +1294,7 @@
                 <w:noProof/>
                 <w:webHidden/>
               </w:rPr>
-              <w:instrText xml:space="preserve"> PAGEREF _Toc229496971 \h </w:instrText>
+              <w:instrText xml:space="preserve"> PAGEREF _Toc229580207 \h </w:instrText>
             </w:r>
             <w:r>
               <w:rPr>
@@ -1336,7 +1314,7 @@
                 <w:noProof/>
                 <w:webHidden/>
               </w:rPr>
-              <w:t>7</w:t>
+              <w:t>3</w:t>
             </w:r>
             <w:r>
               <w:rPr>
@@ -1360,7 +1338,7 @@
               <w:szCs w:val="22"/>
             </w:rPr>
           </w:pPr>
-          <w:hyperlink w:anchor="_Toc229496972" w:history="1">
+          <w:hyperlink w:anchor="_Toc229580208" w:history="1">
             <w:r>
               <w:rPr>
                 <w:rStyle w:val="Hyperlink"/>
@@ -1387,7 +1365,7 @@
                 <w:noProof/>
                 <w:webHidden/>
               </w:rPr>
-              <w:instrText xml:space="preserve"> PAGEREF _Toc229496972 \h </w:instrText>
+              <w:instrText xml:space="preserve"> PAGEREF _Toc229580208 \h </w:instrText>
             </w:r>
             <w:r>
               <w:rPr>
@@ -1407,7 +1385,7 @@
                 <w:noProof/>
                 <w:webHidden/>
               </w:rPr>
-              <w:t>8</w:t>
+              <w:t>4</w:t>
             </w:r>
             <w:r>
               <w:rPr>
@@ -1431,7 +1409,7 @@
               <w:szCs w:val="22"/>
             </w:rPr>
           </w:pPr>
-          <w:hyperlink w:anchor="_Toc229496973" w:history="1">
+          <w:hyperlink w:anchor="_Toc229580209" w:history="1">
             <w:r>
               <w:rPr>
                 <w:rStyle w:val="Hyperlink"/>
@@ -1458,7 +1436,7 @@
                 <w:noProof/>
                 <w:webHidden/>
               </w:rPr>
-              <w:instrText xml:space="preserve"> PAGEREF _Toc229496973 \h </w:instrText>
+              <w:instrText xml:space="preserve"> PAGEREF _Toc229580209 \h </w:instrText>
             </w:r>
             <w:r>
               <w:rPr>
@@ -1478,7 +1456,7 @@
                 <w:noProof/>
                 <w:webHidden/>
               </w:rPr>
-              <w:t>8</w:t>
+              <w:t>4</w:t>
             </w:r>
             <w:r>
               <w:rPr>
@@ -1499,7 +1477,7 @@
               <w:szCs w:val="22"/>
             </w:rPr>
           </w:pPr>
-          <w:hyperlink w:anchor="_Toc229496974" w:history="1">
+          <w:hyperlink w:anchor="_Toc229580210" w:history="1">
             <w:r>
               <w:rPr>
                 <w:rStyle w:val="Hyperlink"/>
@@ -1526,7 +1504,7 @@
                 <w:noProof/>
                 <w:webHidden/>
               </w:rPr>
-              <w:instrText xml:space="preserve"> PAGEREF _Toc229496974 \h </w:instrText>
+              <w:instrText xml:space="preserve"> PAGEREF _Toc229580210 \h </w:instrText>
             </w:r>
             <w:r>
               <w:rPr>
@@ -1546,7 +1524,7 @@
                 <w:noProof/>
                 <w:webHidden/>
               </w:rPr>
-              <w:t>9</w:t>
+              <w:t>5</w:t>
             </w:r>
             <w:r>
               <w:rPr>
@@ -1570,7 +1548,7 @@
               <w:szCs w:val="22"/>
             </w:rPr>
           </w:pPr>
-          <w:hyperlink w:anchor="_Toc229496975" w:history="1">
+          <w:hyperlink w:anchor="_Toc229580211" w:history="1">
             <w:r>
               <w:rPr>
                 <w:rStyle w:val="Hyperlink"/>
@@ -1597,7 +1575,7 @@
                 <w:noProof/>
                 <w:webHidden/>
               </w:rPr>
-              <w:instrText xml:space="preserve"> PAGEREF _Toc229496975 \h </w:instrText>
+              <w:instrText xml:space="preserve"> PAGEREF _Toc229580211 \h </w:instrText>
             </w:r>
             <w:r>
               <w:rPr>
@@ -1617,7 +1595,7 @@
                 <w:noProof/>
                 <w:webHidden/>
               </w:rPr>
-              <w:t>9</w:t>
+              <w:t>5</w:t>
             </w:r>
             <w:r>
               <w:rPr>
@@ -1641,7 +1619,7 @@
               <w:szCs w:val="22"/>
             </w:rPr>
           </w:pPr>
-          <w:hyperlink w:anchor="_Toc229496976" w:history="1">
+          <w:hyperlink w:anchor="_Toc229580212" w:history="1">
             <w:r>
               <w:rPr>
                 <w:rStyle w:val="Hyperlink"/>
@@ -1668,7 +1646,7 @@
                 <w:noProof/>
                 <w:webHidden/>
               </w:rPr>
-              <w:instrText xml:space="preserve"> PAGEREF _Toc229496976 \h </w:instrText>
+              <w:instrText xml:space="preserve"> PAGEREF _Toc229580212 \h </w:instrText>
             </w:r>
             <w:r>
               <w:rPr>
@@ -1688,7 +1666,7 @@
                 <w:noProof/>
                 <w:webHidden/>
               </w:rPr>
-              <w:t>10</w:t>
+              <w:t>6</w:t>
             </w:r>
             <w:r>
               <w:rPr>
@@ -1712,7 +1690,7 @@
               <w:szCs w:val="22"/>
             </w:rPr>
           </w:pPr>
-          <w:hyperlink w:anchor="_Toc229496977" w:history="1">
+          <w:hyperlink w:anchor="_Toc229580213" w:history="1">
             <w:r>
               <w:rPr>
                 <w:rStyle w:val="Hyperlink"/>
@@ -1739,7 +1717,7 @@
                 <w:noProof/>
                 <w:webHidden/>
               </w:rPr>
-              <w:instrText xml:space="preserve"> PAGEREF _Toc229496977 \h </w:instrText>
+              <w:instrText xml:space="preserve"> PAGEREF _Toc229580213 \h </w:instrText>
             </w:r>
             <w:r>
               <w:rPr>
@@ -1759,7 +1737,7 @@
                 <w:noProof/>
                 <w:webHidden/>
               </w:rPr>
-              <w:t>11</w:t>
+              <w:t>7</w:t>
             </w:r>
             <w:r>
               <w:rPr>
@@ -1783,7 +1761,7 @@
               <w:szCs w:val="22"/>
             </w:rPr>
           </w:pPr>
-          <w:hyperlink w:anchor="_Toc229496978" w:history="1">
+          <w:hyperlink w:anchor="_Toc229580214" w:history="1">
             <w:r>
               <w:rPr>
                 <w:rStyle w:val="Hyperlink"/>
@@ -1810,7 +1788,7 @@
                 <w:noProof/>
                 <w:webHidden/>
               </w:rPr>
-              <w:instrText xml:space="preserve"> PAGEREF _Toc229496978 \h </w:instrText>
+              <w:instrText xml:space="preserve"> PAGEREF _Toc229580214 \h </w:instrText>
             </w:r>
             <w:r>
               <w:rPr>
@@ -1830,7 +1808,7 @@
                 <w:noProof/>
                 <w:webHidden/>
               </w:rPr>
-              <w:t>13</w:t>
+              <w:t>9</w:t>
             </w:r>
             <w:r>
               <w:rPr>
@@ -1854,7 +1832,7 @@
               <w:szCs w:val="22"/>
             </w:rPr>
           </w:pPr>
-          <w:hyperlink w:anchor="_Toc229496979" w:history="1">
+          <w:hyperlink w:anchor="_Toc229580215" w:history="1">
             <w:r>
               <w:rPr>
                 <w:rStyle w:val="Hyperlink"/>
@@ -1881,7 +1859,7 @@
                 <w:noProof/>
                 <w:webHidden/>
               </w:rPr>
-              <w:instrText xml:space="preserve"> PAGEREF _Toc229496979 \h </w:instrText>
+              <w:instrText xml:space="preserve"> PAGEREF _Toc229580215 \h </w:instrText>
             </w:r>
             <w:r>
               <w:rPr>
@@ -1901,7 +1879,7 @@
                 <w:noProof/>
                 <w:webHidden/>
               </w:rPr>
-              <w:t>14</w:t>
+              <w:t>10</w:t>
             </w:r>
             <w:r>
               <w:rPr>
@@ -1925,7 +1903,7 @@
               <w:szCs w:val="22"/>
             </w:rPr>
           </w:pPr>
-          <w:hyperlink w:anchor="_Toc229496980" w:history="1">
+          <w:hyperlink w:anchor="_Toc229580216" w:history="1">
             <w:r>
               <w:rPr>
                 <w:rStyle w:val="Hyperlink"/>
@@ -1952,7 +1930,7 @@
                 <w:noProof/>
                 <w:webHidden/>
               </w:rPr>
-              <w:instrText xml:space="preserve"> PAGEREF _Toc229496980 \h </w:instrText>
+              <w:instrText xml:space="preserve"> PAGEREF _Toc229580216 \h </w:instrText>
             </w:r>
             <w:r>
               <w:rPr>
@@ -1972,7 +1950,7 @@
                 <w:noProof/>
                 <w:webHidden/>
               </w:rPr>
-              <w:t>14</w:t>
+              <w:t>10</w:t>
             </w:r>
             <w:r>
               <w:rPr>
@@ -1996,7 +1974,7 @@
               <w:szCs w:val="22"/>
             </w:rPr>
           </w:pPr>
-          <w:hyperlink w:anchor="_Toc229496981" w:history="1">
+          <w:hyperlink w:anchor="_Toc229580217" w:history="1">
             <w:r>
               <w:rPr>
                 <w:rStyle w:val="Hyperlink"/>
@@ -2023,7 +2001,7 @@
                 <w:noProof/>
                 <w:webHidden/>
               </w:rPr>
-              <w:instrText xml:space="preserve"> PAGEREF _Toc229496981 \h </w:instrText>
+              <w:instrText xml:space="preserve"> PAGEREF _Toc229580217 \h </w:instrText>
             </w:r>
             <w:r>
               <w:rPr>
@@ -2043,7 +2021,7 @@
                 <w:noProof/>
                 <w:webHidden/>
               </w:rPr>
-              <w:t>15</w:t>
+              <w:t>11</w:t>
             </w:r>
             <w:r>
               <w:rPr>
@@ -2067,7 +2045,7 @@
               <w:szCs w:val="22"/>
             </w:rPr>
           </w:pPr>
-          <w:hyperlink w:anchor="_Toc229496982" w:history="1">
+          <w:hyperlink w:anchor="_Toc229580218" w:history="1">
             <w:r>
               <w:rPr>
                 <w:rStyle w:val="Hyperlink"/>
@@ -2094,7 +2072,7 @@
                 <w:noProof/>
                 <w:webHidden/>
               </w:rPr>
-              <w:instrText xml:space="preserve"> PAGEREF _Toc229496982 \h </w:instrText>
+              <w:instrText xml:space="preserve"> PAGEREF _Toc229580218 \h </w:instrText>
             </w:r>
             <w:r>
               <w:rPr>
@@ -2114,78 +2092,7 @@
                 <w:noProof/>
                 <w:webHidden/>
               </w:rPr>
-              <w:t>16</w:t>
-            </w:r>
-            <w:r>
-              <w:rPr>
-                <w:noProof/>
-                <w:webHidden/>
-              </w:rPr>
-              <w:fldChar w:fldCharType="end"/>
-            </w:r>
-          </w:hyperlink>
-        </w:p>
-        <w:p>
-          <w:pPr>
-            <w:pStyle w:val="Sumrio2"/>
-            <w:tabs>
-              <w:tab w:val="right" w:leader="dot" w:pos="9061"/>
-            </w:tabs>
-            <w:rPr>
-              <w:rFonts w:asciiTheme="minorHAnsi" w:eastAsiaTheme="minorEastAsia" w:hAnsiTheme="minorHAnsi" w:cstheme="minorBidi"/>
-              <w:noProof/>
-              <w:sz w:val="22"/>
-              <w:szCs w:val="22"/>
-            </w:rPr>
-          </w:pPr>
-          <w:hyperlink w:anchor="_Toc229496983" w:history="1">
-            <w:r>
-              <w:rPr>
-                <w:rStyle w:val="Hyperlink"/>
-                <w:noProof/>
-              </w:rPr>
-              <w:t>8.9 404</w:t>
-            </w:r>
-            <w:r>
-              <w:rPr>
-                <w:noProof/>
-                <w:webHidden/>
-              </w:rPr>
-              <w:tab/>
-            </w:r>
-            <w:r>
-              <w:rPr>
-                <w:noProof/>
-                <w:webHidden/>
-              </w:rPr>
-              <w:fldChar w:fldCharType="begin"/>
-            </w:r>
-            <w:r>
-              <w:rPr>
-                <w:noProof/>
-                <w:webHidden/>
-              </w:rPr>
-              <w:instrText xml:space="preserve"> PAGEREF _Toc229496983 \h </w:instrText>
-            </w:r>
-            <w:r>
-              <w:rPr>
-                <w:noProof/>
-                <w:webHidden/>
-              </w:rPr>
-            </w:r>
-            <w:r>
-              <w:rPr>
-                <w:noProof/>
-                <w:webHidden/>
-              </w:rPr>
-              <w:fldChar w:fldCharType="separate"/>
-            </w:r>
-            <w:r>
-              <w:rPr>
-                <w:noProof/>
-                <w:webHidden/>
-              </w:rPr>
-              <w:t>17</w:t>
+              <w:t>12</w:t>
             </w:r>
             <w:r>
               <w:rPr>
@@ -2206,7 +2113,7 @@
               <w:szCs w:val="22"/>
             </w:rPr>
           </w:pPr>
-          <w:hyperlink w:anchor="_Toc229496984" w:history="1">
+          <w:hyperlink w:anchor="_Toc229580219" w:history="1">
             <w:r>
               <w:rPr>
                 <w:rStyle w:val="Hyperlink"/>
@@ -2233,7 +2140,7 @@
                 <w:noProof/>
                 <w:webHidden/>
               </w:rPr>
-              <w:instrText xml:space="preserve"> PAGEREF _Toc229496984 \h </w:instrText>
+              <w:instrText xml:space="preserve"> PAGEREF _Toc229580219 \h </w:instrText>
             </w:r>
             <w:r>
               <w:rPr>
@@ -2253,7 +2160,7 @@
                 <w:noProof/>
                 <w:webHidden/>
               </w:rPr>
-              <w:t>18</w:t>
+              <w:t>13</w:t>
             </w:r>
             <w:r>
               <w:rPr>
@@ -2274,7 +2181,7 @@
               <w:szCs w:val="22"/>
             </w:rPr>
           </w:pPr>
-          <w:hyperlink w:anchor="_Toc229496985" w:history="1">
+          <w:hyperlink w:anchor="_Toc229580220" w:history="1">
             <w:r>
               <w:rPr>
                 <w:rStyle w:val="Hyperlink"/>
@@ -2301,7 +2208,7 @@
                 <w:noProof/>
                 <w:webHidden/>
               </w:rPr>
-              <w:instrText xml:space="preserve"> PAGEREF _Toc229496985 \h </w:instrText>
+              <w:instrText xml:space="preserve"> PAGEREF _Toc229580220 \h </w:instrText>
             </w:r>
             <w:r>
               <w:rPr>
@@ -2321,7 +2228,7 @@
                 <w:noProof/>
                 <w:webHidden/>
               </w:rPr>
-              <w:t>18</w:t>
+              <w:t>13</w:t>
             </w:r>
             <w:r>
               <w:rPr>
@@ -2342,7 +2249,7 @@
               <w:szCs w:val="22"/>
             </w:rPr>
           </w:pPr>
-          <w:hyperlink w:anchor="_Toc229496986" w:history="1">
+          <w:hyperlink w:anchor="_Toc229580221" w:history="1">
             <w:r>
               <w:rPr>
                 <w:rStyle w:val="Hyperlink"/>
@@ -2369,7 +2276,7 @@
                 <w:noProof/>
                 <w:webHidden/>
               </w:rPr>
-              <w:instrText xml:space="preserve"> PAGEREF _Toc229496986 \h </w:instrText>
+              <w:instrText xml:space="preserve"> PAGEREF _Toc229580221 \h </w:instrText>
             </w:r>
             <w:r>
               <w:rPr>
@@ -2389,7 +2296,7 @@
                 <w:noProof/>
                 <w:webHidden/>
               </w:rPr>
-              <w:t>18</w:t>
+              <w:t>13</w:t>
             </w:r>
             <w:r>
               <w:rPr>
@@ -2410,6 +2317,15 @@
               <w:sz w:val="18"/>
               <w:szCs w:val="18"/>
             </w:rPr>
+            <w:sectPr>
+              <w:footerReference w:type="default" r:id="rId12"/>
+              <w:footerReference w:type="first" r:id="rId13"/>
+              <w:pgSz w:w="11906" w:h="16838"/>
+              <w:pgMar w:top="1701" w:right="1134" w:bottom="1134" w:left="1701" w:header="709" w:footer="709" w:gutter="0"/>
+              <w:cols w:space="720"/>
+              <w:titlePg/>
+              <w:docGrid w:linePitch="326"/>
+            </w:sectPr>
           </w:pPr>
           <w:r>
             <w:rPr>
@@ -2474,7 +2390,7 @@
         </w:rPr>
         <w:fldChar w:fldCharType="separate"/>
       </w:r>
-      <w:hyperlink w:anchor="_Toc229055606" w:history="1">
+      <w:hyperlink w:anchor="_Toc229580185" w:history="1">
         <w:r>
           <w:rPr>
             <w:rStyle w:val="Hyperlink"/>
@@ -2501,7 +2417,7 @@
             <w:noProof/>
             <w:webHidden/>
           </w:rPr>
-          <w:instrText xml:space="preserve"> PAGEREF _Toc229055606 \h </w:instrText>
+          <w:instrText xml:space="preserve"> PAGEREF _Toc229580185 \h </w:instrText>
         </w:r>
         <w:r>
           <w:rPr>
@@ -2521,7 +2437,7 @@
             <w:noProof/>
             <w:webHidden/>
           </w:rPr>
-          <w:t>7</w:t>
+          <w:t>3</w:t>
         </w:r>
         <w:r>
           <w:rPr>
@@ -2547,7 +2463,7 @@
           <w:szCs w:val="22"/>
         </w:rPr>
       </w:pPr>
-      <w:hyperlink w:anchor="_Toc229055607" w:history="1">
+      <w:hyperlink w:anchor="_Toc229580186" w:history="1">
         <w:r>
           <w:rPr>
             <w:rStyle w:val="Hyperlink"/>
@@ -2574,7 +2490,7 @@
             <w:noProof/>
             <w:webHidden/>
           </w:rPr>
-          <w:instrText xml:space="preserve"> PAGEREF _Toc229055607 \h </w:instrText>
+          <w:instrText xml:space="preserve"> PAGEREF _Toc229580186 \h </w:instrText>
         </w:r>
         <w:r>
           <w:rPr>
@@ -2594,7 +2510,7 @@
             <w:noProof/>
             <w:webHidden/>
           </w:rPr>
-          <w:t>8</w:t>
+          <w:t>4</w:t>
         </w:r>
         <w:r>
           <w:rPr>
@@ -2620,7 +2536,7 @@
           <w:szCs w:val="22"/>
         </w:rPr>
       </w:pPr>
-      <w:hyperlink w:anchor="_Toc229055608" w:history="1">
+      <w:hyperlink w:anchor="_Toc229580187" w:history="1">
         <w:r>
           <w:rPr>
             <w:rStyle w:val="Hyperlink"/>
@@ -2647,7 +2563,7 @@
             <w:noProof/>
             <w:webHidden/>
           </w:rPr>
-          <w:instrText xml:space="preserve"> PAGEREF _Toc229055608 \h </w:instrText>
+          <w:instrText xml:space="preserve"> PAGEREF _Toc229580187 \h </w:instrText>
         </w:r>
         <w:r>
           <w:rPr>
@@ -2667,7 +2583,7 @@
             <w:noProof/>
             <w:webHidden/>
           </w:rPr>
-          <w:t>9</w:t>
+          <w:t>5</w:t>
         </w:r>
         <w:r>
           <w:rPr>
@@ -2693,7 +2609,7 @@
           <w:szCs w:val="22"/>
         </w:rPr>
       </w:pPr>
-      <w:hyperlink w:anchor="_Toc229055609" w:history="1">
+      <w:hyperlink w:anchor="_Toc229580188" w:history="1">
         <w:r>
           <w:rPr>
             <w:rStyle w:val="Hyperlink"/>
@@ -2720,7 +2636,7 @@
             <w:noProof/>
             <w:webHidden/>
           </w:rPr>
-          <w:instrText xml:space="preserve"> PAGEREF _Toc229055609 \h </w:instrText>
+          <w:instrText xml:space="preserve"> PAGEREF _Toc229580188 \h </w:instrText>
         </w:r>
         <w:r>
           <w:rPr>
@@ -2740,7 +2656,7 @@
             <w:noProof/>
             <w:webHidden/>
           </w:rPr>
-          <w:t>10</w:t>
+          <w:t>6</w:t>
         </w:r>
         <w:r>
           <w:rPr>
@@ -2766,7 +2682,7 @@
           <w:szCs w:val="22"/>
         </w:rPr>
       </w:pPr>
-      <w:hyperlink w:anchor="_Toc229055610" w:history="1">
+      <w:hyperlink w:anchor="_Toc229580189" w:history="1">
         <w:r>
           <w:rPr>
             <w:rStyle w:val="Hyperlink"/>
@@ -2793,7 +2709,7 @@
             <w:noProof/>
             <w:webHidden/>
           </w:rPr>
-          <w:instrText xml:space="preserve"> PAGEREF _Toc229055610 \h </w:instrText>
+          <w:instrText xml:space="preserve"> PAGEREF _Toc229580189 \h </w:instrText>
         </w:r>
         <w:r>
           <w:rPr>
@@ -2813,7 +2729,7 @@
             <w:noProof/>
             <w:webHidden/>
           </w:rPr>
-          <w:t>11</w:t>
+          <w:t>7</w:t>
         </w:r>
         <w:r>
           <w:rPr>
@@ -2839,7 +2755,7 @@
           <w:szCs w:val="22"/>
         </w:rPr>
       </w:pPr>
-      <w:hyperlink w:anchor="_Toc229055611" w:history="1">
+      <w:hyperlink w:anchor="_Toc229580190" w:history="1">
         <w:r>
           <w:rPr>
             <w:rStyle w:val="Hyperlink"/>
@@ -2866,7 +2782,7 @@
             <w:noProof/>
             <w:webHidden/>
           </w:rPr>
-          <w:instrText xml:space="preserve"> PAGEREF _Toc229055611 \h </w:instrText>
+          <w:instrText xml:space="preserve"> PAGEREF _Toc229580190 \h </w:instrText>
         </w:r>
         <w:r>
           <w:rPr>
@@ -2886,7 +2802,7 @@
             <w:noProof/>
             <w:webHidden/>
           </w:rPr>
-          <w:t>12</w:t>
+          <w:t>8</w:t>
         </w:r>
         <w:r>
           <w:rPr>
@@ -2912,7 +2828,7 @@
           <w:szCs w:val="22"/>
         </w:rPr>
       </w:pPr>
-      <w:hyperlink w:anchor="_Toc229055612" w:history="1">
+      <w:hyperlink w:anchor="_Toc229580191" w:history="1">
         <w:r>
           <w:rPr>
             <w:rStyle w:val="Hyperlink"/>
@@ -2939,7 +2855,7 @@
             <w:noProof/>
             <w:webHidden/>
           </w:rPr>
-          <w:instrText xml:space="preserve"> PAGEREF _Toc229055612 \h </w:instrText>
+          <w:instrText xml:space="preserve"> PAGEREF _Toc229580191 \h </w:instrText>
         </w:r>
         <w:r>
           <w:rPr>
@@ -2959,7 +2875,7 @@
             <w:noProof/>
             <w:webHidden/>
           </w:rPr>
-          <w:t>12</w:t>
+          <w:t>8</w:t>
         </w:r>
         <w:r>
           <w:rPr>
@@ -2985,7 +2901,7 @@
           <w:szCs w:val="22"/>
         </w:rPr>
       </w:pPr>
-      <w:hyperlink w:anchor="_Toc229055613" w:history="1">
+      <w:hyperlink w:anchor="_Toc229580192" w:history="1">
         <w:r>
           <w:rPr>
             <w:rStyle w:val="Hyperlink"/>
@@ -3012,7 +2928,7 @@
             <w:noProof/>
             <w:webHidden/>
           </w:rPr>
-          <w:instrText xml:space="preserve"> PAGEREF _Toc229055613 \h </w:instrText>
+          <w:instrText xml:space="preserve"> PAGEREF _Toc229580192 \h </w:instrText>
         </w:r>
         <w:r>
           <w:rPr>
@@ -3032,7 +2948,7 @@
             <w:noProof/>
             <w:webHidden/>
           </w:rPr>
-          <w:t>13</w:t>
+          <w:t>9</w:t>
         </w:r>
         <w:r>
           <w:rPr>
@@ -3058,7 +2974,7 @@
           <w:szCs w:val="22"/>
         </w:rPr>
       </w:pPr>
-      <w:hyperlink w:anchor="_Toc229055614" w:history="1">
+      <w:hyperlink w:anchor="_Toc229580193" w:history="1">
         <w:r>
           <w:rPr>
             <w:rStyle w:val="Hyperlink"/>
@@ -3085,7 +3001,7 @@
             <w:noProof/>
             <w:webHidden/>
           </w:rPr>
-          <w:instrText xml:space="preserve"> PAGEREF _Toc229055614 \h </w:instrText>
+          <w:instrText xml:space="preserve"> PAGEREF _Toc229580193 \h </w:instrText>
         </w:r>
         <w:r>
           <w:rPr>
@@ -3105,7 +3021,7 @@
             <w:noProof/>
             <w:webHidden/>
           </w:rPr>
-          <w:t>14</w:t>
+          <w:t>10</w:t>
         </w:r>
         <w:r>
           <w:rPr>
@@ -3131,13 +3047,13 @@
           <w:szCs w:val="22"/>
         </w:rPr>
       </w:pPr>
-      <w:hyperlink w:anchor="_Toc229055615" w:history="1">
+      <w:hyperlink w:anchor="_Toc229580194" w:history="1">
         <w:r>
           <w:rPr>
             <w:rStyle w:val="Hyperlink"/>
             <w:noProof/>
           </w:rPr>
-          <w:t>Figura 10 - Sobre</w:t>
+          <w:t>Figura 10 - Admin</w:t>
         </w:r>
         <w:r>
           <w:rPr>
@@ -3158,7 +3074,7 @@
             <w:noProof/>
             <w:webHidden/>
           </w:rPr>
-          <w:instrText xml:space="preserve"> PAGEREF _Toc229055615 \h </w:instrText>
+          <w:instrText xml:space="preserve"> PAGEREF _Toc229580194 \h </w:instrText>
         </w:r>
         <w:r>
           <w:rPr>
@@ -3178,7 +3094,7 @@
             <w:noProof/>
             <w:webHidden/>
           </w:rPr>
-          <w:t>15</w:t>
+          <w:t>12</w:t>
         </w:r>
         <w:r>
           <w:rPr>
@@ -3204,13 +3120,13 @@
           <w:szCs w:val="22"/>
         </w:rPr>
       </w:pPr>
-      <w:hyperlink w:anchor="_Toc229055616" w:history="1">
+      <w:hyperlink w:anchor="_Toc229580195" w:history="1">
         <w:r>
           <w:rPr>
             <w:rStyle w:val="Hyperlink"/>
             <w:noProof/>
           </w:rPr>
-          <w:t>Figura 11 - Admin</w:t>
+          <w:t>Figura 11 – Acesso Restrito</w:t>
         </w:r>
         <w:r>
           <w:rPr>
@@ -3231,7 +3147,7 @@
             <w:noProof/>
             <w:webHidden/>
           </w:rPr>
-          <w:instrText xml:space="preserve"> PAGEREF _Toc229055616 \h </w:instrText>
+          <w:instrText xml:space="preserve"> PAGEREF _Toc229580195 \h </w:instrText>
         </w:r>
         <w:r>
           <w:rPr>
@@ -3251,153 +3167,7 @@
             <w:noProof/>
             <w:webHidden/>
           </w:rPr>
-          <w:t>16</w:t>
-        </w:r>
-        <w:r>
-          <w:rPr>
-            <w:noProof/>
-            <w:webHidden/>
-          </w:rPr>
-          <w:fldChar w:fldCharType="end"/>
-        </w:r>
-      </w:hyperlink>
-    </w:p>
-    <w:p>
-      <w:pPr>
-        <w:pStyle w:val="ndicedeilustraes"/>
-        <w:tabs>
-          <w:tab w:val="right" w:leader="dot" w:pos="9061"/>
-        </w:tabs>
-        <w:rPr>
-          <w:rFonts w:eastAsiaTheme="minorEastAsia" w:cstheme="minorBidi"/>
-          <w:b w:val="0"/>
-          <w:bCs w:val="0"/>
-          <w:noProof/>
-          <w:sz w:val="22"/>
-          <w:szCs w:val="22"/>
-        </w:rPr>
-      </w:pPr>
-      <w:hyperlink w:anchor="_Toc229055617" w:history="1">
-        <w:r>
-          <w:rPr>
-            <w:rStyle w:val="Hyperlink"/>
-            <w:noProof/>
-          </w:rPr>
-          <w:t>Figura 12 – Acesso Restrito</w:t>
-        </w:r>
-        <w:r>
-          <w:rPr>
-            <w:noProof/>
-            <w:webHidden/>
-          </w:rPr>
-          <w:tab/>
-        </w:r>
-        <w:r>
-          <w:rPr>
-            <w:noProof/>
-            <w:webHidden/>
-          </w:rPr>
-          <w:fldChar w:fldCharType="begin"/>
-        </w:r>
-        <w:r>
-          <w:rPr>
-            <w:noProof/>
-            <w:webHidden/>
-          </w:rPr>
-          <w:instrText xml:space="preserve"> PAGEREF _Toc229055617 \h </w:instrText>
-        </w:r>
-        <w:r>
-          <w:rPr>
-            <w:noProof/>
-            <w:webHidden/>
-          </w:rPr>
-        </w:r>
-        <w:r>
-          <w:rPr>
-            <w:noProof/>
-            <w:webHidden/>
-          </w:rPr>
-          <w:fldChar w:fldCharType="separate"/>
-        </w:r>
-        <w:r>
-          <w:rPr>
-            <w:noProof/>
-            <w:webHidden/>
-          </w:rPr>
-          <w:t>17</w:t>
-        </w:r>
-        <w:r>
-          <w:rPr>
-            <w:noProof/>
-            <w:webHidden/>
-          </w:rPr>
-          <w:fldChar w:fldCharType="end"/>
-        </w:r>
-      </w:hyperlink>
-    </w:p>
-    <w:p>
-      <w:pPr>
-        <w:pStyle w:val="ndicedeilustraes"/>
-        <w:tabs>
-          <w:tab w:val="right" w:leader="dot" w:pos="9061"/>
-        </w:tabs>
-        <w:rPr>
-          <w:rFonts w:eastAsiaTheme="minorEastAsia" w:cstheme="minorBidi"/>
-          <w:b w:val="0"/>
-          <w:bCs w:val="0"/>
-          <w:noProof/>
-          <w:sz w:val="22"/>
-          <w:szCs w:val="22"/>
-        </w:rPr>
-      </w:pPr>
-      <w:hyperlink w:anchor="_Toc229055618" w:history="1">
-        <w:r>
-          <w:rPr>
-            <w:rStyle w:val="Hyperlink"/>
-            <w:noProof/>
-          </w:rPr>
-          <w:t>Figura 13 - 404</w:t>
-        </w:r>
-        <w:r>
-          <w:rPr>
-            <w:noProof/>
-            <w:webHidden/>
-          </w:rPr>
-          <w:tab/>
-        </w:r>
-        <w:r>
-          <w:rPr>
-            <w:noProof/>
-            <w:webHidden/>
-          </w:rPr>
-          <w:fldChar w:fldCharType="begin"/>
-        </w:r>
-        <w:r>
-          <w:rPr>
-            <w:noProof/>
-            <w:webHidden/>
-          </w:rPr>
-          <w:instrText xml:space="preserve"> PAGEREF _Toc229055618 \h </w:instrText>
-        </w:r>
-        <w:r>
-          <w:rPr>
-            <w:noProof/>
-            <w:webHidden/>
-          </w:rPr>
-        </w:r>
-        <w:r>
-          <w:rPr>
-            <w:noProof/>
-            <w:webHidden/>
-          </w:rPr>
-          <w:fldChar w:fldCharType="separate"/>
-        </w:r>
-        <w:r>
-          <w:rPr>
-            <w:noProof/>
-            <w:webHidden/>
-          </w:rPr>
-          <w:t>18</w:t>
+          <w:t>13</w:t>
         </w:r>
         <w:r>
           <w:rPr>
@@ -3452,8 +3222,20 @@
     <w:p>
       <w:pPr>
         <w:pStyle w:val="Ttulo1"/>
-      </w:pPr>
-      <w:bookmarkStart w:id="0" w:name="_Toc229496960"/>
+        <w:sectPr>
+          <w:pgSz w:w="11906" w:h="16838"/>
+          <w:pgMar w:top="1701" w:right="1134" w:bottom="1134" w:left="1701" w:header="709" w:footer="709" w:gutter="0"/>
+          <w:cols w:space="720"/>
+          <w:titlePg/>
+          <w:docGrid w:linePitch="326"/>
+        </w:sectPr>
+      </w:pPr>
+    </w:p>
+    <w:p>
+      <w:pPr>
+        <w:pStyle w:val="Ttulo1"/>
+      </w:pPr>
+      <w:bookmarkStart w:id="0" w:name="_Toc229580196"/>
       <w:r>
         <w:lastRenderedPageBreak/>
         <w:t>1 Introdução</w:t>
@@ -3468,20 +3250,18 @@
         <w:t>notícias</w:t>
       </w:r>
       <w:r>
-        <w:t xml:space="preserve"> de diferentes categorias do esporte.</w:t>
+        <w:t>.</w:t>
       </w:r>
     </w:p>
     <w:p>
       <w:r>
         <w:t xml:space="preserve">O sistema tem como objetivo de facilitar o acesso </w:t>
       </w:r>
-      <w:proofErr w:type="spellStart"/>
-      <w:r>
-        <w:t>á</w:t>
-      </w:r>
-      <w:proofErr w:type="spellEnd"/>
-      <w:r>
-        <w:t xml:space="preserve"> informação com uma interface intuitiva e responsiva, trazendo uma experiência eficiente de leitura.</w:t>
+      <w:r>
+        <w:t>à</w:t>
+      </w:r>
+      <w:r>
+        <w:t xml:space="preserve"> informação com uma interface intuitiva e responsiva.</w:t>
       </w:r>
     </w:p>
     <w:p>
@@ -3491,47 +3271,7 @@
     </w:p>
     <w:p>
       <w:r>
-        <w:t xml:space="preserve">As categorias disponíveis do projeto são: Formula 1, Formula 2, Formula 3, Formula 4, F1 </w:t>
-      </w:r>
-      <w:proofErr w:type="spellStart"/>
-      <w:r>
-        <w:t>Academy</w:t>
-      </w:r>
-      <w:proofErr w:type="spellEnd"/>
-      <w:r>
-        <w:t xml:space="preserve">, Formula E, IndyCar, World </w:t>
-      </w:r>
-      <w:proofErr w:type="spellStart"/>
-      <w:r>
-        <w:t>Endurance</w:t>
-      </w:r>
-      <w:proofErr w:type="spellEnd"/>
-      <w:r>
-        <w:t xml:space="preserve"> </w:t>
-      </w:r>
-      <w:proofErr w:type="spellStart"/>
-      <w:r>
-        <w:t>Championship</w:t>
-      </w:r>
-      <w:proofErr w:type="spellEnd"/>
-      <w:r>
-        <w:t xml:space="preserve"> (WEC), World Rally </w:t>
-      </w:r>
-      <w:proofErr w:type="spellStart"/>
-      <w:r>
-        <w:t>Championship</w:t>
-      </w:r>
-      <w:proofErr w:type="spellEnd"/>
-      <w:r>
-        <w:t xml:space="preserve"> (WRC), </w:t>
-      </w:r>
-      <w:proofErr w:type="spellStart"/>
-      <w:r>
-        <w:t>Nascar</w:t>
-      </w:r>
-      <w:proofErr w:type="spellEnd"/>
-      <w:r>
-        <w:t>, MotoGP, Moto2 e Moto3.</w:t>
+        <w:t>As categorias disponíveis do projeto são: Formula 1, Formula 2, Formula 3, Formula 4, F1 Academy, Formula E, IndyCar, World Endurance Championship (WEC), World Rally Championship (WRC), Nascar, MotoGP, Moto2 e Moto3.</w:t>
       </w:r>
     </w:p>
     <w:p/>
@@ -3539,7 +3279,7 @@
       <w:pPr>
         <w:pStyle w:val="Ttulo1"/>
       </w:pPr>
-      <w:bookmarkStart w:id="1" w:name="_Toc229496961"/>
+      <w:bookmarkStart w:id="1" w:name="_Toc229580197"/>
       <w:r>
         <w:t>2</w:t>
       </w:r>
@@ -3552,7 +3292,7 @@
       <w:pPr>
         <w:pStyle w:val="Ttulo2"/>
       </w:pPr>
-      <w:bookmarkStart w:id="2" w:name="_Toc229496962"/>
+      <w:bookmarkStart w:id="2" w:name="_Toc229580198"/>
       <w:r>
         <w:t>2</w:t>
       </w:r>
@@ -3569,17 +3309,17 @@
         <w:t>Desenvolver um blog, com o assunto de automobilismo</w:t>
       </w:r>
       <w:r>
-        <w:t xml:space="preserve"> e motovelocidade</w:t>
-      </w:r>
-      <w:r>
-        <w:t>, com foco na facilidade ao acesso para o usuário.</w:t>
+        <w:t xml:space="preserve"> e </w:t>
+      </w:r>
+      <w:r>
+        <w:t>motovelocidade.</w:t>
       </w:r>
     </w:p>
     <w:p>
       <w:pPr>
         <w:pStyle w:val="Ttulo2"/>
       </w:pPr>
-      <w:bookmarkStart w:id="3" w:name="_Toc229496963"/>
+      <w:bookmarkStart w:id="3" w:name="_Toc229580199"/>
       <w:r>
         <w:t>2</w:t>
       </w:r>
@@ -3691,7 +3431,7 @@
       <w:pPr>
         <w:pStyle w:val="Ttulo1"/>
       </w:pPr>
-      <w:bookmarkStart w:id="4" w:name="_Toc229496964"/>
+      <w:bookmarkStart w:id="4" w:name="_Toc229580200"/>
       <w:r>
         <w:t>3</w:t>
       </w:r>
@@ -3707,7 +3447,6 @@
     </w:p>
     <w:p>
       <w:r>
-        <w:lastRenderedPageBreak/>
         <w:t>Com esse contexto, o desenvolvimento do blog se justifica pela acessibilidade de juntar informações sobre diversas categorias do esporte a motor.</w:t>
       </w:r>
     </w:p>
@@ -3716,7 +3455,7 @@
       <w:pPr>
         <w:pStyle w:val="Ttulo1"/>
       </w:pPr>
-      <w:bookmarkStart w:id="5" w:name="_Toc229496965"/>
+      <w:bookmarkStart w:id="5" w:name="_Toc229580201"/>
       <w:r>
         <w:t>4 Metodologia</w:t>
       </w:r>
@@ -3730,31 +3469,19 @@
         <w:t>T</w:t>
       </w:r>
       <w:r>
-        <w:t xml:space="preserve">eve início com o levantamento de requisitos funcionais e não funcionais, que fundamentaram as decisões de projeto e garantiram que as necessidades fossem atendidas. Na sequência, realizou-se a modelagem do sistema por meio de diagramas de caso de uso e da elaboração dos modelos conceitual e lógico do banco de dados. A implementação técnica ocorreu no ambiente </w:t>
-      </w:r>
-      <w:proofErr w:type="spellStart"/>
-      <w:r>
-        <w:t>VSCode</w:t>
-      </w:r>
-      <w:proofErr w:type="spellEnd"/>
-      <w:r>
-        <w:t>, integrando front-</w:t>
-      </w:r>
-      <w:proofErr w:type="spellStart"/>
-      <w:r>
-        <w:t>end</w:t>
-      </w:r>
-      <w:proofErr w:type="spellEnd"/>
-      <w:r>
-        <w:t xml:space="preserve">, </w:t>
-      </w:r>
-      <w:proofErr w:type="spellStart"/>
-      <w:r>
-        <w:t>back-end</w:t>
-      </w:r>
-      <w:proofErr w:type="spellEnd"/>
-      <w:r>
-        <w:t xml:space="preserve"> para gestão de sessões e permissões. Por fim, a documentação técnica fo</w:t>
+        <w:t>eve início com o levantamento de requisitos funcionais e não funcionais, que fundamentaram as decisões d</w:t>
+      </w:r>
+      <w:r>
+        <w:t>o</w:t>
+      </w:r>
+      <w:r>
+        <w:t xml:space="preserve"> projeto e garantiram que as necessidades fossem atendidas. Na sequência, realizou-se a modelagem do sistema por meio de diagramas de caso de uso e da elaboração dos modelos conceitual e lógico do banco de dados. A implementação técnica ocorreu no ambiente VSCode</w:t>
+      </w:r>
+      <w:r>
+        <w:t>.</w:t>
+      </w:r>
+      <w:r>
+        <w:t>. Por fim, a documentação técnica fo</w:t>
       </w:r>
       <w:r>
         <w:t>i</w:t>
@@ -3763,13 +3490,11 @@
         <w:t xml:space="preserve"> consolidad</w:t>
       </w:r>
       <w:r>
-        <w:t xml:space="preserve">a nas </w:t>
-      </w:r>
-      <w:proofErr w:type="spellStart"/>
-      <w:r>
-        <w:t>nroma</w:t>
-      </w:r>
-      <w:proofErr w:type="spellEnd"/>
+        <w:t xml:space="preserve">a </w:t>
+      </w:r>
+      <w:r>
+        <w:t>nas normas</w:t>
+      </w:r>
       <w:r>
         <w:t xml:space="preserve"> da ABTN</w:t>
       </w:r>
@@ -3782,7 +3507,7 @@
       <w:pPr>
         <w:pStyle w:val="Ttulo1"/>
       </w:pPr>
-      <w:bookmarkStart w:id="6" w:name="_Toc229496966"/>
+      <w:bookmarkStart w:id="6" w:name="_Toc229580202"/>
       <w:r>
         <w:t>5</w:t>
       </w:r>
@@ -3795,7 +3520,7 @@
       <w:pPr>
         <w:pStyle w:val="Ttulo2"/>
       </w:pPr>
-      <w:bookmarkStart w:id="7" w:name="_Toc229496967"/>
+      <w:bookmarkStart w:id="7" w:name="_Toc229580203"/>
       <w:r>
         <w:t>5</w:t>
       </w:r>
@@ -3889,7 +3614,7 @@
       <w:pPr>
         <w:pStyle w:val="Ttulo2"/>
       </w:pPr>
-      <w:bookmarkStart w:id="8" w:name="_Toc229496968"/>
+      <w:bookmarkStart w:id="8" w:name="_Toc229580204"/>
       <w:r>
         <w:t>5</w:t>
       </w:r>
@@ -3983,9 +3708,8 @@
       <w:pPr>
         <w:pStyle w:val="Ttulo1"/>
       </w:pPr>
-      <w:bookmarkStart w:id="9" w:name="_Toc229496969"/>
-      <w:r>
-        <w:lastRenderedPageBreak/>
+      <w:bookmarkStart w:id="9" w:name="_Toc229580205"/>
+      <w:r>
         <w:t>6</w:t>
       </w:r>
       <w:r>
@@ -4000,7 +3724,7 @@
       <w:pPr>
         <w:pStyle w:val="Ttulo2"/>
       </w:pPr>
-      <w:bookmarkStart w:id="10" w:name="_Toc229496970"/>
+      <w:bookmarkStart w:id="10" w:name="_Toc229580206"/>
       <w:r>
         <w:t>6</w:t>
       </w:r>
@@ -4038,9 +3762,9 @@
           <w:noProof/>
         </w:rPr>
         <w:drawing>
-          <wp:inline distT="0" distB="0" distL="0" distR="0" wp14:anchorId="4F7834FE" wp14:editId="19AF5ED7">
-            <wp:extent cx="4229100" cy="4429125"/>
-            <wp:effectExtent l="0" t="0" r="0" b="9525"/>
+          <wp:inline distT="0" distB="0" distL="0" distR="0" wp14:anchorId="4F7834FE" wp14:editId="15E71513">
+            <wp:extent cx="3904196" cy="4429762"/>
+            <wp:effectExtent l="0" t="0" r="1270" b="8890"/>
             <wp:docPr id="12" name="image5.png"/>
             <wp:cNvGraphicFramePr/>
             <a:graphic xmlns:a="http://schemas.openxmlformats.org/drawingml/2006/main">
@@ -4051,7 +3775,7 @@
                     <pic:cNvPicPr preferRelativeResize="0"/>
                   </pic:nvPicPr>
                   <pic:blipFill>
-                    <a:blip r:embed="rId12">
+                    <a:blip r:embed="rId14">
                       <a:extLst>
                         <a:ext uri="{28A0092B-C50C-407E-A947-70E740481C1C}">
                           <a14:useLocalDpi xmlns:a14="http://schemas.microsoft.com/office/drawing/2010/main" val="0"/>
@@ -4065,7 +3789,7 @@
                   <pic:spPr>
                     <a:xfrm>
                       <a:off x="0" y="0"/>
-                      <a:ext cx="4229708" cy="4429762"/>
+                      <a:ext cx="3904196" cy="4429762"/>
                     </a:xfrm>
                     <a:prstGeom prst="rect">
                       <a:avLst/>
@@ -4083,7 +3807,7 @@
       <w:pPr>
         <w:pStyle w:val="Legenda"/>
       </w:pPr>
-      <w:bookmarkStart w:id="11" w:name="_Toc229055606"/>
+      <w:bookmarkStart w:id="11" w:name="_Toc229580185"/>
       <w:r>
         <w:t xml:space="preserve">Figura </w:t>
       </w:r>
@@ -4144,7 +3868,7 @@
       <w:pPr>
         <w:pStyle w:val="Ttulo1"/>
       </w:pPr>
-      <w:bookmarkStart w:id="12" w:name="_Toc229496971"/>
+      <w:bookmarkStart w:id="12" w:name="_Toc229580207"/>
       <w:r>
         <w:t>7</w:t>
       </w:r>
@@ -4172,7 +3896,7 @@
       <w:pPr>
         <w:pStyle w:val="Ttulo2"/>
       </w:pPr>
-      <w:bookmarkStart w:id="13" w:name="_Toc229496972"/>
+      <w:bookmarkStart w:id="13" w:name="_Toc229580208"/>
       <w:r>
         <w:t>7</w:t>
       </w:r>
@@ -4192,22 +3916,15 @@
         <w:t xml:space="preserve">O modelo conceitual representa a estrutura </w:t>
       </w:r>
       <w:r>
-        <w:t>lógica</w:t>
-      </w:r>
-      <w:r>
-        <w:t xml:space="preserve">, evidenciando as entidades e seus relacionamentos. O sistema é composto por quatro entidades principais: Perfis, responsável por definir os níveis de acesso; </w:t>
-      </w:r>
-      <w:proofErr w:type="spellStart"/>
-      <w:r>
-        <w:t>Usuarios</w:t>
-      </w:r>
-      <w:proofErr w:type="spellEnd"/>
-      <w:r>
-        <w:t>, que armazena os dados cadastrais e de autenticação; Noticias, que representa as publicações realizadas; e Categorias, que organiza os conteúdos por tema.</w:t>
-      </w:r>
-    </w:p>
-    <w:p>
-      <w:r>
+        <w:t>do banco</w:t>
+      </w:r>
+      <w:r>
+        <w:t>, evidenciando as entidades e seus relacionamentos. O sistema é composto por quatro entidades principais: Perfis, responsável por definir os níveis de acesso; Usuarios, que armazena os dados cadastrais e de autenticação; Noticias, que representa as publicações realizadas; e Categorias, que organiza os conteúdos por tema.</w:t>
+      </w:r>
+    </w:p>
+    <w:p>
+      <w:r>
+        <w:lastRenderedPageBreak/>
         <w:t>Os relacionamentos estabelecem as regras de negócio do sistema: cada usuário deve possuir exatamente um perfil, enquanto um perfil pode estar associado a múltiplos usuários; um usuário pode publicar várias notícias, sendo que cada notícia possui um único autor; e cada notícia está vinculada a uma única categoria, enquanto uma categoria pode agrupar diversas notícias.</w:t>
       </w:r>
     </w:p>
@@ -4238,7 +3955,7 @@
                     <pic:cNvPicPr preferRelativeResize="0"/>
                   </pic:nvPicPr>
                   <pic:blipFill>
-                    <a:blip r:embed="rId13" cstate="print">
+                    <a:blip r:embed="rId15" cstate="print">
                       <a:extLst>
                         <a:ext uri="{28A0092B-C50C-407E-A947-70E740481C1C}">
                           <a14:useLocalDpi xmlns:a14="http://schemas.microsoft.com/office/drawing/2010/main" val="0"/>
@@ -4270,7 +3987,7 @@
       <w:pPr>
         <w:pStyle w:val="Legenda"/>
       </w:pPr>
-      <w:bookmarkStart w:id="14" w:name="_Toc229055607"/>
+      <w:bookmarkStart w:id="14" w:name="_Toc229580186"/>
       <w:r>
         <w:t xml:space="preserve">Figura </w:t>
       </w:r>
@@ -4331,7 +4048,7 @@
       <w:pPr>
         <w:pStyle w:val="Ttulo2"/>
       </w:pPr>
-      <w:bookmarkStart w:id="15" w:name="_Toc229496973"/>
+      <w:bookmarkStart w:id="15" w:name="_Toc229580209"/>
       <w:r>
         <w:t>7</w:t>
       </w:r>
@@ -4357,73 +4074,13 @@
         <w:t>s</w:t>
       </w:r>
       <w:r>
-        <w:t xml:space="preserve">: Perfis, </w:t>
-      </w:r>
-      <w:proofErr w:type="spellStart"/>
-      <w:r>
-        <w:t>Usuarios</w:t>
-      </w:r>
-      <w:proofErr w:type="spellEnd"/>
-      <w:r>
-        <w:t xml:space="preserve">, </w:t>
-      </w:r>
-      <w:proofErr w:type="spellStart"/>
-      <w:r>
-        <w:t>Noticias</w:t>
-      </w:r>
-      <w:proofErr w:type="spellEnd"/>
-      <w:r>
-        <w:t xml:space="preserve"> e Categorias. Cada tabela possui sua respectiva chave primária para identificação única dos registros e os relacionamentos são implementados através de chaves </w:t>
-      </w:r>
-      <w:r>
-        <w:lastRenderedPageBreak/>
-        <w:t xml:space="preserve">estrangeiras que garantem a integridade dos dados. A tabela </w:t>
-      </w:r>
-      <w:proofErr w:type="spellStart"/>
-      <w:r>
-        <w:t>Usuarios</w:t>
-      </w:r>
-      <w:proofErr w:type="spellEnd"/>
-      <w:r>
-        <w:t xml:space="preserve"> </w:t>
+        <w:t xml:space="preserve">: Perfis, Usuarios, Noticias e Categorias. Cada tabela possui sua respectiva chave primária para identificação única dos registros e os relacionamentos são implementados através de chaves estrangeiras que garantem a integridade dos dados. A tabela Usuarios </w:t>
       </w:r>
       <w:r>
         <w:t>referência</w:t>
       </w:r>
       <w:r>
-        <w:t xml:space="preserve"> a tabela Perfis através da chave estrangeira, enquanto os campos de login (</w:t>
-      </w:r>
-      <w:proofErr w:type="spellStart"/>
-      <w:r>
-        <w:t>user</w:t>
-      </w:r>
-      <w:proofErr w:type="spellEnd"/>
-      <w:r>
-        <w:t xml:space="preserve">, </w:t>
-      </w:r>
-      <w:proofErr w:type="spellStart"/>
-      <w:r>
-        <w:t>email</w:t>
-      </w:r>
-      <w:proofErr w:type="spellEnd"/>
-      <w:r>
-        <w:t xml:space="preserve"> e </w:t>
-      </w:r>
-      <w:proofErr w:type="spellStart"/>
-      <w:r>
-        <w:t>cpf</w:t>
-      </w:r>
-      <w:proofErr w:type="spellEnd"/>
-      <w:r>
-        <w:t xml:space="preserve">) possuem restrição UNIQUE para evitar duplicidades. A tabela </w:t>
-      </w:r>
-      <w:proofErr w:type="spellStart"/>
-      <w:r>
-        <w:t>Noticias</w:t>
-      </w:r>
-      <w:proofErr w:type="spellEnd"/>
-      <w:r>
-        <w:t xml:space="preserve">, possui duas chaves estrangeiras: </w:t>
+        <w:t xml:space="preserve"> a tabela Perfis através da chave estrangeira, enquanto os campos de login (user, email e cpf) possuem restrição UNIQUE para evitar duplicidades. A tabela Noticias, possui duas chaves estrangeiras: </w:t>
       </w:r>
       <w:r>
         <w:t>uma</w:t>
@@ -4451,6 +4108,7 @@
         <w:rPr>
           <w:noProof/>
         </w:rPr>
+        <w:lastRenderedPageBreak/>
         <w:drawing>
           <wp:inline distT="0" distB="0" distL="0" distR="0" wp14:anchorId="231EB0AD" wp14:editId="639947BF">
             <wp:extent cx="5400000" cy="3783600"/>
@@ -4467,7 +4125,7 @@
                     <pic:cNvPicPr preferRelativeResize="0"/>
                   </pic:nvPicPr>
                   <pic:blipFill>
-                    <a:blip r:embed="rId14">
+                    <a:blip r:embed="rId16">
                       <a:extLst>
                         <a:ext uri="{28A0092B-C50C-407E-A947-70E740481C1C}">
                           <a14:useLocalDpi xmlns:a14="http://schemas.microsoft.com/office/drawing/2010/main" val="0"/>
@@ -4499,7 +4157,7 @@
       <w:pPr>
         <w:pStyle w:val="Legenda"/>
       </w:pPr>
-      <w:bookmarkStart w:id="16" w:name="_Toc229055608"/>
+      <w:bookmarkStart w:id="16" w:name="_Toc229580187"/>
       <w:r>
         <w:t xml:space="preserve">Figura </w:t>
       </w:r>
@@ -4560,7 +4218,7 @@
       <w:pPr>
         <w:pStyle w:val="Ttulo1"/>
       </w:pPr>
-      <w:bookmarkStart w:id="17" w:name="_Toc229496974"/>
+      <w:bookmarkStart w:id="17" w:name="_Toc229580210"/>
       <w:r>
         <w:t>8</w:t>
       </w:r>
@@ -4588,7 +4246,7 @@
       <w:pPr>
         <w:pStyle w:val="Ttulo2"/>
       </w:pPr>
-      <w:bookmarkStart w:id="18" w:name="_Toc229496975"/>
+      <w:bookmarkStart w:id="18" w:name="_Toc229580211"/>
       <w:r>
         <w:t>8</w:t>
       </w:r>
@@ -4605,11 +4263,7 @@
         <w:t xml:space="preserve">possui </w:t>
       </w:r>
       <w:r>
-        <w:t xml:space="preserve">a interface principal do sistema. Sua estrutura inclui um carrossel de imagens em destaque, seguido pela listagem das dez publicações mais recentes. A navegação é facilitada por um cabeçalho fixo com acesso direto às demais seções. Além disso, os botões de ação presentes no carrossel adaptam-se ao estado de autenticação do usuário: usuários autenticados </w:t>
-      </w:r>
-      <w:r>
-        <w:lastRenderedPageBreak/>
-        <w:t>terão botões direcionados para as seções de notícias, gerenciamento de perfil e publicação; usuários não autenticados terão botões redirecionados para as páginas de login e listagem de notícias.</w:t>
+        <w:t>a interface principal do sistema. Sua estrutura inclui um carrossel de imagens em destaque, seguido pela listagem das dez publicações mais recentes. A navegação é facilitada por um cabeçalho fixo com acesso direto às demais seções. Além disso, os botões de ação presentes no carrossel adaptam-se ao estado de autenticação do usuário: usuários autenticados terão botões direcionados para as seções de notícias, gerenciamento de perfil e publicação; usuários não autenticados terão botões redirecionados para as páginas de login e listagem de notícias.</w:t>
       </w:r>
     </w:p>
     <w:p/>
@@ -4623,6 +4277,7 @@
         <w:rPr>
           <w:noProof/>
         </w:rPr>
+        <w:lastRenderedPageBreak/>
         <w:drawing>
           <wp:inline distT="0" distB="0" distL="0" distR="0" wp14:anchorId="14E01D5F" wp14:editId="1BD3A93E">
             <wp:extent cx="5760085" cy="4044059"/>
@@ -4639,7 +4294,7 @@
                     <pic:cNvPicPr/>
                   </pic:nvPicPr>
                   <pic:blipFill>
-                    <a:blip r:embed="rId15" cstate="print">
+                    <a:blip r:embed="rId17" cstate="print">
                       <a:extLst>
                         <a:ext uri="{28A0092B-C50C-407E-A947-70E740481C1C}">
                           <a14:useLocalDpi xmlns:a14="http://schemas.microsoft.com/office/drawing/2010/main" val="0"/>
@@ -4670,7 +4325,7 @@
       <w:pPr>
         <w:pStyle w:val="Legenda"/>
       </w:pPr>
-      <w:bookmarkStart w:id="19" w:name="_Toc229055609"/>
+      <w:bookmarkStart w:id="19" w:name="_Toc229580188"/>
       <w:r>
         <w:t xml:space="preserve">Figura </w:t>
       </w:r>
@@ -4713,7 +4368,7 @@
       <w:pPr>
         <w:pStyle w:val="Ttulo2"/>
       </w:pPr>
-      <w:bookmarkStart w:id="20" w:name="_Toc229496976"/>
+      <w:bookmarkStart w:id="20" w:name="_Toc229580212"/>
       <w:r>
         <w:t>8</w:t>
       </w:r>
@@ -4782,7 +4437,7 @@
                     <pic:cNvPicPr/>
                   </pic:nvPicPr>
                   <pic:blipFill>
-                    <a:blip r:embed="rId16" cstate="print">
+                    <a:blip r:embed="rId18" cstate="print">
                       <a:extLst>
                         <a:ext uri="{28A0092B-C50C-407E-A947-70E740481C1C}">
                           <a14:useLocalDpi xmlns:a14="http://schemas.microsoft.com/office/drawing/2010/main" val="0"/>
@@ -4813,7 +4468,7 @@
       <w:pPr>
         <w:pStyle w:val="Legenda"/>
       </w:pPr>
-      <w:bookmarkStart w:id="21" w:name="_Toc229055610"/>
+      <w:bookmarkStart w:id="21" w:name="_Toc229580189"/>
       <w:r>
         <w:t xml:space="preserve">Figura </w:t>
       </w:r>
@@ -4879,7 +4534,7 @@
       <w:pPr>
         <w:pStyle w:val="Ttulo2"/>
       </w:pPr>
-      <w:bookmarkStart w:id="22" w:name="_Toc229496977"/>
+      <w:bookmarkStart w:id="22" w:name="_Toc229580213"/>
       <w:r>
         <w:t>8</w:t>
       </w:r>
@@ -4950,7 +4605,7 @@
                     <pic:cNvPicPr/>
                   </pic:nvPicPr>
                   <pic:blipFill>
-                    <a:blip r:embed="rId17" cstate="print">
+                    <a:blip r:embed="rId19" cstate="print">
                       <a:extLst>
                         <a:ext uri="{28A0092B-C50C-407E-A947-70E740481C1C}">
                           <a14:useLocalDpi xmlns:a14="http://schemas.microsoft.com/office/drawing/2010/main" val="0"/>
@@ -4981,7 +4636,7 @@
       <w:pPr>
         <w:pStyle w:val="Legenda"/>
       </w:pPr>
-      <w:bookmarkStart w:id="23" w:name="_Toc229055611"/>
+      <w:bookmarkStart w:id="23" w:name="_Toc229580190"/>
       <w:r>
         <w:t xml:space="preserve">Figura </w:t>
       </w:r>
@@ -5064,7 +4719,7 @@
                     <pic:cNvPicPr/>
                   </pic:nvPicPr>
                   <pic:blipFill>
-                    <a:blip r:embed="rId18" cstate="print">
+                    <a:blip r:embed="rId20" cstate="print">
                       <a:extLst>
                         <a:ext uri="{28A0092B-C50C-407E-A947-70E740481C1C}">
                           <a14:useLocalDpi xmlns:a14="http://schemas.microsoft.com/office/drawing/2010/main" val="0"/>
@@ -5095,7 +4750,7 @@
       <w:pPr>
         <w:pStyle w:val="Legenda"/>
       </w:pPr>
-      <w:bookmarkStart w:id="24" w:name="_Toc229055612"/>
+      <w:bookmarkStart w:id="24" w:name="_Toc229580191"/>
       <w:r>
         <w:t xml:space="preserve">Figura </w:t>
       </w:r>
@@ -5154,7 +4809,7 @@
       <w:pPr>
         <w:pStyle w:val="Ttulo2"/>
       </w:pPr>
-      <w:bookmarkStart w:id="25" w:name="_Toc229496978"/>
+      <w:bookmarkStart w:id="25" w:name="_Toc229580214"/>
       <w:r>
         <w:t>8</w:t>
       </w:r>
@@ -5209,7 +4864,7 @@
                     <pic:cNvPicPr/>
                   </pic:nvPicPr>
                   <pic:blipFill>
-                    <a:blip r:embed="rId19" cstate="print">
+                    <a:blip r:embed="rId21" cstate="print">
                       <a:extLst>
                         <a:ext uri="{28A0092B-C50C-407E-A947-70E740481C1C}">
                           <a14:useLocalDpi xmlns:a14="http://schemas.microsoft.com/office/drawing/2010/main" val="0"/>
@@ -5240,7 +4895,7 @@
       <w:pPr>
         <w:pStyle w:val="Legenda"/>
       </w:pPr>
-      <w:bookmarkStart w:id="26" w:name="_Toc229055613"/>
+      <w:bookmarkStart w:id="26" w:name="_Toc229580192"/>
       <w:r>
         <w:t xml:space="preserve">Figura </w:t>
       </w:r>
@@ -5299,7 +4954,7 @@
       <w:pPr>
         <w:pStyle w:val="Ttulo2"/>
       </w:pPr>
-      <w:bookmarkStart w:id="27" w:name="_Toc229496979"/>
+      <w:bookmarkStart w:id="27" w:name="_Toc229580215"/>
       <w:r>
         <w:lastRenderedPageBreak/>
         <w:t>8</w:t>
@@ -5359,7 +5014,7 @@
                     <pic:cNvPicPr/>
                   </pic:nvPicPr>
                   <pic:blipFill>
-                    <a:blip r:embed="rId20" cstate="print">
+                    <a:blip r:embed="rId22" cstate="print">
                       <a:extLst>
                         <a:ext uri="{28A0092B-C50C-407E-A947-70E740481C1C}">
                           <a14:useLocalDpi xmlns:a14="http://schemas.microsoft.com/office/drawing/2010/main" val="0"/>
@@ -5390,7 +5045,7 @@
       <w:pPr>
         <w:pStyle w:val="Legenda"/>
       </w:pPr>
-      <w:bookmarkStart w:id="28" w:name="_Toc229055614"/>
+      <w:bookmarkStart w:id="28" w:name="_Toc229580193"/>
       <w:r>
         <w:t xml:space="preserve">Figura </w:t>
       </w:r>
@@ -5444,7 +5099,7 @@
       <w:pPr>
         <w:pStyle w:val="Ttulo2"/>
       </w:pPr>
-      <w:bookmarkStart w:id="29" w:name="_Toc229496980"/>
+      <w:bookmarkStart w:id="29" w:name="_Toc229580216"/>
       <w:r>
         <w:t>8</w:t>
       </w:r>
@@ -5479,11 +5134,54 @@
         <w:t xml:space="preserve">históricas </w:t>
       </w:r>
       <w:r>
-        <w:t xml:space="preserve">sobre as categorias abordadas pelo sistema, uma página dedicada </w:t>
-      </w:r>
-      <w:r>
-        <w:lastRenderedPageBreak/>
-        <w:t>a Ayrton Senna e uma seção “Sobre”, contendo informações sobre o projeto e seu desenvolvimento.</w:t>
+        <w:t>sobre as categorias abordadas pelo sistema, uma página dedicada a Ayrton Senna</w:t>
+      </w:r>
+      <w:r>
+        <w:t>.</w:t>
+      </w:r>
+    </w:p>
+    <w:p/>
+    <w:p>
+      <w:pPr>
+        <w:ind w:firstLine="0"/>
+        <w:rPr>
+          <w:sz w:val="20"/>
+          <w:szCs w:val="20"/>
+        </w:rPr>
+      </w:pPr>
+    </w:p>
+    <w:p>
+      <w:pPr>
+        <w:pStyle w:val="Ttulo2"/>
+      </w:pPr>
+      <w:bookmarkStart w:id="30" w:name="_Toc229580217"/>
+      <w:r>
+        <w:t>8</w:t>
+      </w:r>
+      <w:r>
+        <w:t>.7 Admin</w:t>
+      </w:r>
+      <w:bookmarkEnd w:id="30"/>
+    </w:p>
+    <w:p>
+      <w:r>
+        <w:t xml:space="preserve">A página administrativa consiste em um painel de controle. Nela são apresentados </w:t>
+      </w:r>
+      <w:r>
+        <w:t>dados</w:t>
+      </w:r>
+      <w:r>
+        <w:t>, como o total de notícias e a listagem de usuários e categorias.</w:t>
+      </w:r>
+    </w:p>
+    <w:p>
+      <w:r>
+        <w:t>As funcionalidades disponíveis incluem o gerenciamento completo de usuários, permitindo a criação de novas contas, alteração de permissões e a remoção de contas. Durante o cadastro, é atribuída uma senha padrão ao novo usuário, que deverá ser alterada no primeiro acesso. Além disso, o administrador possui a capacidade de redefinir a senha de usuários de volta a senha padrão.</w:t>
+      </w:r>
+    </w:p>
+    <w:p>
+      <w:r>
+        <w:t>O acesso a esta área é restrito a administradores, sendo que acesso por usuários não autorizados são bloqueadas.</w:t>
       </w:r>
     </w:p>
     <w:p/>
@@ -5497,154 +5195,7 @@
         <w:rPr>
           <w:noProof/>
         </w:rPr>
-        <w:drawing>
-          <wp:inline distT="0" distB="0" distL="0" distR="0" wp14:anchorId="6ADE95AA" wp14:editId="30F0D92D">
-            <wp:extent cx="5712480" cy="6477000"/>
-            <wp:effectExtent l="0" t="0" r="2540" b="0"/>
-            <wp:docPr id="23" name="Imagem 23"/>
-            <wp:cNvGraphicFramePr>
-              <a:graphicFrameLocks xmlns:a="http://schemas.openxmlformats.org/drawingml/2006/main" noChangeAspect="1"/>
-            </wp:cNvGraphicFramePr>
-            <a:graphic xmlns:a="http://schemas.openxmlformats.org/drawingml/2006/main">
-              <a:graphicData uri="http://schemas.openxmlformats.org/drawingml/2006/picture">
-                <pic:pic xmlns:pic="http://schemas.openxmlformats.org/drawingml/2006/picture">
-                  <pic:nvPicPr>
-                    <pic:cNvPr id="23" name="Imagem 23"/>
-                    <pic:cNvPicPr/>
-                  </pic:nvPicPr>
-                  <pic:blipFill>
-                    <a:blip r:embed="rId21" cstate="print">
-                      <a:extLst>
-                        <a:ext uri="{28A0092B-C50C-407E-A947-70E740481C1C}">
-                          <a14:useLocalDpi xmlns:a14="http://schemas.microsoft.com/office/drawing/2010/main" val="0"/>
-                        </a:ext>
-                      </a:extLst>
-                    </a:blip>
-                    <a:stretch>
-                      <a:fillRect/>
-                    </a:stretch>
-                  </pic:blipFill>
-                  <pic:spPr>
-                    <a:xfrm>
-                      <a:off x="0" y="0"/>
-                      <a:ext cx="5743176" cy="6511804"/>
-                    </a:xfrm>
-                    <a:prstGeom prst="rect">
-                      <a:avLst/>
-                    </a:prstGeom>
-                  </pic:spPr>
-                </pic:pic>
-              </a:graphicData>
-            </a:graphic>
-          </wp:inline>
-        </w:drawing>
-      </w:r>
-    </w:p>
-    <w:p>
-      <w:pPr>
-        <w:pStyle w:val="Legenda"/>
-      </w:pPr>
-      <w:bookmarkStart w:id="30" w:name="_Toc229055615"/>
-      <w:r>
-        <w:t xml:space="preserve">Figura </w:t>
-      </w:r>
-      <w:r>
-        <w:fldChar w:fldCharType="begin"/>
-      </w:r>
-      <w:r>
-        <w:instrText xml:space="preserve"> SEQ Figura \* ARABIC </w:instrText>
-      </w:r>
-      <w:r>
-        <w:fldChar w:fldCharType="separate"/>
-      </w:r>
-      <w:r>
-        <w:rPr>
-          <w:noProof/>
-        </w:rPr>
-        <w:t>10</w:t>
-      </w:r>
-      <w:r>
-        <w:rPr>
-          <w:noProof/>
-        </w:rPr>
-        <w:fldChar w:fldCharType="end"/>
-      </w:r>
-      <w:r>
-        <w:t xml:space="preserve"> - Sobre</w:t>
-      </w:r>
-      <w:bookmarkEnd w:id="30"/>
-    </w:p>
-    <w:p>
-      <w:pPr>
-        <w:jc w:val="center"/>
-        <w:rPr>
-          <w:sz w:val="20"/>
-          <w:szCs w:val="20"/>
-        </w:rPr>
-      </w:pPr>
-      <w:r>
-        <w:rPr>
-          <w:sz w:val="20"/>
-          <w:szCs w:val="20"/>
-        </w:rPr>
-        <w:t>Fonte: Autor</w:t>
-      </w:r>
-    </w:p>
-    <w:p>
-      <w:pPr>
-        <w:jc w:val="center"/>
-        <w:rPr>
-          <w:sz w:val="20"/>
-          <w:szCs w:val="20"/>
-        </w:rPr>
-      </w:pPr>
-    </w:p>
-    <w:p>
-      <w:pPr>
-        <w:pStyle w:val="Ttulo2"/>
-      </w:pPr>
-      <w:bookmarkStart w:id="31" w:name="_Toc229496981"/>
-      <w:r>
-        <w:t>8</w:t>
-      </w:r>
-      <w:r>
-        <w:t>.7 Admin</w:t>
-      </w:r>
-      <w:bookmarkEnd w:id="31"/>
-    </w:p>
-    <w:p>
-      <w:r>
-        <w:t xml:space="preserve">A página administrativa consiste em um painel de controle. Nela são apresentados </w:t>
-      </w:r>
-      <w:r>
-        <w:t>dados</w:t>
-      </w:r>
-      <w:r>
-        <w:t>, como o total de notícias e a listagem de usuários e categorias.</w:t>
-      </w:r>
-    </w:p>
-    <w:p>
-      <w:r>
         <w:lastRenderedPageBreak/>
-        <w:t>As funcionalidades disponíveis incluem o gerenciamento completo de usuários, permitindo a criação de novas contas, alteração de permissões e a remoção de contas. Durante o cadastro, é atribuída uma senha padrão ao novo usuário, que deverá ser alterada no primeiro acesso. Além disso, o administrador possui a capacidade de redefinir a senha de usuários de volta a senha padrão.</w:t>
-      </w:r>
-    </w:p>
-    <w:p>
-      <w:r>
-        <w:t>O acesso a esta área é restrito a administradores, sendo que acesso por usuários não autorizados são bloqueadas.</w:t>
-      </w:r>
-    </w:p>
-    <w:p/>
-    <w:p>
-      <w:pPr>
-        <w:keepNext/>
-        <w:ind w:firstLine="0"/>
-        <w:jc w:val="center"/>
-      </w:pPr>
-      <w:r>
-        <w:rPr>
-          <w:noProof/>
-        </w:rPr>
         <w:drawing>
           <wp:inline distT="0" distB="0" distL="0" distR="0" wp14:anchorId="0C6778DA" wp14:editId="411A5B65">
             <wp:extent cx="4892400" cy="5230800"/>
@@ -5661,7 +5212,7 @@
                     <pic:cNvPicPr/>
                   </pic:nvPicPr>
                   <pic:blipFill>
-                    <a:blip r:embed="rId22" cstate="print">
+                    <a:blip r:embed="rId23" cstate="print">
                       <a:extLst>
                         <a:ext uri="{28A0092B-C50C-407E-A947-70E740481C1C}">
                           <a14:useLocalDpi xmlns:a14="http://schemas.microsoft.com/office/drawing/2010/main" val="0"/>
@@ -5692,7 +5243,7 @@
       <w:pPr>
         <w:pStyle w:val="Legenda"/>
       </w:pPr>
-      <w:bookmarkStart w:id="32" w:name="_Toc229055616"/>
+      <w:bookmarkStart w:id="31" w:name="_Toc229580194"/>
       <w:r>
         <w:t xml:space="preserve">Figura </w:t>
       </w:r>
@@ -5709,7 +5260,7 @@
         <w:rPr>
           <w:noProof/>
         </w:rPr>
-        <w:t>11</w:t>
+        <w:t>10</w:t>
       </w:r>
       <w:r>
         <w:rPr>
@@ -5720,7 +5271,7 @@
       <w:r>
         <w:t xml:space="preserve"> - Admin</w:t>
       </w:r>
-      <w:bookmarkEnd w:id="32"/>
+      <w:bookmarkEnd w:id="31"/>
     </w:p>
     <w:p>
       <w:pPr>
@@ -5751,7 +5302,7 @@
       <w:pPr>
         <w:pStyle w:val="Ttulo2"/>
       </w:pPr>
-      <w:bookmarkStart w:id="33" w:name="_Toc229496982"/>
+      <w:bookmarkStart w:id="32" w:name="_Toc229580218"/>
       <w:r>
         <w:t>8</w:t>
       </w:r>
@@ -5761,15 +5312,11 @@
       <w:r>
         <w:t>Acesso Restrito</w:t>
       </w:r>
-      <w:bookmarkEnd w:id="33"/>
-    </w:p>
-    <w:p>
-      <w:r>
-        <w:t xml:space="preserve">A página de Acesso Restrito funciona como um mecanismo de tratamento de exceções. Ela é exibida automaticamente sempre que um usuário tenta acessar </w:t>
-      </w:r>
-      <w:r>
-        <w:lastRenderedPageBreak/>
-        <w:t>funcionalidades que exigem autenticação prévia (como a publicação de notícias) ou privilégios administrativos, sem possuir as credenciais ou o perfil adequado. A interface comunica claramente a restrição e oferece opções para realizar login ou retornar à página inicial.</w:t>
+      <w:bookmarkEnd w:id="32"/>
+    </w:p>
+    <w:p>
+      <w:r>
+        <w:t>A página de Acesso Restrito funciona como um mecanismo de tratamento de exceções. Ela é exibida automaticamente sempre que um usuário tenta acessar funcionalidades que exigem autenticação prévia (como a publicação de notícias) ou privilégios administrativos, sem possuir as credenciais ou o perfil adequado. A interface comunica claramente a restrição e oferece opções para realizar login ou retornar à página inicial.</w:t>
       </w:r>
     </w:p>
     <w:p/>
@@ -5783,6 +5330,7 @@
         <w:rPr>
           <w:noProof/>
         </w:rPr>
+        <w:lastRenderedPageBreak/>
         <w:drawing>
           <wp:inline distT="0" distB="0" distL="0" distR="0" wp14:anchorId="45999D97" wp14:editId="3E114DD2">
             <wp:extent cx="5760085" cy="3843020"/>
@@ -5796,147 +5344,6 @@
                 <pic:pic xmlns:pic="http://schemas.openxmlformats.org/drawingml/2006/picture">
                   <pic:nvPicPr>
                     <pic:cNvPr id="26" name="Imagem 26"/>
-                    <pic:cNvPicPr/>
-                  </pic:nvPicPr>
-                  <pic:blipFill>
-                    <a:blip r:embed="rId23" cstate="print">
-                      <a:extLst>
-                        <a:ext uri="{28A0092B-C50C-407E-A947-70E740481C1C}">
-                          <a14:useLocalDpi xmlns:a14="http://schemas.microsoft.com/office/drawing/2010/main" val="0"/>
-                        </a:ext>
-                      </a:extLst>
-                    </a:blip>
-                    <a:stretch>
-                      <a:fillRect/>
-                    </a:stretch>
-                  </pic:blipFill>
-                  <pic:spPr>
-                    <a:xfrm>
-                      <a:off x="0" y="0"/>
-                      <a:ext cx="5760085" cy="3843020"/>
-                    </a:xfrm>
-                    <a:prstGeom prst="rect">
-                      <a:avLst/>
-                    </a:prstGeom>
-                  </pic:spPr>
-                </pic:pic>
-              </a:graphicData>
-            </a:graphic>
-          </wp:inline>
-        </w:drawing>
-      </w:r>
-    </w:p>
-    <w:p>
-      <w:pPr>
-        <w:pStyle w:val="Legenda"/>
-      </w:pPr>
-      <w:bookmarkStart w:id="34" w:name="_Toc229055617"/>
-      <w:r>
-        <w:t xml:space="preserve">Figura </w:t>
-      </w:r>
-      <w:r>
-        <w:fldChar w:fldCharType="begin"/>
-      </w:r>
-      <w:r>
-        <w:instrText xml:space="preserve"> SEQ Figura \* ARABIC </w:instrText>
-      </w:r>
-      <w:r>
-        <w:fldChar w:fldCharType="separate"/>
-      </w:r>
-      <w:r>
-        <w:rPr>
-          <w:noProof/>
-        </w:rPr>
-        <w:t>12</w:t>
-      </w:r>
-      <w:r>
-        <w:rPr>
-          <w:noProof/>
-        </w:rPr>
-        <w:fldChar w:fldCharType="end"/>
-      </w:r>
-      <w:r>
-        <w:t xml:space="preserve"> – Acesso Restrito</w:t>
-      </w:r>
-      <w:bookmarkEnd w:id="34"/>
-    </w:p>
-    <w:p>
-      <w:pPr>
-        <w:jc w:val="center"/>
-        <w:rPr>
-          <w:sz w:val="20"/>
-          <w:szCs w:val="20"/>
-        </w:rPr>
-      </w:pPr>
-      <w:r>
-        <w:rPr>
-          <w:sz w:val="20"/>
-          <w:szCs w:val="20"/>
-        </w:rPr>
-        <w:t>Fonte: Autor</w:t>
-      </w:r>
-    </w:p>
-    <w:p>
-      <w:pPr>
-        <w:jc w:val="center"/>
-        <w:rPr>
-          <w:sz w:val="20"/>
-          <w:szCs w:val="20"/>
-        </w:rPr>
-      </w:pPr>
-    </w:p>
-    <w:p>
-      <w:pPr>
-        <w:pStyle w:val="Ttulo2"/>
-      </w:pPr>
-      <w:bookmarkStart w:id="35" w:name="_Toc229496983"/>
-      <w:r>
-        <w:t>8</w:t>
-      </w:r>
-      <w:r>
-        <w:t xml:space="preserve">.9 </w:t>
-      </w:r>
-      <w:r>
-        <w:t>404</w:t>
-      </w:r>
-      <w:bookmarkEnd w:id="35"/>
-    </w:p>
-    <w:p>
-      <w:r>
-        <w:t>A página de Erro 404 (Não Encontrado) é acionada quando o usuário solicita um recurso inexistente, uma rota inválida ou tenta acessar arquivos/diretórios protegidos. Seu objetivo é evitar falhas na navegação, fornecendo uma interface</w:t>
-      </w:r>
-      <w:r>
-        <w:t xml:space="preserve"> </w:t>
-      </w:r>
-      <w:r>
-        <w:t>que informa o ocorrido e redireciona o usuário para áreas funcionais do sistema, preservando a experiência de uso.</w:t>
-      </w:r>
-    </w:p>
-    <w:p/>
-    <w:p/>
-    <w:p>
-      <w:pPr>
-        <w:keepNext/>
-        <w:ind w:firstLine="0"/>
-      </w:pPr>
-      <w:r>
-        <w:rPr>
-          <w:noProof/>
-        </w:rPr>
-        <w:lastRenderedPageBreak/>
-        <w:drawing>
-          <wp:inline distT="0" distB="0" distL="0" distR="0" wp14:anchorId="10759819" wp14:editId="6C9A3500">
-            <wp:extent cx="5760085" cy="3843020"/>
-            <wp:effectExtent l="0" t="0" r="0" b="5080"/>
-            <wp:docPr id="27" name="Imagem 27"/>
-            <wp:cNvGraphicFramePr>
-              <a:graphicFrameLocks xmlns:a="http://schemas.openxmlformats.org/drawingml/2006/main" noChangeAspect="1"/>
-            </wp:cNvGraphicFramePr>
-            <a:graphic xmlns:a="http://schemas.openxmlformats.org/drawingml/2006/main">
-              <a:graphicData uri="http://schemas.openxmlformats.org/drawingml/2006/picture">
-                <pic:pic xmlns:pic="http://schemas.openxmlformats.org/drawingml/2006/picture">
-                  <pic:nvPicPr>
-                    <pic:cNvPr id="27" name="Imagem 27"/>
                     <pic:cNvPicPr/>
                   </pic:nvPicPr>
                   <pic:blipFill>
@@ -5970,9 +5377,8 @@
     <w:p>
       <w:pPr>
         <w:pStyle w:val="Legenda"/>
-        <w:ind w:firstLine="0"/>
-      </w:pPr>
-      <w:bookmarkStart w:id="36" w:name="_Toc229055618"/>
+      </w:pPr>
+      <w:bookmarkStart w:id="33" w:name="_Toc229580195"/>
       <w:r>
         <w:t xml:space="preserve">Figura </w:t>
       </w:r>
@@ -5989,7 +5395,7 @@
         <w:rPr>
           <w:noProof/>
         </w:rPr>
-        <w:t>13</w:t>
+        <w:t>11</w:t>
       </w:r>
       <w:r>
         <w:rPr>
@@ -5998,13 +5404,12 @@
         <w:fldChar w:fldCharType="end"/>
       </w:r>
       <w:r>
-        <w:t xml:space="preserve"> - 404</w:t>
-      </w:r>
-      <w:bookmarkEnd w:id="36"/>
-    </w:p>
-    <w:p>
-      <w:pPr>
-        <w:ind w:firstLine="0"/>
+        <w:t xml:space="preserve"> – Acesso Restrito</w:t>
+      </w:r>
+      <w:bookmarkEnd w:id="33"/>
+    </w:p>
+    <w:p>
+      <w:pPr>
         <w:jc w:val="center"/>
         <w:rPr>
           <w:sz w:val="20"/>
@@ -6019,7 +5424,6 @@
         <w:t>Fonte: Autor</w:t>
       </w:r>
     </w:p>
-    <w:p/>
     <w:p>
       <w:pPr>
         <w:jc w:val="center"/>
@@ -6031,16 +5435,25 @@
     </w:p>
     <w:p>
       <w:pPr>
+        <w:jc w:val="center"/>
+        <w:rPr>
+          <w:sz w:val="20"/>
+          <w:szCs w:val="20"/>
+        </w:rPr>
+      </w:pPr>
+    </w:p>
+    <w:p>
+      <w:pPr>
         <w:pStyle w:val="Ttulo1"/>
       </w:pPr>
-      <w:bookmarkStart w:id="37" w:name="_Toc229496984"/>
+      <w:bookmarkStart w:id="34" w:name="_Toc229580219"/>
       <w:r>
         <w:t>9</w:t>
       </w:r>
       <w:r>
         <w:t xml:space="preserve"> Conclusão</w:t>
       </w:r>
-      <w:bookmarkEnd w:id="37"/>
+      <w:bookmarkEnd w:id="34"/>
     </w:p>
     <w:p>
       <w:r>
@@ -6057,14 +5470,14 @@
       <w:pPr>
         <w:pStyle w:val="Ttulo1"/>
       </w:pPr>
-      <w:bookmarkStart w:id="38" w:name="_Toc229496985"/>
+      <w:bookmarkStart w:id="35" w:name="_Toc229580220"/>
       <w:r>
         <w:t>10</w:t>
       </w:r>
       <w:r>
         <w:t xml:space="preserve"> Referências Bibliográficas</w:t>
       </w:r>
-      <w:bookmarkEnd w:id="38"/>
+      <w:bookmarkEnd w:id="35"/>
     </w:p>
     <w:p>
       <w:r>
@@ -6076,7 +5489,7 @@
       <w:pPr>
         <w:pStyle w:val="Ttulo1"/>
       </w:pPr>
-      <w:bookmarkStart w:id="39" w:name="_Toc229496986"/>
+      <w:bookmarkStart w:id="36" w:name="_Toc229580221"/>
       <w:r>
         <w:t>1</w:t>
       </w:r>
@@ -6086,7 +5499,7 @@
       <w:r>
         <w:t xml:space="preserve"> Tecnologias Usadas</w:t>
       </w:r>
-      <w:bookmarkEnd w:id="39"/>
+      <w:bookmarkEnd w:id="36"/>
     </w:p>
     <w:p>
       <w:pPr>
@@ -6096,16 +5509,11 @@
       <w:r>
         <w:t xml:space="preserve">Aplicativo </w:t>
       </w:r>
-      <w:proofErr w:type="spellStart"/>
       <w:r>
         <w:t>B</w:t>
       </w:r>
       <w:r>
-        <w:t>RModelo</w:t>
-      </w:r>
-      <w:proofErr w:type="spellEnd"/>
-      <w:r>
-        <w:t>, disponível em:</w:t>
+        <w:t>RModelo, disponível em:</w:t>
       </w:r>
     </w:p>
     <w:p>
@@ -6134,8 +5542,8 @@
         <w:spacing w:line="240" w:lineRule="auto"/>
         <w:ind w:firstLine="0"/>
       </w:pPr>
-      <w:bookmarkStart w:id="40" w:name="_heading=h.cz0h9xi4m50b" w:colFirst="0" w:colLast="0"/>
-      <w:bookmarkEnd w:id="40"/>
+      <w:bookmarkStart w:id="37" w:name="_heading=h.cz0h9xi4m50b" w:colFirst="0" w:colLast="0"/>
+      <w:bookmarkEnd w:id="37"/>
     </w:p>
     <w:p>
       <w:pPr>
@@ -6143,15 +5551,7 @@
         <w:jc w:val="left"/>
       </w:pPr>
       <w:r>
-        <w:t xml:space="preserve">Aplicativo </w:t>
-      </w:r>
-      <w:proofErr w:type="spellStart"/>
-      <w:r>
-        <w:t>Astah</w:t>
-      </w:r>
-      <w:proofErr w:type="spellEnd"/>
-      <w:r>
-        <w:t xml:space="preserve"> disponível em:</w:t>
+        <w:t>Aplicativo Astah disponível em:</w:t>
       </w:r>
     </w:p>
     <w:p>
@@ -6189,13 +5589,8 @@
         <w:t>Aplicativo IDE</w:t>
       </w:r>
       <w:r>
-        <w:t xml:space="preserve"> </w:t>
-      </w:r>
-      <w:proofErr w:type="spellStart"/>
-      <w:r>
-        <w:t>VSCode</w:t>
-      </w:r>
-      <w:proofErr w:type="spellEnd"/>
+        <w:t xml:space="preserve"> VSCode</w:t>
+      </w:r>
       <w:r>
         <w:t>, disponível em:</w:t>
       </w:r>
@@ -6312,10 +5707,12 @@
       </w:r>
     </w:p>
     <w:sectPr>
-      <w:footerReference w:type="default" r:id="rId30"/>
+      <w:headerReference w:type="default" r:id="rId30"/>
       <w:pgSz w:w="11906" w:h="16838"/>
       <w:pgMar w:top="1701" w:right="1134" w:bottom="1134" w:left="1701" w:header="709" w:footer="709" w:gutter="0"/>
+      <w:pgNumType w:start="1"/>
       <w:cols w:space="720"/>
+      <w:docGrid w:linePitch="326"/>
     </w:sectPr>
   </w:body>
 </w:document>
@@ -6509,6 +5906,16 @@
 </w:ftr>
 </file>
 
+<file path=word/footer4.xml><?xml version="1.0" encoding="utf-8"?>
+<w:ftr xmlns:wpc="http://schemas.microsoft.com/office/word/2010/wordprocessingCanvas" xmlns:cx="http://schemas.microsoft.com/office/drawing/2014/chartex" xmlns:cx1="http://schemas.microsoft.com/office/drawing/2015/9/8/chartex" xmlns:cx2="http://schemas.microsoft.com/office/drawing/2015/10/21/chartex" xmlns:cx3="http://schemas.microsoft.com/office/drawing/2016/5/9/chartex" xmlns:cx4="http://schemas.microsoft.com/office/drawing/2016/5/10/chartex" xmlns:cx5="http://schemas.microsoft.com/office/drawing/2016/5/11/chartex" xmlns:cx6="http://schemas.microsoft.com/office/drawing/2016/5/12/chartex" xmlns:cx7="http://schemas.microsoft.com/office/drawing/2016/5/13/chartex" xmlns:cx8="http://schemas.microsoft.com/office/drawing/2016/5/14/chartex" xmlns:mc="http://schemas.openxmlformats.org/markup-compatibility/2006" xmlns:aink="http://schemas.microsoft.com/office/drawing/2016/ink" xmlns:am3d="http://schemas.microsoft.com/office/drawing/2017/model3d" xmlns:o="urn:schemas-microsoft-com:office:office" xmlns:r="http://schemas.openxmlformats.org/officeDocument/2006/relationships" xmlns:m="http://schemas.openxmlformats.org/officeDocument/2006/math" xmlns:v="urn:schemas-microsoft-com:vml" xmlns:wp14="http://schemas.microsoft.com/office/word/2010/wordprocessingDrawing" xmlns:wp="http://schemas.openxmlformats.org/drawingml/2006/wordprocessingDrawing" xmlns:w10="urn:schemas-microsoft-com:office:word" xmlns:w="http://schemas.openxmlformats.org/wordprocessingml/2006/main" xmlns:w14="http://schemas.microsoft.com/office/word/2010/wordml" xmlns:w15="http://schemas.microsoft.com/office/word/2012/wordml" xmlns:w16cex="http://schemas.microsoft.com/office/word/2018/wordml/cex" xmlns:w16cid="http://schemas.microsoft.com/office/word/2016/wordml/cid" xmlns:w16="http://schemas.microsoft.com/office/word/2018/wordml" xmlns:w16sdtdh="http://schemas.microsoft.com/office/word/2020/wordml/sdtdatahash" xmlns:w16se="http://schemas.microsoft.com/office/word/2015/wordml/symex" xmlns:wpg="http://schemas.microsoft.com/office/word/2010/wordprocessingGroup" xmlns:wpi="http://schemas.microsoft.com/office/word/2010/wordprocessingInk" xmlns:wne="http://schemas.microsoft.com/office/word/2006/wordml" xmlns:wps="http://schemas.microsoft.com/office/word/2010/wordprocessingShape" mc:Ignorable="w14 w15 w16se w16cid w16 w16cex w16sdtdh wp14">
+  <w:p>
+    <w:pPr>
+      <w:pStyle w:val="Rodap"/>
+    </w:pPr>
+  </w:p>
+</w:ftr>
+</file>
+
 <file path=word/footnotes.xml><?xml version="1.0" encoding="utf-8"?>
 <w:footnotes xmlns:wpc="http://schemas.microsoft.com/office/word/2010/wordprocessingCanvas" xmlns:cx="http://schemas.microsoft.com/office/drawing/2014/chartex" xmlns:cx1="http://schemas.microsoft.com/office/drawing/2015/9/8/chartex" xmlns:cx2="http://schemas.microsoft.com/office/drawing/2015/10/21/chartex" xmlns:cx3="http://schemas.microsoft.com/office/drawing/2016/5/9/chartex" xmlns:cx4="http://schemas.microsoft.com/office/drawing/2016/5/10/chartex" xmlns:cx5="http://schemas.microsoft.com/office/drawing/2016/5/11/chartex" xmlns:cx6="http://schemas.microsoft.com/office/drawing/2016/5/12/chartex" xmlns:cx7="http://schemas.microsoft.com/office/drawing/2016/5/13/chartex" xmlns:cx8="http://schemas.microsoft.com/office/drawing/2016/5/14/chartex" xmlns:mc="http://schemas.openxmlformats.org/markup-compatibility/2006" xmlns:aink="http://schemas.microsoft.com/office/drawing/2016/ink" xmlns:am3d="http://schemas.microsoft.com/office/drawing/2017/model3d" xmlns:o="urn:schemas-microsoft-com:office:office" xmlns:r="http://schemas.openxmlformats.org/officeDocument/2006/relationships" xmlns:m="http://schemas.openxmlformats.org/officeDocument/2006/math" xmlns:v="urn:schemas-microsoft-com:vml" xmlns:wp14="http://schemas.microsoft.com/office/word/2010/wordprocessingDrawing" xmlns:wp="http://schemas.openxmlformats.org/drawingml/2006/wordprocessingDrawing" xmlns:w10="urn:schemas-microsoft-com:office:word" xmlns:w="http://schemas.openxmlformats.org/wordprocessingml/2006/main" xmlns:w14="http://schemas.microsoft.com/office/word/2010/wordml" xmlns:w15="http://schemas.microsoft.com/office/word/2012/wordml" xmlns:w16cex="http://schemas.microsoft.com/office/word/2018/wordml/cex" xmlns:w16cid="http://schemas.microsoft.com/office/word/2016/wordml/cid" xmlns:w16="http://schemas.microsoft.com/office/word/2018/wordml" xmlns:w16sdtdh="http://schemas.microsoft.com/office/word/2020/wordml/sdtdatahash" xmlns:w16se="http://schemas.microsoft.com/office/word/2015/wordml/symex" xmlns:wpg="http://schemas.microsoft.com/office/word/2010/wordprocessingGroup" xmlns:wpi="http://schemas.microsoft.com/office/word/2010/wordprocessingInk" xmlns:wne="http://schemas.microsoft.com/office/word/2006/wordml" xmlns:wps="http://schemas.microsoft.com/office/word/2010/wordprocessingShape" mc:Ignorable="w14 w15 w16se w16cid w16 w16cex w16sdtdh wp14">
   <w:footnote w:type="separator" w:id="-1">
@@ -6532,6 +5939,16 @@
     </w:p>
   </w:footnote>
 </w:footnotes>
+</file>
+
+<file path=word/header1.xml><?xml version="1.0" encoding="utf-8"?>
+<w:hdr xmlns:wpc="http://schemas.microsoft.com/office/word/2010/wordprocessingCanvas" xmlns:cx="http://schemas.microsoft.com/office/drawing/2014/chartex" xmlns:cx1="http://schemas.microsoft.com/office/drawing/2015/9/8/chartex" xmlns:cx2="http://schemas.microsoft.com/office/drawing/2015/10/21/chartex" xmlns:cx3="http://schemas.microsoft.com/office/drawing/2016/5/9/chartex" xmlns:cx4="http://schemas.microsoft.com/office/drawing/2016/5/10/chartex" xmlns:cx5="http://schemas.microsoft.com/office/drawing/2016/5/11/chartex" xmlns:cx6="http://schemas.microsoft.com/office/drawing/2016/5/12/chartex" xmlns:cx7="http://schemas.microsoft.com/office/drawing/2016/5/13/chartex" xmlns:cx8="http://schemas.microsoft.com/office/drawing/2016/5/14/chartex" xmlns:mc="http://schemas.openxmlformats.org/markup-compatibility/2006" xmlns:aink="http://schemas.microsoft.com/office/drawing/2016/ink" xmlns:am3d="http://schemas.microsoft.com/office/drawing/2017/model3d" xmlns:o="urn:schemas-microsoft-com:office:office" xmlns:r="http://schemas.openxmlformats.org/officeDocument/2006/relationships" xmlns:m="http://schemas.openxmlformats.org/officeDocument/2006/math" xmlns:v="urn:schemas-microsoft-com:vml" xmlns:wp14="http://schemas.microsoft.com/office/word/2010/wordprocessingDrawing" xmlns:wp="http://schemas.openxmlformats.org/drawingml/2006/wordprocessingDrawing" xmlns:w10="urn:schemas-microsoft-com:office:word" xmlns:w="http://schemas.openxmlformats.org/wordprocessingml/2006/main" xmlns:w14="http://schemas.microsoft.com/office/word/2010/wordml" xmlns:w15="http://schemas.microsoft.com/office/word/2012/wordml" xmlns:w16cex="http://schemas.microsoft.com/office/word/2018/wordml/cex" xmlns:w16cid="http://schemas.microsoft.com/office/word/2016/wordml/cid" xmlns:w16="http://schemas.microsoft.com/office/word/2018/wordml" xmlns:w16sdtdh="http://schemas.microsoft.com/office/word/2020/wordml/sdtdatahash" xmlns:w16se="http://schemas.microsoft.com/office/word/2015/wordml/symex" xmlns:wpg="http://schemas.microsoft.com/office/word/2010/wordprocessingGroup" xmlns:wpi="http://schemas.microsoft.com/office/word/2010/wordprocessingInk" xmlns:wne="http://schemas.microsoft.com/office/word/2006/wordml" xmlns:wps="http://schemas.microsoft.com/office/word/2010/wordprocessingShape" mc:Ignorable="w14 w15 w16se w16cid w16 w16cex w16sdtdh wp14">
+  <w:p>
+    <w:pPr>
+      <w:pStyle w:val="Cabealho"/>
+    </w:pPr>
+  </w:p>
+</w:hdr>
 </file>
 
 <file path=word/numbering.xml><?xml version="1.0" encoding="utf-8"?>
@@ -9196,6 +8613,14 @@
       <w:shd w:val="clear" w:color="auto" w:fill="E1DFDD"/>
     </w:rPr>
   </w:style>
+  <w:style w:type="character" w:styleId="Nmerodelinha">
+    <w:name w:val="line number"/>
+    <w:basedOn w:val="Fontepargpadro"/>
+    <w:uiPriority w:val="99"/>
+    <w:semiHidden/>
+    <w:unhideWhenUsed/>
+    <w:rsid w:val="005D657F"/>
+  </w:style>
 </w:styles>
 </file>
 
